--- a/Midterm_Exam_Draft.docx
+++ b/Midterm_Exam_Draft.docx
@@ -6,11 +6,15 @@
       <w:pPr>
         <w:spacing w:after="40"/>
         <w:jc w:val="center"/>
+        <w:rPr>
+          <w:color w:val="000000" w:themeColor="text1"/>
+        </w:rPr>
       </w:pPr>
       <w:r>
         <w:rPr>
           <w:b/>
           <w:bCs/>
+          <w:color w:val="000000" w:themeColor="text1"/>
           <w:sz w:val="30"/>
           <w:szCs w:val="30"/>
         </w:rPr>
@@ -21,35 +25,88 @@
       <w:pPr>
         <w:spacing w:after="200"/>
         <w:jc w:val="center"/>
-      </w:pPr>
-      <w:r>
-        <w:rPr>
+        <w:rPr>
+          <w:color w:val="000000" w:themeColor="text1"/>
+        </w:rPr>
+      </w:pPr>
+      <w:r>
+        <w:rPr>
+          <w:color w:val="000000" w:themeColor="text1"/>
           <w:sz w:val="24"/>
           <w:szCs w:val="24"/>
         </w:rPr>
-        <w:t>Midterm Exam  |  Tuesday, October 27, 2026  |  100 points</w:t>
+        <w:t xml:space="preserve">Midterm </w:t>
+      </w:r>
+      <w:proofErr w:type="gramStart"/>
+      <w:r>
+        <w:rPr>
+          <w:color w:val="000000" w:themeColor="text1"/>
+          <w:sz w:val="24"/>
+          <w:szCs w:val="24"/>
+        </w:rPr>
+        <w:t>Exam  |</w:t>
+      </w:r>
+      <w:proofErr w:type="gramEnd"/>
+      <w:r>
+        <w:rPr>
+          <w:color w:val="000000" w:themeColor="text1"/>
+          <w:sz w:val="24"/>
+          <w:szCs w:val="24"/>
+        </w:rPr>
+        <w:t xml:space="preserve">  Tuesday, October 27, </w:t>
+      </w:r>
+      <w:proofErr w:type="gramStart"/>
+      <w:r>
+        <w:rPr>
+          <w:color w:val="000000" w:themeColor="text1"/>
+          <w:sz w:val="24"/>
+          <w:szCs w:val="24"/>
+        </w:rPr>
+        <w:t>2026  |</w:t>
+      </w:r>
+      <w:proofErr w:type="gramEnd"/>
+      <w:r>
+        <w:rPr>
+          <w:color w:val="000000" w:themeColor="text1"/>
+          <w:sz w:val="24"/>
+          <w:szCs w:val="24"/>
+        </w:rPr>
+        <w:t xml:space="preserve">  100 points</w:t>
       </w:r>
     </w:p>
     <w:p>
       <w:pPr>
         <w:spacing w:after="100"/>
-      </w:pPr>
-      <w:r>
-        <w:t>Name: ______________________________________    ID: ______________________</w:t>
+        <w:rPr>
+          <w:color w:val="000000" w:themeColor="text1"/>
+        </w:rPr>
+      </w:pPr>
+      <w:r>
+        <w:rPr>
+          <w:color w:val="000000" w:themeColor="text1"/>
+        </w:rPr>
+        <w:t xml:space="preserve">Name: ______________________________________    </w:t>
       </w:r>
     </w:p>
     <w:p>
       <w:pPr>
         <w:spacing w:before="120" w:after="100"/>
+        <w:rPr>
+          <w:color w:val="000000" w:themeColor="text1"/>
+        </w:rPr>
       </w:pPr>
       <w:r>
         <w:rPr>
           <w:b/>
           <w:bCs/>
+          <w:color w:val="000000" w:themeColor="text1"/>
         </w:rPr>
         <w:t xml:space="preserve">Instructions. </w:t>
       </w:r>
       <w:r>
+        <w:rPr>
+          <w:color w:val="000000" w:themeColor="text1"/>
+        </w:rPr>
         <w:t>Open notes (handwritten or printed). No laptops, phones, textbook, or internet. Write in complete sentences for short-answer and essay questions. Short answers should take 2-4 sentences. Budget your time: Part A about 10 minutes, Part B about 25, Part C about 20, Part D about 20.</w:t>
       </w:r>
     </w:p>
@@ -57,12 +114,15 @@
       <w:pPr>
         <w:pStyle w:val="Heading1"/>
         <w:spacing w:before="240" w:after="120"/>
+        <w:rPr>
+          <w:color w:val="000000" w:themeColor="text1"/>
+        </w:rPr>
       </w:pPr>
       <w:r>
         <w:rPr>
           <w:b/>
           <w:bCs/>
-          <w:color w:val="1F4E3D"/>
+          <w:color w:val="000000" w:themeColor="text1"/>
           <w:sz w:val="30"/>
           <w:szCs w:val="30"/>
         </w:rPr>
@@ -72,11 +132,15 @@
     <w:p>
       <w:pPr>
         <w:spacing w:after="100"/>
+        <w:rPr>
+          <w:color w:val="000000" w:themeColor="text1"/>
+        </w:rPr>
       </w:pPr>
       <w:r>
         <w:rPr>
           <w:i/>
           <w:iCs/>
+          <w:color w:val="000000" w:themeColor="text1"/>
         </w:rPr>
         <w:t>Circle the best answer or fill in the blank.</w:t>
       </w:r>
@@ -85,36 +149,53 @@
       <w:pPr>
         <w:keepNext/>
         <w:spacing w:after="80"/>
+        <w:rPr>
+          <w:color w:val="000000" w:themeColor="text1"/>
+        </w:rPr>
       </w:pPr>
       <w:r>
         <w:rPr>
           <w:b/>
           <w:bCs/>
+          <w:color w:val="000000" w:themeColor="text1"/>
         </w:rPr>
         <w:t xml:space="preserve">1. </w:t>
       </w:r>
       <w:r>
+        <w:rPr>
+          <w:color w:val="000000" w:themeColor="text1"/>
+        </w:rPr>
         <w:t>True or False: The Austronesian language family stretches from Madagascar to Rapa Nui, and linguists trace it back to Taiwan.</w:t>
       </w:r>
     </w:p>
     <w:p>
       <w:pPr>
         <w:spacing w:after="60"/>
+        <w:rPr>
+          <w:color w:val="000000" w:themeColor="text1"/>
+        </w:rPr>
       </w:pPr>
     </w:p>
     <w:p>
       <w:pPr>
         <w:keepNext/>
         <w:spacing w:after="80"/>
+        <w:rPr>
+          <w:color w:val="000000" w:themeColor="text1"/>
+        </w:rPr>
       </w:pPr>
       <w:r>
         <w:rPr>
           <w:b/>
           <w:bCs/>
+          <w:color w:val="000000" w:themeColor="text1"/>
         </w:rPr>
         <w:t xml:space="preserve">2. </w:t>
       </w:r>
       <w:r>
+        <w:rPr>
+          <w:color w:val="000000" w:themeColor="text1"/>
+        </w:rPr>
         <w:t>Which is the strongest evidence that two languages are related rather than that one borrowed from the other?</w:t>
       </w:r>
     </w:p>
@@ -122,8 +203,14 @@
       <w:pPr>
         <w:spacing w:after="40"/>
         <w:ind w:left="540"/>
-      </w:pPr>
-      <w:r>
+        <w:rPr>
+          <w:color w:val="000000" w:themeColor="text1"/>
+        </w:rPr>
+      </w:pPr>
+      <w:r>
+        <w:rPr>
+          <w:color w:val="000000" w:themeColor="text1"/>
+        </w:rPr>
         <w:t>A.  A few words that sound alike</w:t>
       </w:r>
     </w:p>
@@ -131,8 +218,14 @@
       <w:pPr>
         <w:spacing w:after="40"/>
         <w:ind w:left="540"/>
-      </w:pPr>
-      <w:r>
+        <w:rPr>
+          <w:color w:val="000000" w:themeColor="text1"/>
+        </w:rPr>
+      </w:pPr>
+      <w:r>
+        <w:rPr>
+          <w:color w:val="000000" w:themeColor="text1"/>
+        </w:rPr>
         <w:t>B.  Regular sound correspondences across many basic words</w:t>
       </w:r>
     </w:p>
@@ -140,8 +233,14 @@
       <w:pPr>
         <w:spacing w:after="40"/>
         <w:ind w:left="540"/>
-      </w:pPr>
-      <w:r>
+        <w:rPr>
+          <w:color w:val="000000" w:themeColor="text1"/>
+        </w:rPr>
+      </w:pPr>
+      <w:r>
+        <w:rPr>
+          <w:color w:val="000000" w:themeColor="text1"/>
+        </w:rPr>
         <w:t>C.  Both languages are spoken on neighboring islands</w:t>
       </w:r>
     </w:p>
@@ -149,50 +248,76 @@
       <w:pPr>
         <w:spacing w:after="40"/>
         <w:ind w:left="540"/>
-      </w:pPr>
-      <w:r>
+        <w:rPr>
+          <w:color w:val="000000" w:themeColor="text1"/>
+        </w:rPr>
+      </w:pPr>
+      <w:r>
+        <w:rPr>
+          <w:color w:val="000000" w:themeColor="text1"/>
+        </w:rPr>
         <w:t>D.  Speakers can guess a few words of the other language</w:t>
       </w:r>
     </w:p>
     <w:p>
       <w:pPr>
         <w:spacing w:after="60"/>
+        <w:rPr>
+          <w:color w:val="000000" w:themeColor="text1"/>
+        </w:rPr>
       </w:pPr>
     </w:p>
     <w:p>
       <w:pPr>
         <w:keepNext/>
         <w:spacing w:after="80"/>
+        <w:rPr>
+          <w:color w:val="000000" w:themeColor="text1"/>
+        </w:rPr>
       </w:pPr>
       <w:r>
         <w:rPr>
           <w:b/>
           <w:bCs/>
+          <w:color w:val="000000" w:themeColor="text1"/>
         </w:rPr>
         <w:t xml:space="preserve">3. </w:t>
       </w:r>
       <w:r>
+        <w:rPr>
+          <w:color w:val="000000" w:themeColor="text1"/>
+        </w:rPr>
         <w:t>Languages that share an _____________ (a change not found in other related languages) are grouped together in a subgroup.</w:t>
       </w:r>
     </w:p>
     <w:p>
       <w:pPr>
         <w:spacing w:after="60"/>
+        <w:rPr>
+          <w:color w:val="000000" w:themeColor="text1"/>
+        </w:rPr>
       </w:pPr>
     </w:p>
     <w:p>
       <w:pPr>
         <w:keepNext/>
         <w:spacing w:after="80"/>
+        <w:rPr>
+          <w:color w:val="000000" w:themeColor="text1"/>
+        </w:rPr>
       </w:pPr>
       <w:r>
         <w:rPr>
           <w:b/>
           <w:bCs/>
+          <w:color w:val="000000" w:themeColor="text1"/>
         </w:rPr>
         <w:t xml:space="preserve">4. </w:t>
       </w:r>
       <w:r>
+        <w:rPr>
+          <w:color w:val="000000" w:themeColor="text1"/>
+        </w:rPr>
         <w:t>Many Oceanic languages have two words for "we." The inclusive "we" means:</w:t>
       </w:r>
     </w:p>
@@ -200,8 +325,14 @@
       <w:pPr>
         <w:spacing w:after="40"/>
         <w:ind w:left="540"/>
-      </w:pPr>
-      <w:r>
+        <w:rPr>
+          <w:color w:val="000000" w:themeColor="text1"/>
+        </w:rPr>
+      </w:pPr>
+      <w:r>
+        <w:rPr>
+          <w:color w:val="000000" w:themeColor="text1"/>
+        </w:rPr>
         <w:t>A.  We, including the person being spoken to</w:t>
       </w:r>
     </w:p>
@@ -209,8 +340,14 @@
       <w:pPr>
         <w:spacing w:after="40"/>
         <w:ind w:left="540"/>
-      </w:pPr>
-      <w:r>
+        <w:rPr>
+          <w:color w:val="000000" w:themeColor="text1"/>
+        </w:rPr>
+      </w:pPr>
+      <w:r>
+        <w:rPr>
+          <w:color w:val="000000" w:themeColor="text1"/>
+        </w:rPr>
         <w:t>B.  We, not including the person being spoken to</w:t>
       </w:r>
     </w:p>
@@ -218,8 +355,14 @@
       <w:pPr>
         <w:spacing w:after="40"/>
         <w:ind w:left="540"/>
-      </w:pPr>
-      <w:r>
+        <w:rPr>
+          <w:color w:val="000000" w:themeColor="text1"/>
+        </w:rPr>
+      </w:pPr>
+      <w:r>
+        <w:rPr>
+          <w:color w:val="000000" w:themeColor="text1"/>
+        </w:rPr>
         <w:t>C.  We, meaning exactly two people</w:t>
       </w:r>
     </w:p>
@@ -227,50 +370,76 @@
       <w:pPr>
         <w:spacing w:after="40"/>
         <w:ind w:left="540"/>
-      </w:pPr>
-      <w:r>
+        <w:rPr>
+          <w:color w:val="000000" w:themeColor="text1"/>
+        </w:rPr>
+      </w:pPr>
+      <w:r>
+        <w:rPr>
+          <w:color w:val="000000" w:themeColor="text1"/>
+        </w:rPr>
         <w:t>D.  We, spoken respectfully</w:t>
       </w:r>
     </w:p>
     <w:p>
       <w:pPr>
         <w:spacing w:after="60"/>
+        <w:rPr>
+          <w:color w:val="000000" w:themeColor="text1"/>
+        </w:rPr>
       </w:pPr>
     </w:p>
     <w:p>
       <w:pPr>
         <w:keepNext/>
         <w:spacing w:after="80"/>
+        <w:rPr>
+          <w:color w:val="000000" w:themeColor="text1"/>
+        </w:rPr>
       </w:pPr>
       <w:r>
         <w:rPr>
           <w:b/>
           <w:bCs/>
+          <w:color w:val="000000" w:themeColor="text1"/>
         </w:rPr>
         <w:t xml:space="preserve">5. </w:t>
       </w:r>
       <w:r>
+        <w:rPr>
+          <w:color w:val="000000" w:themeColor="text1"/>
+        </w:rPr>
         <w:t>True or False: "Papuan" names a single language family of related languages in New Guinea.</w:t>
       </w:r>
     </w:p>
     <w:p>
       <w:pPr>
         <w:spacing w:after="60"/>
+        <w:rPr>
+          <w:color w:val="000000" w:themeColor="text1"/>
+        </w:rPr>
       </w:pPr>
     </w:p>
     <w:p>
       <w:pPr>
         <w:keepNext/>
         <w:spacing w:after="80"/>
+        <w:rPr>
+          <w:color w:val="000000" w:themeColor="text1"/>
+        </w:rPr>
       </w:pPr>
       <w:r>
         <w:rPr>
           <w:b/>
           <w:bCs/>
+          <w:color w:val="000000" w:themeColor="text1"/>
         </w:rPr>
         <w:t xml:space="preserve">6. </w:t>
       </w:r>
       <w:r>
+        <w:rPr>
+          <w:color w:val="000000" w:themeColor="text1"/>
+        </w:rPr>
         <w:t>In Lynch's four-way classification of Pacific languages, Bislama belongs to which category?</w:t>
       </w:r>
     </w:p>
@@ -278,8 +447,14 @@
       <w:pPr>
         <w:spacing w:after="40"/>
         <w:ind w:left="540"/>
-      </w:pPr>
-      <w:r>
+        <w:rPr>
+          <w:color w:val="000000" w:themeColor="text1"/>
+        </w:rPr>
+      </w:pPr>
+      <w:r>
+        <w:rPr>
+          <w:color w:val="000000" w:themeColor="text1"/>
+        </w:rPr>
         <w:t>A.  Indigenous</w:t>
       </w:r>
     </w:p>
@@ -287,8 +462,14 @@
       <w:pPr>
         <w:spacing w:after="40"/>
         <w:ind w:left="540"/>
-      </w:pPr>
-      <w:r>
+        <w:rPr>
+          <w:color w:val="000000" w:themeColor="text1"/>
+        </w:rPr>
+      </w:pPr>
+      <w:r>
+        <w:rPr>
+          <w:color w:val="000000" w:themeColor="text1"/>
+        </w:rPr>
         <w:t>B.  Metropolitan</w:t>
       </w:r>
     </w:p>
@@ -296,8 +477,14 @@
       <w:pPr>
         <w:spacing w:after="40"/>
         <w:ind w:left="540"/>
-      </w:pPr>
-      <w:r>
+        <w:rPr>
+          <w:color w:val="000000" w:themeColor="text1"/>
+        </w:rPr>
+      </w:pPr>
+      <w:r>
+        <w:rPr>
+          <w:color w:val="000000" w:themeColor="text1"/>
+        </w:rPr>
         <w:t>C.  Pidgin/Creole</w:t>
       </w:r>
     </w:p>
@@ -305,50 +492,90 @@
       <w:pPr>
         <w:spacing w:after="40"/>
         <w:ind w:left="540"/>
-      </w:pPr>
-      <w:r>
+        <w:rPr>
+          <w:color w:val="000000" w:themeColor="text1"/>
+        </w:rPr>
+      </w:pPr>
+      <w:r>
+        <w:rPr>
+          <w:color w:val="000000" w:themeColor="text1"/>
+        </w:rPr>
         <w:t>D.  Immigrant</w:t>
       </w:r>
     </w:p>
     <w:p>
       <w:pPr>
         <w:spacing w:after="60"/>
+        <w:rPr>
+          <w:color w:val="000000" w:themeColor="text1"/>
+        </w:rPr>
       </w:pPr>
     </w:p>
     <w:p>
       <w:pPr>
         <w:keepNext/>
         <w:spacing w:after="80"/>
+        <w:rPr>
+          <w:color w:val="000000" w:themeColor="text1"/>
+        </w:rPr>
       </w:pPr>
       <w:r>
         <w:rPr>
           <w:b/>
           <w:bCs/>
+          <w:color w:val="000000" w:themeColor="text1"/>
         </w:rPr>
         <w:t xml:space="preserve">7. </w:t>
       </w:r>
       <w:r>
-        <w:t>True or False: Hawaiian k regularly corresponds to t in Samoan, Tongan, and Māori (for example Hawaiian kapu / Samoan tapu).</w:t>
+        <w:rPr>
+          <w:color w:val="000000" w:themeColor="text1"/>
+        </w:rPr>
+        <w:t xml:space="preserve">True or False: Hawaiian k regularly corresponds to t in Samoan, Tongan, and Māori (for example Hawaiian kapu / Samoan </w:t>
+      </w:r>
+      <w:proofErr w:type="spellStart"/>
+      <w:r>
+        <w:rPr>
+          <w:color w:val="000000" w:themeColor="text1"/>
+        </w:rPr>
+        <w:t>tapu</w:t>
+      </w:r>
+      <w:proofErr w:type="spellEnd"/>
+      <w:r>
+        <w:rPr>
+          <w:color w:val="000000" w:themeColor="text1"/>
+        </w:rPr>
+        <w:t>).</w:t>
       </w:r>
     </w:p>
     <w:p>
       <w:pPr>
         <w:spacing w:after="60"/>
+        <w:rPr>
+          <w:color w:val="000000" w:themeColor="text1"/>
+        </w:rPr>
       </w:pPr>
     </w:p>
     <w:p>
       <w:pPr>
         <w:keepNext/>
         <w:spacing w:after="80"/>
+        <w:rPr>
+          <w:color w:val="000000" w:themeColor="text1"/>
+        </w:rPr>
       </w:pPr>
       <w:r>
         <w:rPr>
           <w:b/>
           <w:bCs/>
+          <w:color w:val="000000" w:themeColor="text1"/>
         </w:rPr>
         <w:t xml:space="preserve">8. </w:t>
       </w:r>
       <w:r>
+        <w:rPr>
+          <w:color w:val="000000" w:themeColor="text1"/>
+        </w:rPr>
         <w:t>Which pair of Micronesian languages is NOT Oceanic?</w:t>
       </w:r>
     </w:p>
@@ -356,8 +583,14 @@
       <w:pPr>
         <w:spacing w:after="40"/>
         <w:ind w:left="540"/>
-      </w:pPr>
-      <w:r>
+        <w:rPr>
+          <w:color w:val="000000" w:themeColor="text1"/>
+        </w:rPr>
+      </w:pPr>
+      <w:r>
+        <w:rPr>
+          <w:color w:val="000000" w:themeColor="text1"/>
+        </w:rPr>
         <w:t>A.  Marshallese and Kiribati</w:t>
       </w:r>
     </w:p>
@@ -365,18 +598,44 @@
       <w:pPr>
         <w:spacing w:after="40"/>
         <w:ind w:left="540"/>
-      </w:pPr>
-      <w:r>
+        <w:rPr>
+          <w:color w:val="000000" w:themeColor="text1"/>
+        </w:rPr>
+      </w:pPr>
+      <w:r>
+        <w:rPr>
+          <w:color w:val="000000" w:themeColor="text1"/>
+        </w:rPr>
         <w:lastRenderedPageBreak/>
-        <w:t>B.  Pohnpeian and Chuukese</w:t>
+        <w:t xml:space="preserve">B.  </w:t>
+      </w:r>
+      <w:proofErr w:type="spellStart"/>
+      <w:r>
+        <w:rPr>
+          <w:color w:val="000000" w:themeColor="text1"/>
+        </w:rPr>
+        <w:t>Pohnpeian</w:t>
+      </w:r>
+      <w:proofErr w:type="spellEnd"/>
+      <w:r>
+        <w:rPr>
+          <w:color w:val="000000" w:themeColor="text1"/>
+        </w:rPr>
+        <w:t xml:space="preserve"> and Chuukese</w:t>
       </w:r>
     </w:p>
     <w:p>
       <w:pPr>
         <w:spacing w:after="40"/>
         <w:ind w:left="540"/>
-      </w:pPr>
-      <w:r>
+        <w:rPr>
+          <w:color w:val="000000" w:themeColor="text1"/>
+        </w:rPr>
+      </w:pPr>
+      <w:r>
+        <w:rPr>
+          <w:color w:val="000000" w:themeColor="text1"/>
+        </w:rPr>
         <w:t>C.  Kosraean and Nauruan</w:t>
       </w:r>
     </w:p>
@@ -384,696 +643,968 @@
       <w:pPr>
         <w:spacing w:after="40"/>
         <w:ind w:left="540"/>
-      </w:pPr>
-      <w:r>
+        <w:rPr>
+          <w:color w:val="000000" w:themeColor="text1"/>
+        </w:rPr>
+      </w:pPr>
+      <w:r>
+        <w:rPr>
+          <w:color w:val="000000" w:themeColor="text1"/>
+        </w:rPr>
         <w:t>D.  Chamorro and Palauan</w:t>
       </w:r>
     </w:p>
     <w:p>
       <w:pPr>
         <w:spacing w:after="60"/>
+        <w:rPr>
+          <w:color w:val="000000" w:themeColor="text1"/>
+        </w:rPr>
       </w:pPr>
     </w:p>
     <w:p>
       <w:pPr>
         <w:keepNext/>
         <w:spacing w:after="80"/>
+        <w:rPr>
+          <w:color w:val="000000" w:themeColor="text1"/>
+        </w:rPr>
       </w:pPr>
       <w:r>
         <w:rPr>
           <w:b/>
           <w:bCs/>
+          <w:color w:val="000000" w:themeColor="text1"/>
         </w:rPr>
         <w:t xml:space="preserve">9. </w:t>
       </w:r>
       <w:r>
+        <w:rPr>
+          <w:color w:val="000000" w:themeColor="text1"/>
+        </w:rPr>
         <w:t>A pidgin has no _____________ speakers; when children acquire it from birth, it becomes a creole.</w:t>
       </w:r>
     </w:p>
     <w:p>
       <w:pPr>
         <w:spacing w:after="60"/>
+        <w:rPr>
+          <w:color w:val="000000" w:themeColor="text1"/>
+        </w:rPr>
       </w:pPr>
     </w:p>
     <w:p>
       <w:pPr>
         <w:keepNext/>
         <w:spacing w:after="80"/>
-      </w:pPr>
-      <w:commentRangeStart w:id="0"/>
+        <w:rPr>
+          <w:color w:val="000000" w:themeColor="text1"/>
+        </w:rPr>
+      </w:pPr>
       <w:r>
         <w:rPr>
           <w:b/>
           <w:bCs/>
+          <w:color w:val="000000" w:themeColor="text1"/>
         </w:rPr>
         <w:t xml:space="preserve">10. </w:t>
       </w:r>
       <w:r>
-        <w:t>Hiri Motu, a form of Motu used on trading voyages, shows that:</w:t>
+        <w:rPr>
+          <w:color w:val="000000" w:themeColor="text1"/>
+        </w:rPr>
+        <w:t>Oceanic is a _____________ of the Austronesian language family.</w:t>
+      </w:r>
+    </w:p>
+    <w:p>
+      <w:pPr>
+        <w:spacing w:after="60"/>
+        <w:rPr>
+          <w:color w:val="000000" w:themeColor="text1"/>
+        </w:rPr>
+      </w:pPr>
+    </w:p>
+    <w:p>
+      <w:pPr>
+        <w:keepNext/>
+        <w:spacing w:after="80"/>
+        <w:rPr>
+          <w:color w:val="000000" w:themeColor="text1"/>
+        </w:rPr>
+      </w:pPr>
+      <w:r>
+        <w:rPr>
+          <w:b/>
+          <w:bCs/>
+          <w:color w:val="000000" w:themeColor="text1"/>
+        </w:rPr>
+        <w:t xml:space="preserve">11. </w:t>
+      </w:r>
+      <w:r>
+        <w:rPr>
+          <w:color w:val="000000" w:themeColor="text1"/>
+        </w:rPr>
+        <w:t>True or False: Linguistically, Pidgin in Hawaiʻi is a creole, not a pidgin.</w:t>
+      </w:r>
+    </w:p>
+    <w:p>
+      <w:pPr>
+        <w:spacing w:after="60"/>
+        <w:rPr>
+          <w:color w:val="000000" w:themeColor="text1"/>
+        </w:rPr>
+      </w:pPr>
+    </w:p>
+    <w:p>
+      <w:pPr>
+        <w:keepNext/>
+        <w:spacing w:after="80"/>
+        <w:rPr>
+          <w:color w:val="000000" w:themeColor="text1"/>
+        </w:rPr>
+      </w:pPr>
+      <w:r>
+        <w:rPr>
+          <w:b/>
+          <w:bCs/>
+          <w:color w:val="000000" w:themeColor="text1"/>
+        </w:rPr>
+        <w:t xml:space="preserve">12. </w:t>
+      </w:r>
+      <w:r>
+        <w:rPr>
+          <w:color w:val="000000" w:themeColor="text1"/>
+        </w:rPr>
+        <w:t>The first pidgin to develop on Hawaiʻi's plantations was based mostly on which language?</w:t>
       </w:r>
     </w:p>
     <w:p>
       <w:pPr>
         <w:spacing w:after="40"/>
         <w:ind w:left="540"/>
-      </w:pPr>
-      <w:r>
-        <w:t>A.  Pidgins only arise from European colonization</w:t>
+        <w:rPr>
+          <w:color w:val="000000" w:themeColor="text1"/>
+        </w:rPr>
+      </w:pPr>
+      <w:r>
+        <w:rPr>
+          <w:color w:val="000000" w:themeColor="text1"/>
+        </w:rPr>
+        <w:t>A.  English</w:t>
       </w:r>
     </w:p>
     <w:p>
       <w:pPr>
         <w:spacing w:after="40"/>
         <w:ind w:left="540"/>
-      </w:pPr>
-      <w:r>
-        <w:t>B.  Trading pidgins can develop with no European input</w:t>
+        <w:rPr>
+          <w:color w:val="000000" w:themeColor="text1"/>
+        </w:rPr>
+      </w:pPr>
+      <w:r>
+        <w:rPr>
+          <w:color w:val="000000" w:themeColor="text1"/>
+        </w:rPr>
+        <w:t>B.  Hawaiian</w:t>
       </w:r>
     </w:p>
     <w:p>
       <w:pPr>
         <w:spacing w:after="40"/>
         <w:ind w:left="540"/>
-      </w:pPr>
-      <w:r>
-        <w:t>C.  Pidgins always become creoles</w:t>
+        <w:rPr>
+          <w:color w:val="000000" w:themeColor="text1"/>
+        </w:rPr>
+      </w:pPr>
+      <w:r>
+        <w:rPr>
+          <w:color w:val="000000" w:themeColor="text1"/>
+        </w:rPr>
+        <w:t>C.  Portuguese</w:t>
       </w:r>
     </w:p>
     <w:p>
       <w:pPr>
         <w:spacing w:after="40"/>
         <w:ind w:left="540"/>
-      </w:pPr>
-      <w:r>
-        <w:t>D.  Pidgins are always simpler than creoles in every respect</w:t>
-      </w:r>
-      <w:commentRangeEnd w:id="0"/>
-      <w:r>
-        <w:rPr>
-          <w:rStyle w:val="CommentReference"/>
-          <w:sz w:val="22"/>
-          <w:szCs w:val="22"/>
-        </w:rPr>
-        <w:commentReference w:id="0"/>
+        <w:rPr>
+          <w:color w:val="000000" w:themeColor="text1"/>
+        </w:rPr>
+      </w:pPr>
+      <w:r>
+        <w:rPr>
+          <w:color w:val="000000" w:themeColor="text1"/>
+        </w:rPr>
+        <w:t>D.  Japanese</w:t>
       </w:r>
     </w:p>
     <w:p>
       <w:pPr>
         <w:spacing w:after="60"/>
-      </w:pPr>
+        <w:rPr>
+          <w:color w:val="000000" w:themeColor="text1"/>
+        </w:rPr>
+      </w:pPr>
+    </w:p>
+    <w:p>
+      <w:pPr>
+        <w:pStyle w:val="Heading1"/>
+        <w:spacing w:before="240" w:after="120"/>
+        <w:rPr>
+          <w:color w:val="000000" w:themeColor="text1"/>
+        </w:rPr>
+      </w:pPr>
+      <w:r>
+        <w:rPr>
+          <w:b/>
+          <w:bCs/>
+          <w:color w:val="000000" w:themeColor="text1"/>
+          <w:sz w:val="30"/>
+          <w:szCs w:val="30"/>
+        </w:rPr>
+        <w:t>Part B. Short Answer (44 points, 4 points each)</w:t>
+      </w:r>
+    </w:p>
+    <w:p>
+      <w:pPr>
+        <w:spacing w:after="100"/>
+        <w:rPr>
+          <w:color w:val="000000" w:themeColor="text1"/>
+        </w:rPr>
+      </w:pPr>
+      <w:r>
+        <w:rPr>
+          <w:i/>
+          <w:iCs/>
+          <w:color w:val="000000" w:themeColor="text1"/>
+        </w:rPr>
+        <w:t>Answer each question in 2-4 sentences.</w:t>
+      </w:r>
     </w:p>
     <w:p>
       <w:pPr>
         <w:keepNext/>
         <w:spacing w:after="80"/>
+        <w:rPr>
+          <w:color w:val="000000" w:themeColor="text1"/>
+        </w:rPr>
       </w:pPr>
       <w:r>
         <w:rPr>
           <w:b/>
           <w:bCs/>
-        </w:rPr>
-        <w:t xml:space="preserve">11. </w:t>
-      </w:r>
-      <w:r>
-        <w:t>True or False: Linguistically, Pidgin in Hawaiʻi (Hawaiʻi Creole English) is a creole, not a pidgin.</w:t>
-      </w:r>
-    </w:p>
-    <w:p>
-      <w:pPr>
-        <w:spacing w:after="60"/>
+          <w:color w:val="000000" w:themeColor="text1"/>
+        </w:rPr>
+        <w:t xml:space="preserve">13. </w:t>
+      </w:r>
+      <w:r>
+        <w:rPr>
+          <w:color w:val="000000" w:themeColor="text1"/>
+        </w:rPr>
+        <w:t>Explain the difference between a cognate and a borrowing. How can regular sound correspondences help you tell them apart?</w:t>
+      </w:r>
+      <w:r>
+        <w:rPr>
+          <w:i/>
+          <w:iCs/>
+          <w:color w:val="000000" w:themeColor="text1"/>
+        </w:rPr>
+        <w:t xml:space="preserve">  (4 pts)</w:t>
+      </w:r>
+    </w:p>
+    <w:p>
+      <w:pPr>
+        <w:spacing w:after="120"/>
+        <w:rPr>
+          <w:color w:val="000000" w:themeColor="text1"/>
+        </w:rPr>
+      </w:pPr>
+    </w:p>
+    <w:p>
+      <w:pPr>
+        <w:spacing w:after="120"/>
+        <w:rPr>
+          <w:color w:val="000000" w:themeColor="text1"/>
+        </w:rPr>
+      </w:pPr>
+    </w:p>
+    <w:p>
+      <w:pPr>
+        <w:spacing w:after="120"/>
+        <w:rPr>
+          <w:color w:val="000000" w:themeColor="text1"/>
+        </w:rPr>
       </w:pPr>
     </w:p>
     <w:p>
       <w:pPr>
         <w:keepNext/>
         <w:spacing w:after="80"/>
+        <w:rPr>
+          <w:color w:val="000000" w:themeColor="text1"/>
+        </w:rPr>
       </w:pPr>
       <w:r>
         <w:rPr>
           <w:b/>
           <w:bCs/>
-        </w:rPr>
-        <w:t xml:space="preserve">12. </w:t>
-      </w:r>
-      <w:r>
-        <w:t>The first pidgin to develop on Hawaiʻi's plantations was based mostly on which language?</w:t>
-      </w:r>
-    </w:p>
-    <w:p>
-      <w:pPr>
-        <w:spacing w:after="40"/>
-        <w:ind w:left="540"/>
-      </w:pPr>
-      <w:r>
-        <w:t>A.  English</w:t>
-      </w:r>
-    </w:p>
-    <w:p>
-      <w:pPr>
-        <w:spacing w:after="40"/>
-        <w:ind w:left="540"/>
-      </w:pPr>
-      <w:r>
-        <w:t>B.  Hawaiian</w:t>
-      </w:r>
-    </w:p>
-    <w:p>
-      <w:pPr>
-        <w:spacing w:after="40"/>
-        <w:ind w:left="540"/>
-      </w:pPr>
-      <w:r>
-        <w:t>C.  Portuguese</w:t>
-      </w:r>
-    </w:p>
-    <w:p>
-      <w:pPr>
-        <w:spacing w:after="40"/>
-        <w:ind w:left="540"/>
-      </w:pPr>
-      <w:r>
-        <w:t>D.  Japanese</w:t>
-      </w:r>
-    </w:p>
-    <w:p>
-      <w:pPr>
-        <w:spacing w:after="60"/>
+          <w:color w:val="000000" w:themeColor="text1"/>
+        </w:rPr>
+        <w:t xml:space="preserve">14. </w:t>
+      </w:r>
+      <w:r>
+        <w:rPr>
+          <w:color w:val="000000" w:themeColor="text1"/>
+        </w:rPr>
+        <w:t>What is a shared innovation, and why is it better evidence for a subgroup than a shared retention (an old feature that several languages simply kept)?</w:t>
+      </w:r>
+      <w:r>
+        <w:rPr>
+          <w:i/>
+          <w:iCs/>
+          <w:color w:val="000000" w:themeColor="text1"/>
+        </w:rPr>
+        <w:t xml:space="preserve">  (4 pts)</w:t>
+      </w:r>
+    </w:p>
+    <w:p>
+      <w:pPr>
+        <w:spacing w:after="120"/>
+        <w:rPr>
+          <w:color w:val="000000" w:themeColor="text1"/>
+        </w:rPr>
+      </w:pPr>
+    </w:p>
+    <w:p>
+      <w:pPr>
+        <w:spacing w:after="120"/>
+        <w:rPr>
+          <w:color w:val="000000" w:themeColor="text1"/>
+        </w:rPr>
+      </w:pPr>
+    </w:p>
+    <w:p>
+      <w:pPr>
+        <w:spacing w:after="120"/>
+        <w:rPr>
+          <w:color w:val="000000" w:themeColor="text1"/>
+        </w:rPr>
+      </w:pPr>
+    </w:p>
+    <w:p>
+      <w:pPr>
+        <w:keepNext/>
+        <w:spacing w:after="80"/>
+        <w:rPr>
+          <w:color w:val="000000" w:themeColor="text1"/>
+        </w:rPr>
+      </w:pPr>
+      <w:r>
+        <w:rPr>
+          <w:b/>
+          <w:bCs/>
+          <w:color w:val="000000" w:themeColor="text1"/>
+        </w:rPr>
+        <w:t xml:space="preserve">15. </w:t>
+      </w:r>
+      <w:r>
+        <w:rPr>
+          <w:color w:val="000000" w:themeColor="text1"/>
+        </w:rPr>
+        <w:t>Name two of the three factors (time, separation, social structure) that help explain why Vanuatu has so many languages and Samoa so few. Explain how each applies.</w:t>
+      </w:r>
+      <w:r>
+        <w:rPr>
+          <w:i/>
+          <w:iCs/>
+          <w:color w:val="000000" w:themeColor="text1"/>
+        </w:rPr>
+        <w:t xml:space="preserve">  (4 pts)</w:t>
+      </w:r>
+    </w:p>
+    <w:p>
+      <w:pPr>
+        <w:spacing w:after="120"/>
+        <w:rPr>
+          <w:color w:val="000000" w:themeColor="text1"/>
+        </w:rPr>
+      </w:pPr>
+    </w:p>
+    <w:p>
+      <w:pPr>
+        <w:spacing w:after="120"/>
+        <w:rPr>
+          <w:color w:val="000000" w:themeColor="text1"/>
+        </w:rPr>
+      </w:pPr>
+    </w:p>
+    <w:p>
+      <w:pPr>
+        <w:spacing w:after="120"/>
+        <w:rPr>
+          <w:color w:val="000000" w:themeColor="text1"/>
+        </w:rPr>
+      </w:pPr>
+    </w:p>
+    <w:p>
+      <w:pPr>
+        <w:keepNext/>
+        <w:spacing w:after="80"/>
+        <w:rPr>
+          <w:color w:val="000000" w:themeColor="text1"/>
+        </w:rPr>
+      </w:pPr>
+      <w:r>
+        <w:rPr>
+          <w:b/>
+          <w:bCs/>
+          <w:color w:val="000000" w:themeColor="text1"/>
+        </w:rPr>
+        <w:t xml:space="preserve">16. </w:t>
+      </w:r>
+      <w:r>
+        <w:rPr>
+          <w:color w:val="000000" w:themeColor="text1"/>
+        </w:rPr>
+        <w:t>Lynch classifies Pacific languages as indigenous, metropolitan, pidgin/creole, or immigrant. Give one example of each from the Pacific.</w:t>
+      </w:r>
+      <w:r>
+        <w:rPr>
+          <w:i/>
+          <w:iCs/>
+          <w:color w:val="000000" w:themeColor="text1"/>
+        </w:rPr>
+        <w:t xml:space="preserve">  (4 pts)</w:t>
+      </w:r>
+    </w:p>
+    <w:p>
+      <w:pPr>
+        <w:spacing w:after="120"/>
+        <w:rPr>
+          <w:color w:val="000000" w:themeColor="text1"/>
+        </w:rPr>
+      </w:pPr>
+    </w:p>
+    <w:p>
+      <w:pPr>
+        <w:spacing w:after="120"/>
+        <w:rPr>
+          <w:color w:val="000000" w:themeColor="text1"/>
+        </w:rPr>
+      </w:pPr>
+    </w:p>
+    <w:p>
+      <w:pPr>
+        <w:spacing w:after="120"/>
+        <w:rPr>
+          <w:color w:val="000000" w:themeColor="text1"/>
+        </w:rPr>
+      </w:pPr>
+    </w:p>
+    <w:p>
+      <w:pPr>
+        <w:keepNext/>
+        <w:spacing w:after="80"/>
+        <w:rPr>
+          <w:color w:val="000000" w:themeColor="text1"/>
+        </w:rPr>
+      </w:pPr>
+      <w:r>
+        <w:rPr>
+          <w:b/>
+          <w:bCs/>
+          <w:color w:val="000000" w:themeColor="text1"/>
+        </w:rPr>
+        <w:lastRenderedPageBreak/>
+        <w:t xml:space="preserve">17. </w:t>
+      </w:r>
+      <w:r>
+        <w:rPr>
+          <w:color w:val="000000" w:themeColor="text1"/>
+        </w:rPr>
+        <w:t>Why do "culture areas" (Micronesia, Polynesia, Melanesia) not line up neatly with language families? Give one example.</w:t>
+      </w:r>
+      <w:r>
+        <w:rPr>
+          <w:i/>
+          <w:iCs/>
+          <w:color w:val="000000" w:themeColor="text1"/>
+        </w:rPr>
+        <w:t xml:space="preserve">  (4 pts)</w:t>
+      </w:r>
+    </w:p>
+    <w:p>
+      <w:pPr>
+        <w:spacing w:after="120"/>
+        <w:rPr>
+          <w:color w:val="000000" w:themeColor="text1"/>
+        </w:rPr>
+      </w:pPr>
+    </w:p>
+    <w:p>
+      <w:pPr>
+        <w:spacing w:after="120"/>
+        <w:rPr>
+          <w:color w:val="000000" w:themeColor="text1"/>
+        </w:rPr>
+      </w:pPr>
+    </w:p>
+    <w:p>
+      <w:pPr>
+        <w:spacing w:after="120"/>
+        <w:rPr>
+          <w:color w:val="000000" w:themeColor="text1"/>
+        </w:rPr>
+      </w:pPr>
+    </w:p>
+    <w:p>
+      <w:pPr>
+        <w:keepNext/>
+        <w:spacing w:after="80"/>
+        <w:rPr>
+          <w:color w:val="000000" w:themeColor="text1"/>
+        </w:rPr>
+      </w:pPr>
+      <w:r>
+        <w:rPr>
+          <w:b/>
+          <w:bCs/>
+          <w:color w:val="000000" w:themeColor="text1"/>
+        </w:rPr>
+        <w:t xml:space="preserve">18. </w:t>
+      </w:r>
+      <w:r>
+        <w:rPr>
+          <w:color w:val="000000" w:themeColor="text1"/>
+        </w:rPr>
+        <w:t xml:space="preserve">Two Polynesian languages can share many cognates and still not be mutually intelligible. Explain the difference between these two ideas and give one reason this can happen. </w:t>
+      </w:r>
+      <w:r>
+        <w:rPr>
+          <w:i/>
+          <w:iCs/>
+          <w:color w:val="000000" w:themeColor="text1"/>
+        </w:rPr>
+        <w:t>(4 pts)</w:t>
+      </w:r>
+    </w:p>
+    <w:p>
+      <w:pPr>
+        <w:spacing w:after="120"/>
+        <w:rPr>
+          <w:color w:val="000000" w:themeColor="text1"/>
+        </w:rPr>
+      </w:pPr>
+    </w:p>
+    <w:p>
+      <w:pPr>
+        <w:spacing w:after="120"/>
+        <w:rPr>
+          <w:color w:val="000000" w:themeColor="text1"/>
+        </w:rPr>
+      </w:pPr>
+    </w:p>
+    <w:p>
+      <w:pPr>
+        <w:spacing w:after="120"/>
+        <w:rPr>
+          <w:color w:val="000000" w:themeColor="text1"/>
+        </w:rPr>
+      </w:pPr>
+    </w:p>
+    <w:p>
+      <w:pPr>
+        <w:keepNext/>
+        <w:spacing w:after="80"/>
+        <w:rPr>
+          <w:color w:val="000000" w:themeColor="text1"/>
+        </w:rPr>
+      </w:pPr>
+      <w:r>
+        <w:rPr>
+          <w:b/>
+          <w:bCs/>
+          <w:color w:val="000000" w:themeColor="text1"/>
+        </w:rPr>
+        <w:t xml:space="preserve">19. </w:t>
+      </w:r>
+      <w:r>
+        <w:rPr>
+          <w:color w:val="000000" w:themeColor="text1"/>
+        </w:rPr>
+        <w:t>Define pidgin and creole, and name two differences between them.</w:t>
+      </w:r>
+      <w:r>
+        <w:rPr>
+          <w:i/>
+          <w:iCs/>
+          <w:color w:val="000000" w:themeColor="text1"/>
+        </w:rPr>
+        <w:t xml:space="preserve">  (4 pts)</w:t>
+      </w:r>
+    </w:p>
+    <w:p>
+      <w:pPr>
+        <w:spacing w:after="120"/>
+        <w:rPr>
+          <w:color w:val="000000" w:themeColor="text1"/>
+        </w:rPr>
+      </w:pPr>
+    </w:p>
+    <w:p>
+      <w:pPr>
+        <w:spacing w:after="120"/>
+        <w:rPr>
+          <w:color w:val="000000" w:themeColor="text1"/>
+        </w:rPr>
+      </w:pPr>
+    </w:p>
+    <w:p>
+      <w:pPr>
+        <w:spacing w:after="120"/>
+        <w:rPr>
+          <w:color w:val="000000" w:themeColor="text1"/>
+        </w:rPr>
+      </w:pPr>
+    </w:p>
+    <w:p>
+      <w:pPr>
+        <w:keepNext/>
+        <w:spacing w:after="80"/>
+        <w:rPr>
+          <w:color w:val="000000" w:themeColor="text1"/>
+        </w:rPr>
+      </w:pPr>
+      <w:r>
+        <w:rPr>
+          <w:b/>
+          <w:bCs/>
+          <w:color w:val="000000" w:themeColor="text1"/>
+        </w:rPr>
+        <w:t xml:space="preserve">20. </w:t>
+      </w:r>
+      <w:r>
+        <w:rPr>
+          <w:color w:val="000000" w:themeColor="text1"/>
+        </w:rPr>
+        <w:t xml:space="preserve">Meyerhoff says pidgins are "simple" only in some respects. Give one way a pidgin is </w:t>
+      </w:r>
+      <w:proofErr w:type="gramStart"/>
+      <w:r>
+        <w:rPr>
+          <w:color w:val="000000" w:themeColor="text1"/>
+        </w:rPr>
+        <w:t>simple</w:t>
+      </w:r>
+      <w:proofErr w:type="gramEnd"/>
+      <w:r>
+        <w:rPr>
+          <w:color w:val="000000" w:themeColor="text1"/>
+        </w:rPr>
+        <w:t xml:space="preserve"> and one way simplification creates a new problem. Is "simple" the same as "broken"?</w:t>
+      </w:r>
+      <w:r>
+        <w:rPr>
+          <w:i/>
+          <w:iCs/>
+          <w:color w:val="000000" w:themeColor="text1"/>
+        </w:rPr>
+        <w:t xml:space="preserve">  (4 pts)</w:t>
+      </w:r>
+    </w:p>
+    <w:p>
+      <w:pPr>
+        <w:spacing w:after="120"/>
+        <w:rPr>
+          <w:color w:val="000000" w:themeColor="text1"/>
+        </w:rPr>
+      </w:pPr>
+    </w:p>
+    <w:p>
+      <w:pPr>
+        <w:spacing w:after="120"/>
+        <w:rPr>
+          <w:color w:val="000000" w:themeColor="text1"/>
+        </w:rPr>
+      </w:pPr>
+    </w:p>
+    <w:p>
+      <w:pPr>
+        <w:spacing w:after="120"/>
+        <w:rPr>
+          <w:color w:val="000000" w:themeColor="text1"/>
+        </w:rPr>
+      </w:pPr>
+    </w:p>
+    <w:p>
+      <w:pPr>
+        <w:keepNext/>
+        <w:spacing w:after="80"/>
+        <w:rPr>
+          <w:color w:val="000000" w:themeColor="text1"/>
+        </w:rPr>
+      </w:pPr>
+      <w:r>
+        <w:rPr>
+          <w:b/>
+          <w:bCs/>
+          <w:color w:val="000000" w:themeColor="text1"/>
+        </w:rPr>
+        <w:t xml:space="preserve">21. </w:t>
+      </w:r>
+      <w:r>
+        <w:rPr>
+          <w:color w:val="000000" w:themeColor="text1"/>
+        </w:rPr>
+        <w:t>Bislama distinguishes yumi (inclusive "we") and mifala (exclusive "we"), although English does not. Where does Bislama probably get this distinction, and what does that show about how pidgins and creoles are built?</w:t>
+      </w:r>
+      <w:r>
+        <w:rPr>
+          <w:i/>
+          <w:iCs/>
+          <w:color w:val="000000" w:themeColor="text1"/>
+        </w:rPr>
+        <w:t xml:space="preserve">  (4 pts)</w:t>
+      </w:r>
+    </w:p>
+    <w:p>
+      <w:pPr>
+        <w:spacing w:after="120"/>
+        <w:rPr>
+          <w:color w:val="000000" w:themeColor="text1"/>
+        </w:rPr>
+      </w:pPr>
+    </w:p>
+    <w:p>
+      <w:pPr>
+        <w:spacing w:after="120"/>
+        <w:rPr>
+          <w:color w:val="000000" w:themeColor="text1"/>
+        </w:rPr>
+      </w:pPr>
+    </w:p>
+    <w:p>
+      <w:pPr>
+        <w:spacing w:after="120"/>
+        <w:rPr>
+          <w:color w:val="000000" w:themeColor="text1"/>
+        </w:rPr>
+      </w:pPr>
+    </w:p>
+    <w:p>
+      <w:pPr>
+        <w:keepNext/>
+        <w:spacing w:after="80"/>
+        <w:rPr>
+          <w:color w:val="000000" w:themeColor="text1"/>
+        </w:rPr>
+      </w:pPr>
+      <w:r>
+        <w:rPr>
+          <w:b/>
+          <w:bCs/>
+          <w:color w:val="000000" w:themeColor="text1"/>
+        </w:rPr>
+        <w:t xml:space="preserve">22. </w:t>
+      </w:r>
+      <w:r>
+        <w:rPr>
+          <w:color w:val="000000" w:themeColor="text1"/>
+        </w:rPr>
+        <w:t>Japanese was the largest group of immigrant laborers in Hawaiʻi, yet Portuguese influenced Pidgin's grammar more. Give two reasons.</w:t>
+      </w:r>
+      <w:r>
+        <w:rPr>
+          <w:i/>
+          <w:iCs/>
+          <w:color w:val="000000" w:themeColor="text1"/>
+        </w:rPr>
+        <w:t xml:space="preserve">  (4 pts)</w:t>
+      </w:r>
+    </w:p>
+    <w:p>
+      <w:pPr>
+        <w:spacing w:after="120"/>
+        <w:rPr>
+          <w:color w:val="000000" w:themeColor="text1"/>
+        </w:rPr>
+      </w:pPr>
+    </w:p>
+    <w:p>
+      <w:pPr>
+        <w:spacing w:after="120"/>
+        <w:rPr>
+          <w:color w:val="000000" w:themeColor="text1"/>
+        </w:rPr>
+      </w:pPr>
+    </w:p>
+    <w:p>
+      <w:pPr>
+        <w:spacing w:after="120"/>
+        <w:rPr>
+          <w:color w:val="000000" w:themeColor="text1"/>
+        </w:rPr>
+      </w:pPr>
+    </w:p>
+    <w:p>
+      <w:pPr>
+        <w:keepNext/>
+        <w:spacing w:after="80"/>
+        <w:rPr>
+          <w:color w:val="000000" w:themeColor="text1"/>
+        </w:rPr>
+      </w:pPr>
+      <w:r>
+        <w:rPr>
+          <w:b/>
+          <w:bCs/>
+          <w:color w:val="000000" w:themeColor="text1"/>
+        </w:rPr>
+        <w:t xml:space="preserve">23. </w:t>
+      </w:r>
+      <w:r>
+        <w:rPr>
+          <w:color w:val="000000" w:themeColor="text1"/>
+        </w:rPr>
+        <w:t>People in Hawaiʻi hold very different attitudes toward Pidgin. Describe two contrasting attitudes and give one reason each exists.</w:t>
+      </w:r>
+      <w:r>
+        <w:rPr>
+          <w:i/>
+          <w:iCs/>
+          <w:color w:val="000000" w:themeColor="text1"/>
+        </w:rPr>
+        <w:t xml:space="preserve">  (4 pts)</w:t>
+      </w:r>
+    </w:p>
+    <w:p>
+      <w:pPr>
+        <w:spacing w:after="120"/>
+        <w:rPr>
+          <w:color w:val="000000" w:themeColor="text1"/>
+        </w:rPr>
+      </w:pPr>
+    </w:p>
+    <w:p>
+      <w:pPr>
+        <w:spacing w:after="120"/>
+        <w:rPr>
+          <w:color w:val="000000" w:themeColor="text1"/>
+        </w:rPr>
+      </w:pPr>
+    </w:p>
+    <w:p>
+      <w:pPr>
+        <w:spacing w:after="120"/>
+        <w:rPr>
+          <w:color w:val="000000" w:themeColor="text1"/>
+        </w:rPr>
       </w:pPr>
     </w:p>
     <w:p>
       <w:pPr>
         <w:pStyle w:val="Heading1"/>
         <w:spacing w:before="240" w:after="120"/>
+        <w:rPr>
+          <w:color w:val="000000" w:themeColor="text1"/>
+        </w:rPr>
       </w:pPr>
       <w:r>
         <w:rPr>
           <w:b/>
           <w:bCs/>
-          <w:color w:val="1F4E3D"/>
+          <w:color w:val="000000" w:themeColor="text1"/>
           <w:sz w:val="30"/>
           <w:szCs w:val="30"/>
         </w:rPr>
-        <w:t>Part B. Short Answer (44 points, 4 points each)</w:t>
+        <w:t>Part C. Working with Data (24 points, 8 points each)</w:t>
       </w:r>
     </w:p>
     <w:p>
       <w:pPr>
         <w:spacing w:after="100"/>
+        <w:rPr>
+          <w:color w:val="000000" w:themeColor="text1"/>
+        </w:rPr>
       </w:pPr>
       <w:r>
         <w:rPr>
           <w:i/>
           <w:iCs/>
-        </w:rPr>
-        <w:t>Answer each question in 2-4 sentences.</w:t>
+          <w:color w:val="000000" w:themeColor="text1"/>
+        </w:rPr>
+        <w:t>Each problem presents language data. Answer all parts.</w:t>
       </w:r>
     </w:p>
     <w:p>
       <w:pPr>
         <w:keepNext/>
-        <w:spacing w:after="80"/>
+        <w:spacing w:before="140" w:after="100"/>
+        <w:rPr>
+          <w:color w:val="000000" w:themeColor="text1"/>
+        </w:rPr>
       </w:pPr>
       <w:r>
         <w:rPr>
           <w:b/>
           <w:bCs/>
-        </w:rPr>
-        <w:t xml:space="preserve">13. </w:t>
-      </w:r>
-      <w:r>
-        <w:t>Explain the difference between a cognate and a borrowing. How can regular sound correspondences help you tell them apart?</w:t>
+          <w:color w:val="000000" w:themeColor="text1"/>
+        </w:rPr>
+        <w:lastRenderedPageBreak/>
+        <w:t xml:space="preserve">24. Sound </w:t>
+      </w:r>
+      <w:proofErr w:type="gramStart"/>
+      <w:r>
+        <w:rPr>
+          <w:b/>
+          <w:bCs/>
+          <w:color w:val="000000" w:themeColor="text1"/>
+        </w:rPr>
+        <w:t>correspondences</w:t>
       </w:r>
       <w:r>
         <w:rPr>
           <w:i/>
           <w:iCs/>
-          <w:color w:val="666666"/>
-        </w:rPr>
-        <w:t xml:space="preserve">  (4 pts)</w:t>
-      </w:r>
-    </w:p>
-    <w:p>
-      <w:pPr>
-        <w:spacing w:after="120"/>
-      </w:pPr>
-    </w:p>
-    <w:p>
-      <w:pPr>
-        <w:spacing w:after="120"/>
-      </w:pPr>
-    </w:p>
-    <w:p>
-      <w:pPr>
-        <w:spacing w:after="120"/>
-      </w:pPr>
-    </w:p>
-    <w:p>
-      <w:pPr>
-        <w:keepNext/>
-        <w:spacing w:after="80"/>
-      </w:pPr>
-      <w:r>
-        <w:rPr>
-          <w:b/>
-          <w:bCs/>
-        </w:rPr>
-        <w:t xml:space="preserve">14. </w:t>
-      </w:r>
-      <w:r>
-        <w:t>What is a shared innovation, and why is it better evidence for a subgroup than a shared retention (an old feature that several languages simply kept)?</w:t>
-      </w:r>
+          <w:color w:val="000000" w:themeColor="text1"/>
+        </w:rPr>
+        <w:t xml:space="preserve">  (</w:t>
+      </w:r>
+      <w:proofErr w:type="gramEnd"/>
       <w:r>
         <w:rPr>
           <w:i/>
           <w:iCs/>
-          <w:color w:val="666666"/>
-        </w:rPr>
-        <w:t xml:space="preserve">  (4 pts)</w:t>
-      </w:r>
-    </w:p>
-    <w:p>
-      <w:pPr>
-        <w:spacing w:after="120"/>
-      </w:pPr>
-    </w:p>
-    <w:p>
-      <w:pPr>
-        <w:spacing w:after="120"/>
-      </w:pPr>
-    </w:p>
-    <w:p>
-      <w:pPr>
-        <w:spacing w:after="120"/>
-      </w:pPr>
-    </w:p>
-    <w:p>
-      <w:pPr>
-        <w:keepNext/>
-        <w:spacing w:after="80"/>
-      </w:pPr>
-      <w:r>
-        <w:rPr>
-          <w:b/>
-          <w:bCs/>
-        </w:rPr>
-        <w:t xml:space="preserve">15. </w:t>
-      </w:r>
-      <w:r>
-        <w:t>Name two of the three factors (time, separation, social structure) that help explain why Vanuatu has so many languages and Samoa so few. Explain how each applies.</w:t>
-      </w:r>
-      <w:r>
-        <w:rPr>
-          <w:i/>
-          <w:iCs/>
-          <w:color w:val="666666"/>
-        </w:rPr>
-        <w:t xml:space="preserve">  (4 pts)</w:t>
-      </w:r>
-    </w:p>
-    <w:p>
-      <w:pPr>
-        <w:spacing w:after="120"/>
-      </w:pPr>
-    </w:p>
-    <w:p>
-      <w:pPr>
-        <w:spacing w:after="120"/>
-      </w:pPr>
-    </w:p>
-    <w:p>
-      <w:pPr>
-        <w:spacing w:after="120"/>
-      </w:pPr>
-    </w:p>
-    <w:p>
-      <w:pPr>
-        <w:keepNext/>
-        <w:spacing w:after="80"/>
-      </w:pPr>
-      <w:r>
-        <w:rPr>
-          <w:b/>
-          <w:bCs/>
-        </w:rPr>
-        <w:lastRenderedPageBreak/>
-        <w:t xml:space="preserve">16. </w:t>
-      </w:r>
-      <w:r>
-        <w:t>Lynch classifies Pacific languages as indigenous, metropolitan, pidgin/creole, or immigrant. Give one example of each from the Pacific.</w:t>
-      </w:r>
-      <w:r>
-        <w:rPr>
-          <w:i/>
-          <w:iCs/>
-          <w:color w:val="666666"/>
-        </w:rPr>
-        <w:t xml:space="preserve">  (4 pts)</w:t>
-      </w:r>
-    </w:p>
-    <w:p>
-      <w:pPr>
-        <w:spacing w:after="120"/>
-      </w:pPr>
-    </w:p>
-    <w:p>
-      <w:pPr>
-        <w:spacing w:after="120"/>
-      </w:pPr>
-    </w:p>
-    <w:p>
-      <w:pPr>
-        <w:spacing w:after="120"/>
-      </w:pPr>
-    </w:p>
-    <w:p>
-      <w:pPr>
-        <w:keepNext/>
-        <w:spacing w:after="80"/>
-      </w:pPr>
-      <w:r>
-        <w:rPr>
-          <w:b/>
-          <w:bCs/>
-        </w:rPr>
-        <w:t xml:space="preserve">17. </w:t>
-      </w:r>
-      <w:r>
-        <w:t>Why do "culture areas" (Micronesia, Polynesia, Melanesia) not line up neatly with language families? Give one Micronesian example.</w:t>
-      </w:r>
-      <w:r>
-        <w:rPr>
-          <w:i/>
-          <w:iCs/>
-          <w:color w:val="666666"/>
-        </w:rPr>
-        <w:t xml:space="preserve">  (4 pts)</w:t>
-      </w:r>
-    </w:p>
-    <w:p>
-      <w:pPr>
-        <w:spacing w:after="120"/>
-      </w:pPr>
-    </w:p>
-    <w:p>
-      <w:pPr>
-        <w:spacing w:after="120"/>
-      </w:pPr>
-    </w:p>
-    <w:p>
-      <w:pPr>
-        <w:spacing w:after="120"/>
-      </w:pPr>
-    </w:p>
-    <w:p>
-      <w:pPr>
-        <w:keepNext/>
-        <w:spacing w:after="80"/>
-      </w:pPr>
-      <w:r>
-        <w:rPr>
-          <w:b/>
-          <w:bCs/>
-        </w:rPr>
-        <w:t xml:space="preserve">18. </w:t>
-      </w:r>
-      <w:r>
-        <w:t>Before Pawley (1966), scholars grouped Polynesian languages into western vs. eastern. What did Pawley's grammatical evidence show, and what does this teach us about using geography?</w:t>
-      </w:r>
-      <w:r>
-        <w:rPr>
-          <w:i/>
-          <w:iCs/>
-          <w:color w:val="666666"/>
-        </w:rPr>
-        <w:t xml:space="preserve">  (4 pts)</w:t>
-      </w:r>
-    </w:p>
-    <w:p>
-      <w:pPr>
-        <w:spacing w:after="120"/>
-      </w:pPr>
-    </w:p>
-    <w:p>
-      <w:pPr>
-        <w:spacing w:after="120"/>
-      </w:pPr>
-    </w:p>
-    <w:p>
-      <w:pPr>
-        <w:spacing w:after="120"/>
-      </w:pPr>
-    </w:p>
-    <w:p>
-      <w:pPr>
-        <w:keepNext/>
-        <w:spacing w:after="80"/>
-      </w:pPr>
-      <w:r>
-        <w:rPr>
-          <w:b/>
-          <w:bCs/>
-        </w:rPr>
-        <w:t xml:space="preserve">19. </w:t>
-      </w:r>
-      <w:r>
-        <w:t>Define pidgin and creole, and name two differences between them.</w:t>
-      </w:r>
-      <w:r>
-        <w:rPr>
-          <w:i/>
-          <w:iCs/>
-          <w:color w:val="666666"/>
-        </w:rPr>
-        <w:t xml:space="preserve">  (4 pts)</w:t>
-      </w:r>
-    </w:p>
-    <w:p>
-      <w:pPr>
-        <w:spacing w:after="120"/>
-      </w:pPr>
-    </w:p>
-    <w:p>
-      <w:pPr>
-        <w:spacing w:after="120"/>
-      </w:pPr>
-    </w:p>
-    <w:p>
-      <w:pPr>
-        <w:spacing w:after="120"/>
-      </w:pPr>
-    </w:p>
-    <w:p>
-      <w:pPr>
-        <w:keepNext/>
-        <w:spacing w:after="80"/>
-      </w:pPr>
-      <w:r>
-        <w:rPr>
-          <w:b/>
-          <w:bCs/>
-        </w:rPr>
-        <w:t xml:space="preserve">20. </w:t>
-      </w:r>
-      <w:r>
-        <w:t>Meyerhoff says pidgins are "simple" only in some respects. Give one way a pidgin is simple and one way simplification creates a new problem. Is "simple" the same as "broken"?</w:t>
-      </w:r>
-      <w:r>
-        <w:rPr>
-          <w:i/>
-          <w:iCs/>
-          <w:color w:val="666666"/>
-        </w:rPr>
-        <w:t xml:space="preserve">  (4 pts)</w:t>
-      </w:r>
-    </w:p>
-    <w:p>
-      <w:pPr>
-        <w:spacing w:after="120"/>
-      </w:pPr>
-    </w:p>
-    <w:p>
-      <w:pPr>
-        <w:spacing w:after="120"/>
-      </w:pPr>
-    </w:p>
-    <w:p>
-      <w:pPr>
-        <w:spacing w:after="120"/>
-      </w:pPr>
-    </w:p>
-    <w:p>
-      <w:pPr>
-        <w:keepNext/>
-        <w:spacing w:after="80"/>
-      </w:pPr>
-      <w:r>
-        <w:rPr>
-          <w:b/>
-          <w:bCs/>
-        </w:rPr>
-        <w:t xml:space="preserve">21. </w:t>
-      </w:r>
-      <w:r>
-        <w:t>Bislama distinguishes yumi (inclusive "we") and mifala (exclusive "we"), although English does not. Where does Bislama probably get this distinction, and what does that show about how pidgins and creoles are built?</w:t>
-      </w:r>
-      <w:r>
-        <w:rPr>
-          <w:i/>
-          <w:iCs/>
-          <w:color w:val="666666"/>
-        </w:rPr>
-        <w:t xml:space="preserve">  (4 pts)</w:t>
-      </w:r>
-    </w:p>
-    <w:p>
-      <w:pPr>
-        <w:spacing w:after="120"/>
-      </w:pPr>
-    </w:p>
-    <w:p>
-      <w:pPr>
-        <w:spacing w:after="120"/>
-      </w:pPr>
-    </w:p>
-    <w:p>
-      <w:pPr>
-        <w:spacing w:after="120"/>
-      </w:pPr>
-    </w:p>
-    <w:p>
-      <w:pPr>
-        <w:keepNext/>
-        <w:spacing w:after="80"/>
-      </w:pPr>
-      <w:r>
-        <w:rPr>
-          <w:b/>
-          <w:bCs/>
-        </w:rPr>
-        <w:t xml:space="preserve">22. </w:t>
-      </w:r>
-      <w:r>
-        <w:t>Japanese was the largest group of immigrant laborers in Hawaiʻi, yet Portuguese influenced Pidgin's grammar more. Give two reasons.</w:t>
-      </w:r>
-      <w:r>
-        <w:rPr>
-          <w:i/>
-          <w:iCs/>
-          <w:color w:val="666666"/>
-        </w:rPr>
-        <w:t xml:space="preserve">  (4 pts)</w:t>
-      </w:r>
-    </w:p>
-    <w:p>
-      <w:pPr>
-        <w:spacing w:after="120"/>
-      </w:pPr>
-    </w:p>
-    <w:p>
-      <w:pPr>
-        <w:spacing w:after="120"/>
-      </w:pPr>
-    </w:p>
-    <w:p>
-      <w:pPr>
-        <w:spacing w:after="120"/>
-      </w:pPr>
-    </w:p>
-    <w:p>
-      <w:pPr>
-        <w:keepNext/>
-        <w:spacing w:after="80"/>
-      </w:pPr>
-      <w:r>
-        <w:rPr>
-          <w:b/>
-          <w:bCs/>
-        </w:rPr>
-        <w:t xml:space="preserve">23. </w:t>
-      </w:r>
-      <w:r>
-        <w:t>Jourdan &amp; Angeli describe four language ideologies in Honiara. Name two and explain how they conflict in how Solomon Islanders view Pijin or local languages.</w:t>
-      </w:r>
-      <w:r>
-        <w:rPr>
-          <w:i/>
-          <w:iCs/>
-          <w:color w:val="666666"/>
-        </w:rPr>
-        <w:t xml:space="preserve">  (4 pts)</w:t>
-      </w:r>
-    </w:p>
-    <w:p>
-      <w:pPr>
-        <w:spacing w:after="120"/>
-      </w:pPr>
-    </w:p>
-    <w:p>
-      <w:pPr>
-        <w:spacing w:after="120"/>
-      </w:pPr>
-    </w:p>
-    <w:p>
-      <w:pPr>
-        <w:spacing w:after="120"/>
-      </w:pPr>
-    </w:p>
-    <w:p>
-      <w:pPr>
-        <w:pStyle w:val="Heading1"/>
-        <w:spacing w:before="240" w:after="120"/>
-      </w:pPr>
-      <w:r>
-        <w:rPr>
-          <w:b/>
-          <w:bCs/>
-          <w:color w:val="1F4E3D"/>
-          <w:sz w:val="30"/>
-          <w:szCs w:val="30"/>
-        </w:rPr>
-        <w:t>Part C. Working with Data (24 points, 8 points each)</w:t>
-      </w:r>
-    </w:p>
-    <w:p>
-      <w:pPr>
-        <w:spacing w:after="100"/>
-      </w:pPr>
-      <w:r>
-        <w:rPr>
-          <w:i/>
-          <w:iCs/>
-        </w:rPr>
-        <w:t>Each problem presents language data. Answer all parts.</w:t>
-      </w:r>
-    </w:p>
-    <w:p>
-      <w:pPr>
-        <w:keepNext/>
-        <w:spacing w:before="140" w:after="100"/>
-      </w:pPr>
-      <w:r>
-        <w:rPr>
-          <w:b/>
-          <w:bCs/>
-        </w:rPr>
-        <w:t>24. Sound correspondences</w:t>
-      </w:r>
-      <w:r>
-        <w:rPr>
-          <w:i/>
-          <w:iCs/>
-          <w:color w:val="666666"/>
-        </w:rPr>
-        <w:t xml:space="preserve">  (8 points)</w:t>
+          <w:color w:val="000000" w:themeColor="text1"/>
+        </w:rPr>
+        <w:t>8 points)</w:t>
       </w:r>
     </w:p>
     <w:p>
       <w:pPr>
         <w:keepNext/>
         <w:spacing w:after="100"/>
-      </w:pPr>
-      <w:r>
-        <w:t>Here are four Polynesian words (adapted from the Oct 8 lecture):</w:t>
+        <w:rPr>
+          <w:color w:val="000000" w:themeColor="text1"/>
+        </w:rPr>
+      </w:pPr>
+      <w:r>
+        <w:rPr>
+          <w:color w:val="000000" w:themeColor="text1"/>
+        </w:rPr>
+        <w:t xml:space="preserve">Here are </w:t>
+      </w:r>
+      <w:r>
+        <w:rPr>
+          <w:color w:val="000000" w:themeColor="text1"/>
+        </w:rPr>
+        <w:t>three</w:t>
+      </w:r>
+      <w:r>
+        <w:rPr>
+          <w:color w:val="000000" w:themeColor="text1"/>
+        </w:rPr>
+        <w:t xml:space="preserve"> Polynesian words:</w:t>
       </w:r>
     </w:p>
     <w:tbl>
@@ -1101,12 +1632,6 @@
         <w:gridCol w:w="1700"/>
       </w:tblGrid>
       <w:tr>
-        <w:tblPrEx>
-          <w:tblCellMar>
-            <w:top w:w="0" w:type="dxa"/>
-            <w:bottom w:w="0" w:type="dxa"/>
-          </w:tblCellMar>
-        </w:tblPrEx>
         <w:trPr>
           <w:tblHeader/>
         </w:trPr>
@@ -1119,7 +1644,7 @@
               <w:bottom w:val="single" w:sz="4" w:space="0" w:color="999999"/>
               <w:right w:val="single" w:sz="4" w:space="0" w:color="999999"/>
             </w:tcBorders>
-            <w:shd w:val="clear" w:color="auto" w:fill="DCE9E2"/>
+            <w:shd w:val="clear" w:color="auto" w:fill="E8E8E8" w:themeFill="background2"/>
             <w:tcMar>
               <w:top w:w="60" w:type="dxa"/>
               <w:left w:w="100" w:type="dxa"/>
@@ -1128,14 +1653,20 @@
             </w:tcMar>
           </w:tcPr>
           <w:p>
+            <w:pPr>
+              <w:rPr>
+                <w:color w:val="000000" w:themeColor="text1"/>
+              </w:rPr>
+            </w:pPr>
             <w:r>
               <w:rPr>
                 <w:b/>
                 <w:bCs/>
-                <w:sz w:val="20"/>
-                <w:szCs w:val="20"/>
-              </w:rPr>
-              <w:t>Gloss</w:t>
+                <w:color w:val="000000" w:themeColor="text1"/>
+                <w:sz w:val="20"/>
+                <w:szCs w:val="20"/>
+              </w:rPr>
+              <w:t>Meaning</w:t>
             </w:r>
           </w:p>
         </w:tc>
@@ -1148,7 +1679,7 @@
               <w:bottom w:val="single" w:sz="4" w:space="0" w:color="999999"/>
               <w:right w:val="single" w:sz="4" w:space="0" w:color="999999"/>
             </w:tcBorders>
-            <w:shd w:val="clear" w:color="auto" w:fill="DCE9E2"/>
+            <w:shd w:val="clear" w:color="auto" w:fill="E8E8E8" w:themeFill="background2"/>
             <w:tcMar>
               <w:top w:w="60" w:type="dxa"/>
               <w:left w:w="100" w:type="dxa"/>
@@ -1157,10 +1688,16 @@
             </w:tcMar>
           </w:tcPr>
           <w:p>
+            <w:pPr>
+              <w:rPr>
+                <w:color w:val="000000" w:themeColor="text1"/>
+              </w:rPr>
+            </w:pPr>
             <w:r>
               <w:rPr>
                 <w:b/>
                 <w:bCs/>
+                <w:color w:val="000000" w:themeColor="text1"/>
                 <w:sz w:val="20"/>
                 <w:szCs w:val="20"/>
               </w:rPr>
@@ -1177,7 +1714,7 @@
               <w:bottom w:val="single" w:sz="4" w:space="0" w:color="999999"/>
               <w:right w:val="single" w:sz="4" w:space="0" w:color="999999"/>
             </w:tcBorders>
-            <w:shd w:val="clear" w:color="auto" w:fill="DCE9E2"/>
+            <w:shd w:val="clear" w:color="auto" w:fill="E8E8E8" w:themeFill="background2"/>
             <w:tcMar>
               <w:top w:w="60" w:type="dxa"/>
               <w:left w:w="100" w:type="dxa"/>
@@ -1186,10 +1723,16 @@
             </w:tcMar>
           </w:tcPr>
           <w:p>
+            <w:pPr>
+              <w:rPr>
+                <w:color w:val="000000" w:themeColor="text1"/>
+              </w:rPr>
+            </w:pPr>
             <w:r>
               <w:rPr>
                 <w:b/>
                 <w:bCs/>
+                <w:color w:val="000000" w:themeColor="text1"/>
                 <w:sz w:val="20"/>
                 <w:szCs w:val="20"/>
               </w:rPr>
@@ -1206,7 +1749,7 @@
               <w:bottom w:val="single" w:sz="4" w:space="0" w:color="999999"/>
               <w:right w:val="single" w:sz="4" w:space="0" w:color="999999"/>
             </w:tcBorders>
-            <w:shd w:val="clear" w:color="auto" w:fill="DCE9E2"/>
+            <w:shd w:val="clear" w:color="auto" w:fill="E8E8E8" w:themeFill="background2"/>
             <w:tcMar>
               <w:top w:w="60" w:type="dxa"/>
               <w:left w:w="100" w:type="dxa"/>
@@ -1215,10 +1758,16 @@
             </w:tcMar>
           </w:tcPr>
           <w:p>
+            <w:pPr>
+              <w:rPr>
+                <w:color w:val="000000" w:themeColor="text1"/>
+              </w:rPr>
+            </w:pPr>
             <w:r>
               <w:rPr>
                 <w:b/>
                 <w:bCs/>
+                <w:color w:val="000000" w:themeColor="text1"/>
                 <w:sz w:val="20"/>
                 <w:szCs w:val="20"/>
               </w:rPr>
@@ -1235,7 +1784,7 @@
               <w:bottom w:val="single" w:sz="4" w:space="0" w:color="999999"/>
               <w:right w:val="single" w:sz="4" w:space="0" w:color="999999"/>
             </w:tcBorders>
-            <w:shd w:val="clear" w:color="auto" w:fill="DCE9E2"/>
+            <w:shd w:val="clear" w:color="auto" w:fill="E8E8E8" w:themeFill="background2"/>
             <w:tcMar>
               <w:top w:w="60" w:type="dxa"/>
               <w:left w:w="100" w:type="dxa"/>
@@ -1244,10 +1793,16 @@
             </w:tcMar>
           </w:tcPr>
           <w:p>
+            <w:pPr>
+              <w:rPr>
+                <w:color w:val="000000" w:themeColor="text1"/>
+              </w:rPr>
+            </w:pPr>
             <w:r>
               <w:rPr>
                 <w:b/>
                 <w:bCs/>
+                <w:color w:val="000000" w:themeColor="text1"/>
                 <w:sz w:val="20"/>
                 <w:szCs w:val="20"/>
               </w:rPr>
@@ -1257,12 +1812,6 @@
         </w:tc>
       </w:tr>
       <w:tr>
-        <w:tblPrEx>
-          <w:tblCellMar>
-            <w:top w:w="0" w:type="dxa"/>
-            <w:bottom w:w="0" w:type="dxa"/>
-          </w:tblCellMar>
-        </w:tblPrEx>
         <w:tc>
           <w:tcPr>
             <w:tcW w:w="1400" w:type="dxa"/>
@@ -1280,8 +1829,14 @@
             </w:tcMar>
           </w:tcPr>
           <w:p>
-            <w:r>
-              <w:rPr>
+            <w:pPr>
+              <w:rPr>
+                <w:color w:val="000000" w:themeColor="text1"/>
+              </w:rPr>
+            </w:pPr>
+            <w:r>
+              <w:rPr>
+                <w:color w:val="000000" w:themeColor="text1"/>
                 <w:sz w:val="20"/>
                 <w:szCs w:val="20"/>
               </w:rPr>
@@ -1306,13 +1861,21 @@
             </w:tcMar>
           </w:tcPr>
           <w:p>
-            <w:r>
-              <w:rPr>
+            <w:pPr>
+              <w:rPr>
+                <w:color w:val="000000" w:themeColor="text1"/>
+              </w:rPr>
+            </w:pPr>
+            <w:proofErr w:type="spellStart"/>
+            <w:r>
+              <w:rPr>
+                <w:color w:val="000000" w:themeColor="text1"/>
                 <w:sz w:val="20"/>
                 <w:szCs w:val="20"/>
               </w:rPr>
               <w:t>maka</w:t>
             </w:r>
+            <w:proofErr w:type="spellEnd"/>
           </w:p>
         </w:tc>
         <w:tc>
@@ -1332,13 +1895,21 @@
             </w:tcMar>
           </w:tcPr>
           <w:p>
-            <w:r>
-              <w:rPr>
+            <w:pPr>
+              <w:rPr>
+                <w:color w:val="000000" w:themeColor="text1"/>
+              </w:rPr>
+            </w:pPr>
+            <w:proofErr w:type="spellStart"/>
+            <w:r>
+              <w:rPr>
+                <w:color w:val="000000" w:themeColor="text1"/>
                 <w:sz w:val="20"/>
                 <w:szCs w:val="20"/>
               </w:rPr>
               <w:t>mata</w:t>
             </w:r>
+            <w:proofErr w:type="spellEnd"/>
           </w:p>
         </w:tc>
         <w:tc>
@@ -1358,13 +1929,21 @@
             </w:tcMar>
           </w:tcPr>
           <w:p>
-            <w:r>
-              <w:rPr>
+            <w:pPr>
+              <w:rPr>
+                <w:color w:val="000000" w:themeColor="text1"/>
+              </w:rPr>
+            </w:pPr>
+            <w:proofErr w:type="spellStart"/>
+            <w:r>
+              <w:rPr>
+                <w:color w:val="000000" w:themeColor="text1"/>
                 <w:sz w:val="20"/>
                 <w:szCs w:val="20"/>
               </w:rPr>
               <w:t>mata</w:t>
             </w:r>
+            <w:proofErr w:type="spellEnd"/>
           </w:p>
         </w:tc>
         <w:tc>
@@ -1384,23 +1963,25 @@
             </w:tcMar>
           </w:tcPr>
           <w:p>
-            <w:r>
-              <w:rPr>
+            <w:pPr>
+              <w:rPr>
+                <w:color w:val="000000" w:themeColor="text1"/>
+              </w:rPr>
+            </w:pPr>
+            <w:proofErr w:type="spellStart"/>
+            <w:r>
+              <w:rPr>
+                <w:color w:val="000000" w:themeColor="text1"/>
                 <w:sz w:val="20"/>
                 <w:szCs w:val="20"/>
               </w:rPr>
               <w:t>mata</w:t>
             </w:r>
+            <w:proofErr w:type="spellEnd"/>
           </w:p>
         </w:tc>
       </w:tr>
       <w:tr>
-        <w:tblPrEx>
-          <w:tblCellMar>
-            <w:top w:w="0" w:type="dxa"/>
-            <w:bottom w:w="0" w:type="dxa"/>
-          </w:tblCellMar>
-        </w:tblPrEx>
         <w:tc>
           <w:tcPr>
             <w:tcW w:w="1400" w:type="dxa"/>
@@ -1418,8 +1999,14 @@
             </w:tcMar>
           </w:tcPr>
           <w:p>
-            <w:r>
-              <w:rPr>
+            <w:pPr>
+              <w:rPr>
+                <w:color w:val="000000" w:themeColor="text1"/>
+              </w:rPr>
+            </w:pPr>
+            <w:r>
+              <w:rPr>
+                <w:color w:val="000000" w:themeColor="text1"/>
                 <w:sz w:val="20"/>
                 <w:szCs w:val="20"/>
               </w:rPr>
@@ -1444,8 +2031,14 @@
             </w:tcMar>
           </w:tcPr>
           <w:p>
-            <w:r>
-              <w:rPr>
+            <w:pPr>
+              <w:rPr>
+                <w:color w:val="000000" w:themeColor="text1"/>
+              </w:rPr>
+            </w:pPr>
+            <w:r>
+              <w:rPr>
+                <w:color w:val="000000" w:themeColor="text1"/>
                 <w:sz w:val="20"/>
                 <w:szCs w:val="20"/>
               </w:rPr>
@@ -1470,8 +2063,14 @@
             </w:tcMar>
           </w:tcPr>
           <w:p>
-            <w:r>
-              <w:rPr>
+            <w:pPr>
+              <w:rPr>
+                <w:color w:val="000000" w:themeColor="text1"/>
+              </w:rPr>
+            </w:pPr>
+            <w:r>
+              <w:rPr>
+                <w:color w:val="000000" w:themeColor="text1"/>
                 <w:sz w:val="20"/>
                 <w:szCs w:val="20"/>
               </w:rPr>
@@ -1496,13 +2095,21 @@
             </w:tcMar>
           </w:tcPr>
           <w:p>
-            <w:r>
-              <w:rPr>
+            <w:pPr>
+              <w:rPr>
+                <w:color w:val="000000" w:themeColor="text1"/>
+              </w:rPr>
+            </w:pPr>
+            <w:proofErr w:type="spellStart"/>
+            <w:r>
+              <w:rPr>
+                <w:color w:val="000000" w:themeColor="text1"/>
                 <w:sz w:val="20"/>
                 <w:szCs w:val="20"/>
               </w:rPr>
               <w:t>fale</w:t>
             </w:r>
+            <w:proofErr w:type="spellEnd"/>
           </w:p>
         </w:tc>
         <w:tc>
@@ -1522,23 +2129,25 @@
             </w:tcMar>
           </w:tcPr>
           <w:p>
-            <w:r>
-              <w:rPr>
+            <w:pPr>
+              <w:rPr>
+                <w:color w:val="000000" w:themeColor="text1"/>
+              </w:rPr>
+            </w:pPr>
+            <w:proofErr w:type="spellStart"/>
+            <w:r>
+              <w:rPr>
+                <w:color w:val="000000" w:themeColor="text1"/>
                 <w:sz w:val="20"/>
                 <w:szCs w:val="20"/>
               </w:rPr>
               <w:t>fale</w:t>
             </w:r>
+            <w:proofErr w:type="spellEnd"/>
           </w:p>
         </w:tc>
       </w:tr>
       <w:tr>
-        <w:tblPrEx>
-          <w:tblCellMar>
-            <w:top w:w="0" w:type="dxa"/>
-            <w:bottom w:w="0" w:type="dxa"/>
-          </w:tblCellMar>
-        </w:tblPrEx>
         <w:tc>
           <w:tcPr>
             <w:tcW w:w="1400" w:type="dxa"/>
@@ -1556,8 +2165,14 @@
             </w:tcMar>
           </w:tcPr>
           <w:p>
-            <w:r>
-              <w:rPr>
+            <w:pPr>
+              <w:rPr>
+                <w:color w:val="000000" w:themeColor="text1"/>
+              </w:rPr>
+            </w:pPr>
+            <w:r>
+              <w:rPr>
+                <w:color w:val="000000" w:themeColor="text1"/>
                 <w:sz w:val="20"/>
                 <w:szCs w:val="20"/>
               </w:rPr>
@@ -1582,8 +2197,14 @@
             </w:tcMar>
           </w:tcPr>
           <w:p>
-            <w:r>
-              <w:rPr>
+            <w:pPr>
+              <w:rPr>
+                <w:color w:val="000000" w:themeColor="text1"/>
+              </w:rPr>
+            </w:pPr>
+            <w:r>
+              <w:rPr>
+                <w:color w:val="000000" w:themeColor="text1"/>
                 <w:sz w:val="20"/>
                 <w:szCs w:val="20"/>
               </w:rPr>
@@ -1608,13 +2229,21 @@
             </w:tcMar>
           </w:tcPr>
           <w:p>
-            <w:r>
-              <w:rPr>
+            <w:pPr>
+              <w:rPr>
+                <w:color w:val="000000" w:themeColor="text1"/>
+              </w:rPr>
+            </w:pPr>
+            <w:proofErr w:type="spellStart"/>
+            <w:r>
+              <w:rPr>
+                <w:color w:val="000000" w:themeColor="text1"/>
                 <w:sz w:val="20"/>
                 <w:szCs w:val="20"/>
               </w:rPr>
               <w:t>tapu</w:t>
             </w:r>
+            <w:proofErr w:type="spellEnd"/>
           </w:p>
         </w:tc>
         <w:tc>
@@ -1634,13 +2263,21 @@
             </w:tcMar>
           </w:tcPr>
           <w:p>
-            <w:r>
-              <w:rPr>
+            <w:pPr>
+              <w:rPr>
+                <w:color w:val="000000" w:themeColor="text1"/>
+              </w:rPr>
+            </w:pPr>
+            <w:proofErr w:type="spellStart"/>
+            <w:r>
+              <w:rPr>
+                <w:color w:val="000000" w:themeColor="text1"/>
                 <w:sz w:val="20"/>
                 <w:szCs w:val="20"/>
               </w:rPr>
               <w:t>tapu</w:t>
             </w:r>
+            <w:proofErr w:type="spellEnd"/>
           </w:p>
         </w:tc>
         <w:tc>
@@ -1660,13 +2297,21 @@
             </w:tcMar>
           </w:tcPr>
           <w:p>
-            <w:r>
-              <w:rPr>
+            <w:pPr>
+              <w:rPr>
+                <w:color w:val="000000" w:themeColor="text1"/>
+              </w:rPr>
+            </w:pPr>
+            <w:proofErr w:type="spellStart"/>
+            <w:r>
+              <w:rPr>
+                <w:color w:val="000000" w:themeColor="text1"/>
                 <w:sz w:val="20"/>
                 <w:szCs w:val="20"/>
               </w:rPr>
               <w:t>tapu</w:t>
             </w:r>
+            <w:proofErr w:type="spellEnd"/>
           </w:p>
         </w:tc>
       </w:tr>
@@ -1674,658 +2319,2337 @@
     <w:p>
       <w:pPr>
         <w:spacing w:after="80"/>
+        <w:rPr>
+          <w:color w:val="000000" w:themeColor="text1"/>
+        </w:rPr>
       </w:pPr>
     </w:p>
     <w:p>
       <w:pPr>
         <w:keepNext/>
         <w:spacing w:before="80" w:after="100"/>
-      </w:pPr>
-      <w:r>
+        <w:rPr>
+          <w:color w:val="000000" w:themeColor="text1"/>
+        </w:rPr>
+      </w:pPr>
+      <w:r>
+        <w:rPr>
+          <w:color w:val="000000" w:themeColor="text1"/>
+        </w:rPr>
         <w:t>(a) State one regular correspondence you can see between Hawaiian and Samoan.  [2]</w:t>
       </w:r>
     </w:p>
     <w:p>
       <w:pPr>
         <w:spacing w:after="120"/>
+        <w:rPr>
+          <w:color w:val="000000" w:themeColor="text1"/>
+        </w:rPr>
       </w:pPr>
     </w:p>
     <w:p>
       <w:pPr>
         <w:spacing w:after="120"/>
+        <w:rPr>
+          <w:color w:val="000000" w:themeColor="text1"/>
+        </w:rPr>
       </w:pPr>
     </w:p>
     <w:p>
       <w:pPr>
         <w:keepNext/>
         <w:spacing w:before="80" w:after="100"/>
-      </w:pPr>
-      <w:r>
+        <w:rPr>
+          <w:color w:val="000000" w:themeColor="text1"/>
+        </w:rPr>
+      </w:pPr>
+      <w:r>
+        <w:rPr>
+          <w:color w:val="000000" w:themeColor="text1"/>
+        </w:rPr>
         <w:t>(b) Are these words more likely cognates or borrowings? Give one reason.  [2]</w:t>
       </w:r>
     </w:p>
     <w:p>
       <w:pPr>
         <w:spacing w:after="120"/>
+        <w:rPr>
+          <w:color w:val="000000" w:themeColor="text1"/>
+        </w:rPr>
       </w:pPr>
     </w:p>
     <w:p>
       <w:pPr>
         <w:spacing w:after="120"/>
+        <w:rPr>
+          <w:color w:val="000000" w:themeColor="text1"/>
+        </w:rPr>
       </w:pPr>
     </w:p>
     <w:p>
       <w:pPr>
         <w:keepNext/>
         <w:spacing w:before="80" w:after="100"/>
-      </w:pPr>
-      <w:r>
-        <w:t>(c) Hawaiian kāne means "man." Predict the Samoan form. Explain your reasoning.  [2]</w:t>
+        <w:rPr>
+          <w:color w:val="000000" w:themeColor="text1"/>
+        </w:rPr>
+      </w:pPr>
+      <w:r>
+        <w:rPr>
+          <w:color w:val="000000" w:themeColor="text1"/>
+        </w:rPr>
+        <w:t xml:space="preserve">(c) Hawaiian </w:t>
+      </w:r>
+      <w:proofErr w:type="spellStart"/>
+      <w:r>
+        <w:rPr>
+          <w:color w:val="000000" w:themeColor="text1"/>
+        </w:rPr>
+        <w:t>kāne</w:t>
+      </w:r>
+      <w:proofErr w:type="spellEnd"/>
+      <w:r>
+        <w:rPr>
+          <w:color w:val="000000" w:themeColor="text1"/>
+        </w:rPr>
+        <w:t xml:space="preserve"> means "man." Predict the Samoan form. Explain your reasoning.  [2]</w:t>
       </w:r>
     </w:p>
     <w:p>
       <w:pPr>
         <w:spacing w:after="120"/>
+        <w:rPr>
+          <w:color w:val="000000" w:themeColor="text1"/>
+        </w:rPr>
       </w:pPr>
     </w:p>
     <w:p>
       <w:pPr>
         <w:spacing w:after="120"/>
+        <w:rPr>
+          <w:color w:val="000000" w:themeColor="text1"/>
+        </w:rPr>
       </w:pPr>
     </w:p>
     <w:p>
       <w:pPr>
         <w:keepNext/>
         <w:spacing w:before="80" w:after="100"/>
-      </w:pPr>
-      <w:r>
+        <w:rPr>
+          <w:color w:val="000000" w:themeColor="text1"/>
+        </w:rPr>
+      </w:pPr>
+      <w:r>
+        <w:rPr>
+          <w:color w:val="000000" w:themeColor="text1"/>
+        </w:rPr>
         <w:t>(d) What kind of evidence would make you suspect borrowing instead?  [2]</w:t>
       </w:r>
     </w:p>
     <w:p>
       <w:pPr>
         <w:spacing w:after="120"/>
+        <w:rPr>
+          <w:color w:val="000000" w:themeColor="text1"/>
+        </w:rPr>
       </w:pPr>
     </w:p>
     <w:p>
       <w:pPr>
         <w:spacing w:after="120"/>
+        <w:rPr>
+          <w:color w:val="000000" w:themeColor="text1"/>
+        </w:rPr>
       </w:pPr>
     </w:p>
     <w:p>
       <w:pPr>
         <w:keepNext/>
         <w:spacing w:before="140" w:after="100"/>
+        <w:rPr>
+          <w:i/>
+          <w:iCs/>
+          <w:color w:val="000000" w:themeColor="text1"/>
+        </w:rPr>
       </w:pPr>
       <w:r>
         <w:rPr>
           <w:b/>
           <w:bCs/>
-        </w:rPr>
-        <w:t>25. Reading Bislama</w:t>
+          <w:color w:val="000000" w:themeColor="text1"/>
+        </w:rPr>
+        <w:t>25. Bislama</w:t>
+      </w:r>
+      <w:r>
+        <w:rPr>
+          <w:b/>
+          <w:bCs/>
+          <w:color w:val="000000" w:themeColor="text1"/>
+        </w:rPr>
+        <w:t xml:space="preserve"> </w:t>
+      </w:r>
+      <w:proofErr w:type="gramStart"/>
+      <w:r>
+        <w:rPr>
+          <w:b/>
+          <w:bCs/>
+          <w:color w:val="000000" w:themeColor="text1"/>
+        </w:rPr>
+        <w:t>data</w:t>
       </w:r>
       <w:r>
         <w:rPr>
           <w:i/>
           <w:iCs/>
-          <w:color w:val="666666"/>
-        </w:rPr>
-        <w:t xml:space="preserve">  (8 points)</w:t>
+          <w:color w:val="000000" w:themeColor="text1"/>
+        </w:rPr>
+        <w:t xml:space="preserve">  (</w:t>
+      </w:r>
+      <w:proofErr w:type="gramEnd"/>
+      <w:r>
+        <w:rPr>
+          <w:i/>
+          <w:iCs/>
+          <w:color w:val="000000" w:themeColor="text1"/>
+        </w:rPr>
+        <w:t>8 points)</w:t>
+      </w:r>
+    </w:p>
+    <w:tbl>
+      <w:tblPr>
+        <w:tblW w:w="8200" w:type="dxa"/>
+        <w:tblBorders>
+          <w:top w:val="single" w:sz="4" w:space="0" w:color="auto"/>
+          <w:left w:val="single" w:sz="4" w:space="0" w:color="auto"/>
+          <w:bottom w:val="single" w:sz="4" w:space="0" w:color="auto"/>
+          <w:right w:val="single" w:sz="4" w:space="0" w:color="auto"/>
+          <w:insideH w:val="single" w:sz="4" w:space="0" w:color="auto"/>
+          <w:insideV w:val="single" w:sz="4" w:space="0" w:color="auto"/>
+        </w:tblBorders>
+        <w:tblCellMar>
+          <w:left w:w="10" w:type="dxa"/>
+          <w:right w:w="10" w:type="dxa"/>
+        </w:tblCellMar>
+        <w:tblLook w:val="04A0" w:firstRow="1" w:lastRow="0" w:firstColumn="1" w:lastColumn="0" w:noHBand="0" w:noVBand="1"/>
+      </w:tblPr>
+      <w:tblGrid>
+        <w:gridCol w:w="3703"/>
+        <w:gridCol w:w="4497"/>
+      </w:tblGrid>
+      <w:tr>
+        <w:trPr>
+          <w:tblHeader/>
+        </w:trPr>
+        <w:tc>
+          <w:tcPr>
+            <w:tcW w:w="1400" w:type="dxa"/>
+            <w:tcBorders>
+              <w:top w:val="single" w:sz="4" w:space="0" w:color="999999"/>
+              <w:left w:val="single" w:sz="4" w:space="0" w:color="999999"/>
+              <w:bottom w:val="single" w:sz="4" w:space="0" w:color="999999"/>
+              <w:right w:val="single" w:sz="4" w:space="0" w:color="999999"/>
+            </w:tcBorders>
+            <w:shd w:val="clear" w:color="auto" w:fill="E8E8E8" w:themeFill="background2"/>
+            <w:tcMar>
+              <w:top w:w="60" w:type="dxa"/>
+              <w:left w:w="100" w:type="dxa"/>
+              <w:bottom w:w="60" w:type="dxa"/>
+              <w:right w:w="100" w:type="dxa"/>
+            </w:tcMar>
+          </w:tcPr>
+          <w:p>
+            <w:pPr>
+              <w:rPr>
+                <w:color w:val="000000" w:themeColor="text1"/>
+              </w:rPr>
+            </w:pPr>
+            <w:r>
+              <w:rPr>
+                <w:b/>
+                <w:bCs/>
+                <w:color w:val="000000" w:themeColor="text1"/>
+                <w:sz w:val="20"/>
+                <w:szCs w:val="20"/>
+              </w:rPr>
+              <w:t>Bislama</w:t>
+            </w:r>
+          </w:p>
+        </w:tc>
+        <w:tc>
+          <w:tcPr>
+            <w:tcW w:w="1700" w:type="dxa"/>
+            <w:tcBorders>
+              <w:top w:val="single" w:sz="4" w:space="0" w:color="999999"/>
+              <w:left w:val="single" w:sz="4" w:space="0" w:color="999999"/>
+              <w:bottom w:val="single" w:sz="4" w:space="0" w:color="999999"/>
+              <w:right w:val="single" w:sz="4" w:space="0" w:color="999999"/>
+            </w:tcBorders>
+            <w:shd w:val="clear" w:color="auto" w:fill="E8E8E8" w:themeFill="background2"/>
+            <w:tcMar>
+              <w:top w:w="60" w:type="dxa"/>
+              <w:left w:w="100" w:type="dxa"/>
+              <w:bottom w:w="60" w:type="dxa"/>
+              <w:right w:w="100" w:type="dxa"/>
+            </w:tcMar>
+          </w:tcPr>
+          <w:p>
+            <w:pPr>
+              <w:rPr>
+                <w:color w:val="000000" w:themeColor="text1"/>
+              </w:rPr>
+            </w:pPr>
+            <w:r>
+              <w:rPr>
+                <w:b/>
+                <w:bCs/>
+                <w:color w:val="000000" w:themeColor="text1"/>
+                <w:sz w:val="20"/>
+                <w:szCs w:val="20"/>
+              </w:rPr>
+              <w:t>Meaning</w:t>
+            </w:r>
+          </w:p>
+        </w:tc>
+      </w:tr>
+      <w:tr>
+        <w:tc>
+          <w:tcPr>
+            <w:tcW w:w="1400" w:type="dxa"/>
+            <w:tcBorders>
+              <w:top w:val="single" w:sz="4" w:space="0" w:color="999999"/>
+              <w:left w:val="single" w:sz="4" w:space="0" w:color="999999"/>
+              <w:bottom w:val="single" w:sz="4" w:space="0" w:color="999999"/>
+              <w:right w:val="single" w:sz="4" w:space="0" w:color="999999"/>
+            </w:tcBorders>
+            <w:tcMar>
+              <w:top w:w="60" w:type="dxa"/>
+              <w:left w:w="100" w:type="dxa"/>
+              <w:bottom w:w="60" w:type="dxa"/>
+              <w:right w:w="100" w:type="dxa"/>
+            </w:tcMar>
+          </w:tcPr>
+          <w:p>
+            <w:pPr>
+              <w:rPr>
+                <w:color w:val="000000" w:themeColor="text1"/>
+              </w:rPr>
+            </w:pPr>
+            <w:proofErr w:type="spellStart"/>
+            <w:r>
+              <w:rPr>
+                <w:color w:val="000000" w:themeColor="text1"/>
+                <w:sz w:val="20"/>
+                <w:szCs w:val="20"/>
+              </w:rPr>
+              <w:t>singaot</w:t>
+            </w:r>
+            <w:proofErr w:type="spellEnd"/>
+          </w:p>
+        </w:tc>
+        <w:tc>
+          <w:tcPr>
+            <w:tcW w:w="1700" w:type="dxa"/>
+            <w:tcBorders>
+              <w:top w:val="single" w:sz="4" w:space="0" w:color="999999"/>
+              <w:left w:val="single" w:sz="4" w:space="0" w:color="999999"/>
+              <w:bottom w:val="single" w:sz="4" w:space="0" w:color="999999"/>
+              <w:right w:val="single" w:sz="4" w:space="0" w:color="999999"/>
+            </w:tcBorders>
+            <w:tcMar>
+              <w:top w:w="60" w:type="dxa"/>
+              <w:left w:w="100" w:type="dxa"/>
+              <w:bottom w:w="60" w:type="dxa"/>
+              <w:right w:w="100" w:type="dxa"/>
+            </w:tcMar>
+          </w:tcPr>
+          <w:p>
+            <w:pPr>
+              <w:rPr>
+                <w:color w:val="000000" w:themeColor="text1"/>
+              </w:rPr>
+            </w:pPr>
+            <w:r>
+              <w:rPr>
+                <w:color w:val="000000" w:themeColor="text1"/>
+              </w:rPr>
+              <w:t>‘call’</w:t>
+            </w:r>
+          </w:p>
+        </w:tc>
+      </w:tr>
+      <w:tr>
+        <w:tc>
+          <w:tcPr>
+            <w:tcW w:w="1400" w:type="dxa"/>
+            <w:tcBorders>
+              <w:top w:val="single" w:sz="4" w:space="0" w:color="999999"/>
+              <w:left w:val="single" w:sz="4" w:space="0" w:color="999999"/>
+              <w:bottom w:val="single" w:sz="4" w:space="0" w:color="999999"/>
+              <w:right w:val="single" w:sz="4" w:space="0" w:color="999999"/>
+            </w:tcBorders>
+            <w:tcMar>
+              <w:top w:w="60" w:type="dxa"/>
+              <w:left w:w="100" w:type="dxa"/>
+              <w:bottom w:w="60" w:type="dxa"/>
+              <w:right w:w="100" w:type="dxa"/>
+            </w:tcMar>
+          </w:tcPr>
+          <w:p>
+            <w:pPr>
+              <w:rPr>
+                <w:color w:val="000000" w:themeColor="text1"/>
+              </w:rPr>
+            </w:pPr>
+            <w:proofErr w:type="spellStart"/>
+            <w:r>
+              <w:rPr>
+                <w:color w:val="000000" w:themeColor="text1"/>
+                <w:sz w:val="20"/>
+                <w:szCs w:val="20"/>
+              </w:rPr>
+              <w:t>singaot-em</w:t>
+            </w:r>
+            <w:proofErr w:type="spellEnd"/>
+          </w:p>
+        </w:tc>
+        <w:tc>
+          <w:tcPr>
+            <w:tcW w:w="1700" w:type="dxa"/>
+            <w:tcBorders>
+              <w:top w:val="single" w:sz="4" w:space="0" w:color="999999"/>
+              <w:left w:val="single" w:sz="4" w:space="0" w:color="999999"/>
+              <w:bottom w:val="single" w:sz="4" w:space="0" w:color="999999"/>
+              <w:right w:val="single" w:sz="4" w:space="0" w:color="999999"/>
+            </w:tcBorders>
+            <w:tcMar>
+              <w:top w:w="60" w:type="dxa"/>
+              <w:left w:w="100" w:type="dxa"/>
+              <w:bottom w:w="60" w:type="dxa"/>
+              <w:right w:w="100" w:type="dxa"/>
+            </w:tcMar>
+          </w:tcPr>
+          <w:p>
+            <w:pPr>
+              <w:rPr>
+                <w:color w:val="000000" w:themeColor="text1"/>
+              </w:rPr>
+            </w:pPr>
+            <w:r>
+              <w:rPr>
+                <w:color w:val="000000" w:themeColor="text1"/>
+              </w:rPr>
+              <w:t>‘</w:t>
+            </w:r>
+            <w:proofErr w:type="gramStart"/>
+            <w:r>
+              <w:rPr>
+                <w:color w:val="000000" w:themeColor="text1"/>
+              </w:rPr>
+              <w:t>call</w:t>
+            </w:r>
+            <w:proofErr w:type="gramEnd"/>
+            <w:r>
+              <w:rPr>
+                <w:color w:val="000000" w:themeColor="text1"/>
+              </w:rPr>
+              <w:t xml:space="preserve"> (someone</w:t>
+            </w:r>
+            <w:r>
+              <w:rPr>
+                <w:color w:val="000000" w:themeColor="text1"/>
+              </w:rPr>
+              <w:t>)</w:t>
+            </w:r>
+            <w:r>
+              <w:rPr>
+                <w:color w:val="000000" w:themeColor="text1"/>
+              </w:rPr>
+              <w:t>’</w:t>
+            </w:r>
+          </w:p>
+        </w:tc>
+      </w:tr>
+      <w:tr>
+        <w:tc>
+          <w:tcPr>
+            <w:tcW w:w="1400" w:type="dxa"/>
+            <w:tcBorders>
+              <w:top w:val="single" w:sz="4" w:space="0" w:color="999999"/>
+              <w:left w:val="single" w:sz="4" w:space="0" w:color="999999"/>
+              <w:bottom w:val="single" w:sz="4" w:space="0" w:color="999999"/>
+              <w:right w:val="single" w:sz="4" w:space="0" w:color="999999"/>
+            </w:tcBorders>
+            <w:tcMar>
+              <w:top w:w="60" w:type="dxa"/>
+              <w:left w:w="100" w:type="dxa"/>
+              <w:bottom w:w="60" w:type="dxa"/>
+              <w:right w:w="100" w:type="dxa"/>
+            </w:tcMar>
+          </w:tcPr>
+          <w:p>
+            <w:pPr>
+              <w:rPr>
+                <w:color w:val="000000" w:themeColor="text1"/>
+              </w:rPr>
+            </w:pPr>
+            <w:proofErr w:type="spellStart"/>
+            <w:r>
+              <w:rPr>
+                <w:color w:val="000000" w:themeColor="text1"/>
+                <w:sz w:val="20"/>
+                <w:szCs w:val="20"/>
+              </w:rPr>
+              <w:t>katkat-em</w:t>
+            </w:r>
+            <w:proofErr w:type="spellEnd"/>
+            <w:r>
+              <w:rPr>
+                <w:color w:val="000000" w:themeColor="text1"/>
+                <w:sz w:val="20"/>
+                <w:szCs w:val="20"/>
+              </w:rPr>
+              <w:t xml:space="preserve"> bamboo</w:t>
+            </w:r>
+          </w:p>
+        </w:tc>
+        <w:tc>
+          <w:tcPr>
+            <w:tcW w:w="1700" w:type="dxa"/>
+            <w:tcBorders>
+              <w:top w:val="single" w:sz="4" w:space="0" w:color="999999"/>
+              <w:left w:val="single" w:sz="4" w:space="0" w:color="999999"/>
+              <w:bottom w:val="single" w:sz="4" w:space="0" w:color="999999"/>
+              <w:right w:val="single" w:sz="4" w:space="0" w:color="999999"/>
+            </w:tcBorders>
+            <w:tcMar>
+              <w:top w:w="60" w:type="dxa"/>
+              <w:left w:w="100" w:type="dxa"/>
+              <w:bottom w:w="60" w:type="dxa"/>
+              <w:right w:w="100" w:type="dxa"/>
+            </w:tcMar>
+          </w:tcPr>
+          <w:p>
+            <w:pPr>
+              <w:rPr>
+                <w:color w:val="000000" w:themeColor="text1"/>
+              </w:rPr>
+            </w:pPr>
+            <w:r>
+              <w:rPr>
+                <w:color w:val="000000" w:themeColor="text1"/>
+                <w:sz w:val="20"/>
+                <w:szCs w:val="20"/>
+              </w:rPr>
+              <w:t>‘</w:t>
+            </w:r>
+            <w:proofErr w:type="gramStart"/>
+            <w:r>
+              <w:rPr>
+                <w:color w:val="000000" w:themeColor="text1"/>
+                <w:sz w:val="20"/>
+                <w:szCs w:val="20"/>
+              </w:rPr>
+              <w:t>cut</w:t>
+            </w:r>
+            <w:proofErr w:type="gramEnd"/>
+            <w:r>
+              <w:rPr>
+                <w:color w:val="000000" w:themeColor="text1"/>
+                <w:sz w:val="20"/>
+                <w:szCs w:val="20"/>
+              </w:rPr>
+              <w:t xml:space="preserve"> lots of bamboo’</w:t>
+            </w:r>
+          </w:p>
+        </w:tc>
+      </w:tr>
+    </w:tbl>
+    <w:p>
+      <w:pPr>
+        <w:keepNext/>
+        <w:spacing w:before="80" w:after="100"/>
+        <w:rPr>
+          <w:color w:val="000000" w:themeColor="text1"/>
+        </w:rPr>
+      </w:pPr>
+    </w:p>
+    <w:p>
+      <w:pPr>
+        <w:keepNext/>
+        <w:spacing w:before="80" w:after="100"/>
+        <w:rPr>
+          <w:color w:val="000000" w:themeColor="text1"/>
+        </w:rPr>
+      </w:pPr>
+      <w:r>
+        <w:rPr>
+          <w:color w:val="000000" w:themeColor="text1"/>
+        </w:rPr>
+        <w:t xml:space="preserve">(a) </w:t>
+      </w:r>
+      <w:r>
+        <w:rPr>
+          <w:color w:val="000000" w:themeColor="text1"/>
+        </w:rPr>
+        <w:t xml:space="preserve">Compare </w:t>
+      </w:r>
+      <w:proofErr w:type="spellStart"/>
+      <w:r>
+        <w:rPr>
+          <w:i/>
+          <w:iCs/>
+          <w:color w:val="000000" w:themeColor="text1"/>
+        </w:rPr>
+        <w:t>singaot</w:t>
+      </w:r>
+      <w:proofErr w:type="spellEnd"/>
+      <w:r>
+        <w:rPr>
+          <w:color w:val="000000" w:themeColor="text1"/>
+        </w:rPr>
+        <w:t xml:space="preserve"> and </w:t>
+      </w:r>
+      <w:proofErr w:type="spellStart"/>
+      <w:r>
+        <w:rPr>
+          <w:i/>
+          <w:iCs/>
+          <w:color w:val="000000" w:themeColor="text1"/>
+        </w:rPr>
+        <w:t>singaot</w:t>
+      </w:r>
+      <w:r>
+        <w:rPr>
+          <w:i/>
+          <w:iCs/>
+          <w:color w:val="000000" w:themeColor="text1"/>
+        </w:rPr>
+        <w:t>-</w:t>
+      </w:r>
+      <w:r>
+        <w:rPr>
+          <w:i/>
+          <w:iCs/>
+          <w:color w:val="000000" w:themeColor="text1"/>
+        </w:rPr>
+        <w:t>em</w:t>
+      </w:r>
+      <w:proofErr w:type="spellEnd"/>
+      <w:r>
+        <w:rPr>
+          <w:color w:val="000000" w:themeColor="text1"/>
+        </w:rPr>
+        <w:t xml:space="preserve">. Describe the pattern in your own </w:t>
+      </w:r>
+      <w:proofErr w:type="gramStart"/>
+      <w:r>
+        <w:rPr>
+          <w:color w:val="000000" w:themeColor="text1"/>
+        </w:rPr>
+        <w:t>words, and</w:t>
+      </w:r>
+      <w:proofErr w:type="gramEnd"/>
+      <w:r>
+        <w:rPr>
+          <w:color w:val="000000" w:themeColor="text1"/>
+        </w:rPr>
+        <w:t xml:space="preserve"> say whether English does this. [2]</w:t>
+      </w:r>
+    </w:p>
+    <w:p>
+      <w:pPr>
+        <w:spacing w:after="120"/>
+        <w:rPr>
+          <w:color w:val="000000" w:themeColor="text1"/>
+        </w:rPr>
+      </w:pPr>
+    </w:p>
+    <w:p>
+      <w:pPr>
+        <w:spacing w:after="120"/>
+        <w:rPr>
+          <w:color w:val="000000" w:themeColor="text1"/>
+        </w:rPr>
+      </w:pPr>
+    </w:p>
+    <w:p>
+      <w:pPr>
+        <w:keepNext/>
+        <w:spacing w:before="80" w:after="100"/>
+        <w:rPr>
+          <w:color w:val="000000" w:themeColor="text1"/>
+        </w:rPr>
+      </w:pPr>
+      <w:r>
+        <w:rPr>
+          <w:color w:val="000000" w:themeColor="text1"/>
+        </w:rPr>
+        <w:t xml:space="preserve">(b) </w:t>
+      </w:r>
+      <w:r>
+        <w:rPr>
+          <w:color w:val="000000" w:themeColor="text1"/>
+        </w:rPr>
+        <w:t xml:space="preserve">In </w:t>
+      </w:r>
+      <w:proofErr w:type="spellStart"/>
+      <w:r>
+        <w:rPr>
+          <w:i/>
+          <w:iCs/>
+          <w:color w:val="000000" w:themeColor="text1"/>
+        </w:rPr>
+        <w:t>katkat-em</w:t>
+      </w:r>
+      <w:proofErr w:type="spellEnd"/>
+      <w:r>
+        <w:rPr>
+          <w:color w:val="000000" w:themeColor="text1"/>
+        </w:rPr>
+        <w:t>, the verb “cut” is repeated. What does the repetition add to the meaning? Does English usually do this? Where might Bislama have gotten this feature? [3]</w:t>
+      </w:r>
+    </w:p>
+    <w:p>
+      <w:pPr>
+        <w:spacing w:after="120"/>
+        <w:rPr>
+          <w:color w:val="000000" w:themeColor="text1"/>
+        </w:rPr>
+      </w:pPr>
+    </w:p>
+    <w:p>
+      <w:pPr>
+        <w:spacing w:after="120"/>
+        <w:rPr>
+          <w:color w:val="000000" w:themeColor="text1"/>
+        </w:rPr>
+      </w:pPr>
+    </w:p>
+    <w:p>
+      <w:pPr>
+        <w:keepNext/>
+        <w:spacing w:before="80" w:after="100"/>
+        <w:rPr>
+          <w:color w:val="000000" w:themeColor="text1"/>
+        </w:rPr>
+      </w:pPr>
+      <w:r>
+        <w:rPr>
+          <w:color w:val="000000" w:themeColor="text1"/>
+        </w:rPr>
+        <w:t xml:space="preserve">(c) Someone </w:t>
+      </w:r>
+      <w:proofErr w:type="gramStart"/>
+      <w:r>
+        <w:rPr>
+          <w:color w:val="000000" w:themeColor="text1"/>
+        </w:rPr>
+        <w:t>says</w:t>
+      </w:r>
+      <w:proofErr w:type="gramEnd"/>
+      <w:r>
+        <w:rPr>
+          <w:color w:val="000000" w:themeColor="text1"/>
+        </w:rPr>
+        <w:t xml:space="preserve"> "Bislama is just broken English." Respond in two sentences.  [3]</w:t>
+      </w:r>
+    </w:p>
+    <w:p>
+      <w:pPr>
+        <w:spacing w:after="120"/>
+        <w:rPr>
+          <w:color w:val="000000" w:themeColor="text1"/>
+        </w:rPr>
+      </w:pPr>
+    </w:p>
+    <w:p>
+      <w:pPr>
+        <w:spacing w:after="120"/>
+        <w:rPr>
+          <w:color w:val="000000" w:themeColor="text1"/>
+        </w:rPr>
+      </w:pPr>
+    </w:p>
+    <w:p>
+      <w:pPr>
+        <w:keepNext/>
+        <w:spacing w:before="140" w:after="100"/>
+        <w:rPr>
+          <w:color w:val="000000" w:themeColor="text1"/>
+        </w:rPr>
+      </w:pPr>
+      <w:r>
+        <w:rPr>
+          <w:b/>
+          <w:bCs/>
+          <w:color w:val="000000" w:themeColor="text1"/>
+        </w:rPr>
+        <w:lastRenderedPageBreak/>
+        <w:t xml:space="preserve">26. </w:t>
+      </w:r>
+      <w:r>
+        <w:rPr>
+          <w:b/>
+          <w:bCs/>
+          <w:color w:val="000000" w:themeColor="text1"/>
+        </w:rPr>
+        <w:t xml:space="preserve">Working out a family tree </w:t>
+      </w:r>
+      <w:r>
+        <w:rPr>
+          <w:i/>
+          <w:iCs/>
+          <w:color w:val="000000" w:themeColor="text1"/>
+        </w:rPr>
+        <w:t>(8 points)</w:t>
       </w:r>
     </w:p>
     <w:p>
       <w:pPr>
         <w:keepNext/>
         <w:spacing w:after="100"/>
-      </w:pPr>
-      <w:r>
-        <w:t>This sentence comes from the Bislama summary of a 2025 article on Vanuatu school policy:</w:t>
+        <w:rPr>
+          <w:i/>
+          <w:iCs/>
+          <w:color w:val="000000" w:themeColor="text1"/>
+        </w:rPr>
+      </w:pPr>
+      <w:r>
+        <w:rPr>
+          <w:i/>
+          <w:iCs/>
+          <w:color w:val="000000" w:themeColor="text1"/>
+        </w:rPr>
+        <w:t>Languages A-E are invented for this exercise. The ancestor form is the word in their common ancestor.</w:t>
       </w:r>
     </w:p>
     <w:p>
       <w:pPr>
         <w:keepNext/>
         <w:spacing w:after="60"/>
-        <w:ind w:left="540"/>
+        <w:rPr>
+          <w:color w:val="000000" w:themeColor="text1"/>
+        </w:rPr>
+      </w:pPr>
+    </w:p>
+    <w:tbl>
+      <w:tblPr>
+        <w:tblW w:w="7645" w:type="dxa"/>
+        <w:tblBorders>
+          <w:top w:val="single" w:sz="4" w:space="0" w:color="auto"/>
+          <w:left w:val="single" w:sz="4" w:space="0" w:color="auto"/>
+          <w:bottom w:val="single" w:sz="4" w:space="0" w:color="auto"/>
+          <w:right w:val="single" w:sz="4" w:space="0" w:color="auto"/>
+          <w:insideH w:val="single" w:sz="4" w:space="0" w:color="auto"/>
+          <w:insideV w:val="single" w:sz="4" w:space="0" w:color="auto"/>
+        </w:tblBorders>
+        <w:tblCellMar>
+          <w:left w:w="10" w:type="dxa"/>
+          <w:right w:w="10" w:type="dxa"/>
+        </w:tblCellMar>
+        <w:tblLook w:val="04A0" w:firstRow="1" w:lastRow="0" w:firstColumn="1" w:lastColumn="0" w:noHBand="0" w:noVBand="1"/>
+      </w:tblPr>
+      <w:tblGrid>
+        <w:gridCol w:w="1249"/>
+        <w:gridCol w:w="1516"/>
+        <w:gridCol w:w="762"/>
+        <w:gridCol w:w="883"/>
+        <w:gridCol w:w="1075"/>
+        <w:gridCol w:w="1092"/>
+        <w:gridCol w:w="1068"/>
+      </w:tblGrid>
+      <w:tr>
+        <w:trPr>
+          <w:trHeight w:val="267"/>
+          <w:tblHeader/>
+        </w:trPr>
+        <w:tc>
+          <w:tcPr>
+            <w:tcW w:w="1249" w:type="dxa"/>
+            <w:tcBorders>
+              <w:top w:val="single" w:sz="4" w:space="0" w:color="999999"/>
+              <w:left w:val="single" w:sz="4" w:space="0" w:color="999999"/>
+              <w:bottom w:val="single" w:sz="4" w:space="0" w:color="999999"/>
+              <w:right w:val="single" w:sz="4" w:space="0" w:color="999999"/>
+            </w:tcBorders>
+            <w:shd w:val="clear" w:color="auto" w:fill="E8E8E8" w:themeFill="background2"/>
+            <w:tcMar>
+              <w:top w:w="60" w:type="dxa"/>
+              <w:left w:w="100" w:type="dxa"/>
+              <w:bottom w:w="60" w:type="dxa"/>
+              <w:right w:w="100" w:type="dxa"/>
+            </w:tcMar>
+          </w:tcPr>
+          <w:p>
+            <w:pPr>
+              <w:rPr>
+                <w:b/>
+                <w:bCs/>
+                <w:color w:val="000000" w:themeColor="text1"/>
+              </w:rPr>
+            </w:pPr>
+            <w:r>
+              <w:rPr>
+                <w:b/>
+                <w:bCs/>
+                <w:color w:val="000000" w:themeColor="text1"/>
+                <w:sz w:val="20"/>
+                <w:szCs w:val="20"/>
+              </w:rPr>
+              <w:t>Meaning</w:t>
+            </w:r>
+          </w:p>
+        </w:tc>
+        <w:tc>
+          <w:tcPr>
+            <w:tcW w:w="1516" w:type="dxa"/>
+            <w:tcBorders>
+              <w:top w:val="single" w:sz="4" w:space="0" w:color="999999"/>
+              <w:left w:val="single" w:sz="4" w:space="0" w:color="999999"/>
+              <w:bottom w:val="single" w:sz="4" w:space="0" w:color="999999"/>
+              <w:right w:val="single" w:sz="4" w:space="0" w:color="999999"/>
+            </w:tcBorders>
+            <w:shd w:val="clear" w:color="auto" w:fill="E8E8E8" w:themeFill="background2"/>
+            <w:tcMar>
+              <w:top w:w="60" w:type="dxa"/>
+              <w:left w:w="100" w:type="dxa"/>
+              <w:bottom w:w="60" w:type="dxa"/>
+              <w:right w:w="100" w:type="dxa"/>
+            </w:tcMar>
+          </w:tcPr>
+          <w:p>
+            <w:pPr>
+              <w:rPr>
+                <w:b/>
+                <w:bCs/>
+                <w:color w:val="000000" w:themeColor="text1"/>
+              </w:rPr>
+            </w:pPr>
+            <w:r>
+              <w:rPr>
+                <w:b/>
+                <w:bCs/>
+                <w:color w:val="000000" w:themeColor="text1"/>
+                <w:sz w:val="20"/>
+                <w:szCs w:val="20"/>
+              </w:rPr>
+              <w:t>Ancestor form</w:t>
+            </w:r>
+          </w:p>
+        </w:tc>
+        <w:tc>
+          <w:tcPr>
+            <w:tcW w:w="762" w:type="dxa"/>
+            <w:tcBorders>
+              <w:top w:val="single" w:sz="4" w:space="0" w:color="999999"/>
+              <w:left w:val="single" w:sz="4" w:space="0" w:color="999999"/>
+              <w:bottom w:val="single" w:sz="4" w:space="0" w:color="999999"/>
+              <w:right w:val="single" w:sz="4" w:space="0" w:color="999999"/>
+            </w:tcBorders>
+            <w:shd w:val="clear" w:color="auto" w:fill="E8E8E8" w:themeFill="background2"/>
+            <w:tcMar>
+              <w:top w:w="60" w:type="dxa"/>
+              <w:left w:w="100" w:type="dxa"/>
+              <w:bottom w:w="60" w:type="dxa"/>
+              <w:right w:w="100" w:type="dxa"/>
+            </w:tcMar>
+          </w:tcPr>
+          <w:p>
+            <w:pPr>
+              <w:rPr>
+                <w:b/>
+                <w:bCs/>
+                <w:color w:val="000000" w:themeColor="text1"/>
+              </w:rPr>
+            </w:pPr>
+            <w:r>
+              <w:rPr>
+                <w:b/>
+                <w:bCs/>
+                <w:color w:val="000000" w:themeColor="text1"/>
+                <w:sz w:val="20"/>
+                <w:szCs w:val="20"/>
+              </w:rPr>
+              <w:t>A</w:t>
+            </w:r>
+          </w:p>
+        </w:tc>
+        <w:tc>
+          <w:tcPr>
+            <w:tcW w:w="883" w:type="dxa"/>
+            <w:tcBorders>
+              <w:top w:val="single" w:sz="4" w:space="0" w:color="999999"/>
+              <w:left w:val="single" w:sz="4" w:space="0" w:color="999999"/>
+              <w:bottom w:val="single" w:sz="4" w:space="0" w:color="999999"/>
+              <w:right w:val="single" w:sz="4" w:space="0" w:color="999999"/>
+            </w:tcBorders>
+            <w:shd w:val="clear" w:color="auto" w:fill="E8E8E8" w:themeFill="background2"/>
+            <w:tcMar>
+              <w:top w:w="60" w:type="dxa"/>
+              <w:left w:w="100" w:type="dxa"/>
+              <w:bottom w:w="60" w:type="dxa"/>
+              <w:right w:w="100" w:type="dxa"/>
+            </w:tcMar>
+          </w:tcPr>
+          <w:p>
+            <w:pPr>
+              <w:rPr>
+                <w:b/>
+                <w:bCs/>
+                <w:color w:val="000000" w:themeColor="text1"/>
+              </w:rPr>
+            </w:pPr>
+            <w:r>
+              <w:rPr>
+                <w:b/>
+                <w:bCs/>
+                <w:color w:val="000000" w:themeColor="text1"/>
+                <w:sz w:val="20"/>
+                <w:szCs w:val="20"/>
+              </w:rPr>
+              <w:t>B</w:t>
+            </w:r>
+          </w:p>
+        </w:tc>
+        <w:tc>
+          <w:tcPr>
+            <w:tcW w:w="1075" w:type="dxa"/>
+            <w:tcBorders>
+              <w:top w:val="single" w:sz="4" w:space="0" w:color="999999"/>
+              <w:left w:val="single" w:sz="4" w:space="0" w:color="999999"/>
+              <w:bottom w:val="single" w:sz="4" w:space="0" w:color="999999"/>
+              <w:right w:val="single" w:sz="4" w:space="0" w:color="999999"/>
+            </w:tcBorders>
+            <w:shd w:val="clear" w:color="auto" w:fill="E8E8E8" w:themeFill="background2"/>
+          </w:tcPr>
+          <w:p>
+            <w:pPr>
+              <w:rPr>
+                <w:b/>
+                <w:bCs/>
+                <w:color w:val="000000" w:themeColor="text1"/>
+                <w:sz w:val="20"/>
+                <w:szCs w:val="20"/>
+              </w:rPr>
+            </w:pPr>
+            <w:r>
+              <w:rPr>
+                <w:b/>
+                <w:bCs/>
+                <w:color w:val="000000" w:themeColor="text1"/>
+                <w:sz w:val="20"/>
+                <w:szCs w:val="20"/>
+              </w:rPr>
+              <w:t>C</w:t>
+            </w:r>
+          </w:p>
+        </w:tc>
+        <w:tc>
+          <w:tcPr>
+            <w:tcW w:w="1092" w:type="dxa"/>
+            <w:tcBorders>
+              <w:top w:val="single" w:sz="4" w:space="0" w:color="999999"/>
+              <w:left w:val="single" w:sz="4" w:space="0" w:color="999999"/>
+              <w:bottom w:val="single" w:sz="4" w:space="0" w:color="999999"/>
+              <w:right w:val="single" w:sz="4" w:space="0" w:color="999999"/>
+            </w:tcBorders>
+            <w:shd w:val="clear" w:color="auto" w:fill="E8E8E8" w:themeFill="background2"/>
+          </w:tcPr>
+          <w:p>
+            <w:pPr>
+              <w:rPr>
+                <w:b/>
+                <w:bCs/>
+                <w:color w:val="000000" w:themeColor="text1"/>
+                <w:sz w:val="20"/>
+                <w:szCs w:val="20"/>
+              </w:rPr>
+            </w:pPr>
+            <w:r>
+              <w:rPr>
+                <w:b/>
+                <w:bCs/>
+                <w:color w:val="000000" w:themeColor="text1"/>
+                <w:sz w:val="20"/>
+                <w:szCs w:val="20"/>
+              </w:rPr>
+              <w:t>D</w:t>
+            </w:r>
+          </w:p>
+        </w:tc>
+        <w:tc>
+          <w:tcPr>
+            <w:tcW w:w="1068" w:type="dxa"/>
+            <w:tcBorders>
+              <w:top w:val="single" w:sz="4" w:space="0" w:color="999999"/>
+              <w:left w:val="single" w:sz="4" w:space="0" w:color="999999"/>
+              <w:bottom w:val="single" w:sz="4" w:space="0" w:color="999999"/>
+              <w:right w:val="single" w:sz="4" w:space="0" w:color="999999"/>
+            </w:tcBorders>
+            <w:shd w:val="clear" w:color="auto" w:fill="E8E8E8" w:themeFill="background2"/>
+            <w:tcMar>
+              <w:top w:w="60" w:type="dxa"/>
+              <w:left w:w="100" w:type="dxa"/>
+              <w:bottom w:w="60" w:type="dxa"/>
+              <w:right w:w="100" w:type="dxa"/>
+            </w:tcMar>
+          </w:tcPr>
+          <w:p>
+            <w:pPr>
+              <w:rPr>
+                <w:b/>
+                <w:bCs/>
+                <w:color w:val="000000" w:themeColor="text1"/>
+              </w:rPr>
+            </w:pPr>
+            <w:r>
+              <w:rPr>
+                <w:b/>
+                <w:bCs/>
+                <w:color w:val="000000" w:themeColor="text1"/>
+              </w:rPr>
+              <w:t>E</w:t>
+            </w:r>
+          </w:p>
+        </w:tc>
+      </w:tr>
+      <w:tr>
+        <w:trPr>
+          <w:trHeight w:val="267"/>
+        </w:trPr>
+        <w:tc>
+          <w:tcPr>
+            <w:tcW w:w="1249" w:type="dxa"/>
+            <w:tcBorders>
+              <w:top w:val="single" w:sz="4" w:space="0" w:color="999999"/>
+              <w:left w:val="single" w:sz="4" w:space="0" w:color="999999"/>
+              <w:bottom w:val="single" w:sz="4" w:space="0" w:color="999999"/>
+              <w:right w:val="single" w:sz="4" w:space="0" w:color="999999"/>
+            </w:tcBorders>
+            <w:tcMar>
+              <w:top w:w="60" w:type="dxa"/>
+              <w:left w:w="100" w:type="dxa"/>
+              <w:bottom w:w="60" w:type="dxa"/>
+              <w:right w:w="100" w:type="dxa"/>
+            </w:tcMar>
+          </w:tcPr>
+          <w:p>
+            <w:pPr>
+              <w:rPr>
+                <w:color w:val="000000" w:themeColor="text1"/>
+              </w:rPr>
+            </w:pPr>
+            <w:r>
+              <w:rPr>
+                <w:color w:val="000000" w:themeColor="text1"/>
+              </w:rPr>
+              <w:t>stone</w:t>
+            </w:r>
+          </w:p>
+        </w:tc>
+        <w:tc>
+          <w:tcPr>
+            <w:tcW w:w="1516" w:type="dxa"/>
+            <w:tcBorders>
+              <w:top w:val="single" w:sz="4" w:space="0" w:color="999999"/>
+              <w:left w:val="single" w:sz="4" w:space="0" w:color="999999"/>
+              <w:bottom w:val="single" w:sz="4" w:space="0" w:color="999999"/>
+              <w:right w:val="single" w:sz="4" w:space="0" w:color="999999"/>
+            </w:tcBorders>
+            <w:tcMar>
+              <w:top w:w="60" w:type="dxa"/>
+              <w:left w:w="100" w:type="dxa"/>
+              <w:bottom w:w="60" w:type="dxa"/>
+              <w:right w:w="100" w:type="dxa"/>
+            </w:tcMar>
+          </w:tcPr>
+          <w:p>
+            <w:pPr>
+              <w:rPr>
+                <w:color w:val="000000" w:themeColor="text1"/>
+              </w:rPr>
+            </w:pPr>
+            <w:proofErr w:type="spellStart"/>
+            <w:r>
+              <w:rPr>
+                <w:color w:val="000000" w:themeColor="text1"/>
+              </w:rPr>
+              <w:t>bako</w:t>
+            </w:r>
+            <w:proofErr w:type="spellEnd"/>
+          </w:p>
+        </w:tc>
+        <w:tc>
+          <w:tcPr>
+            <w:tcW w:w="762" w:type="dxa"/>
+            <w:tcBorders>
+              <w:top w:val="single" w:sz="4" w:space="0" w:color="999999"/>
+              <w:left w:val="single" w:sz="4" w:space="0" w:color="999999"/>
+              <w:bottom w:val="single" w:sz="4" w:space="0" w:color="999999"/>
+              <w:right w:val="single" w:sz="4" w:space="0" w:color="999999"/>
+            </w:tcBorders>
+            <w:tcMar>
+              <w:top w:w="60" w:type="dxa"/>
+              <w:left w:w="100" w:type="dxa"/>
+              <w:bottom w:w="60" w:type="dxa"/>
+              <w:right w:w="100" w:type="dxa"/>
+            </w:tcMar>
+          </w:tcPr>
+          <w:p>
+            <w:pPr>
+              <w:rPr>
+                <w:color w:val="000000" w:themeColor="text1"/>
+              </w:rPr>
+            </w:pPr>
+            <w:proofErr w:type="spellStart"/>
+            <w:r>
+              <w:rPr>
+                <w:color w:val="000000" w:themeColor="text1"/>
+                <w:sz w:val="20"/>
+                <w:szCs w:val="20"/>
+              </w:rPr>
+              <w:t>bako</w:t>
+            </w:r>
+            <w:proofErr w:type="spellEnd"/>
+          </w:p>
+        </w:tc>
+        <w:tc>
+          <w:tcPr>
+            <w:tcW w:w="883" w:type="dxa"/>
+            <w:tcBorders>
+              <w:top w:val="single" w:sz="4" w:space="0" w:color="999999"/>
+              <w:left w:val="single" w:sz="4" w:space="0" w:color="999999"/>
+              <w:bottom w:val="single" w:sz="4" w:space="0" w:color="999999"/>
+              <w:right w:val="single" w:sz="4" w:space="0" w:color="999999"/>
+            </w:tcBorders>
+            <w:tcMar>
+              <w:top w:w="60" w:type="dxa"/>
+              <w:left w:w="100" w:type="dxa"/>
+              <w:bottom w:w="60" w:type="dxa"/>
+              <w:right w:w="100" w:type="dxa"/>
+            </w:tcMar>
+          </w:tcPr>
+          <w:p>
+            <w:pPr>
+              <w:rPr>
+                <w:color w:val="000000" w:themeColor="text1"/>
+              </w:rPr>
+            </w:pPr>
+            <w:proofErr w:type="spellStart"/>
+            <w:r>
+              <w:rPr>
+                <w:color w:val="000000" w:themeColor="text1"/>
+              </w:rPr>
+              <w:t>vako</w:t>
+            </w:r>
+            <w:proofErr w:type="spellEnd"/>
+          </w:p>
+        </w:tc>
+        <w:tc>
+          <w:tcPr>
+            <w:tcW w:w="1075" w:type="dxa"/>
+            <w:tcBorders>
+              <w:top w:val="single" w:sz="4" w:space="0" w:color="999999"/>
+              <w:left w:val="single" w:sz="4" w:space="0" w:color="999999"/>
+              <w:bottom w:val="single" w:sz="4" w:space="0" w:color="999999"/>
+              <w:right w:val="single" w:sz="4" w:space="0" w:color="999999"/>
+            </w:tcBorders>
+          </w:tcPr>
+          <w:p>
+            <w:pPr>
+              <w:tabs>
+                <w:tab w:val="left" w:pos="873"/>
+              </w:tabs>
+              <w:rPr>
+                <w:color w:val="000000" w:themeColor="text1"/>
+                <w:sz w:val="20"/>
+                <w:szCs w:val="20"/>
+              </w:rPr>
+            </w:pPr>
+            <w:proofErr w:type="spellStart"/>
+            <w:r>
+              <w:rPr>
+                <w:color w:val="000000" w:themeColor="text1"/>
+                <w:sz w:val="20"/>
+                <w:szCs w:val="20"/>
+              </w:rPr>
+              <w:t>vako</w:t>
+            </w:r>
+            <w:proofErr w:type="spellEnd"/>
+          </w:p>
+        </w:tc>
+        <w:tc>
+          <w:tcPr>
+            <w:tcW w:w="1092" w:type="dxa"/>
+            <w:tcBorders>
+              <w:top w:val="single" w:sz="4" w:space="0" w:color="999999"/>
+              <w:left w:val="single" w:sz="4" w:space="0" w:color="999999"/>
+              <w:bottom w:val="single" w:sz="4" w:space="0" w:color="999999"/>
+              <w:right w:val="single" w:sz="4" w:space="0" w:color="999999"/>
+            </w:tcBorders>
+          </w:tcPr>
+          <w:p>
+            <w:pPr>
+              <w:rPr>
+                <w:color w:val="000000" w:themeColor="text1"/>
+                <w:sz w:val="20"/>
+                <w:szCs w:val="20"/>
+              </w:rPr>
+            </w:pPr>
+            <w:proofErr w:type="spellStart"/>
+            <w:r>
+              <w:rPr>
+                <w:color w:val="000000" w:themeColor="text1"/>
+                <w:sz w:val="20"/>
+                <w:szCs w:val="20"/>
+              </w:rPr>
+              <w:t>vako</w:t>
+            </w:r>
+            <w:proofErr w:type="spellEnd"/>
+          </w:p>
+        </w:tc>
+        <w:tc>
+          <w:tcPr>
+            <w:tcW w:w="1068" w:type="dxa"/>
+            <w:tcBorders>
+              <w:top w:val="single" w:sz="4" w:space="0" w:color="999999"/>
+              <w:left w:val="single" w:sz="4" w:space="0" w:color="999999"/>
+              <w:bottom w:val="single" w:sz="4" w:space="0" w:color="999999"/>
+              <w:right w:val="single" w:sz="4" w:space="0" w:color="999999"/>
+            </w:tcBorders>
+            <w:tcMar>
+              <w:top w:w="60" w:type="dxa"/>
+              <w:left w:w="100" w:type="dxa"/>
+              <w:bottom w:w="60" w:type="dxa"/>
+              <w:right w:w="100" w:type="dxa"/>
+            </w:tcMar>
+          </w:tcPr>
+          <w:p>
+            <w:pPr>
+              <w:rPr>
+                <w:color w:val="000000" w:themeColor="text1"/>
+              </w:rPr>
+            </w:pPr>
+            <w:proofErr w:type="spellStart"/>
+            <w:r>
+              <w:rPr>
+                <w:color w:val="000000" w:themeColor="text1"/>
+                <w:sz w:val="20"/>
+                <w:szCs w:val="20"/>
+              </w:rPr>
+              <w:t>bako</w:t>
+            </w:r>
+            <w:proofErr w:type="spellEnd"/>
+          </w:p>
+        </w:tc>
+      </w:tr>
+      <w:tr>
+        <w:trPr>
+          <w:trHeight w:val="257"/>
+        </w:trPr>
+        <w:tc>
+          <w:tcPr>
+            <w:tcW w:w="1249" w:type="dxa"/>
+            <w:tcBorders>
+              <w:top w:val="single" w:sz="4" w:space="0" w:color="999999"/>
+              <w:left w:val="single" w:sz="4" w:space="0" w:color="999999"/>
+              <w:bottom w:val="single" w:sz="4" w:space="0" w:color="999999"/>
+              <w:right w:val="single" w:sz="4" w:space="0" w:color="999999"/>
+            </w:tcBorders>
+            <w:tcMar>
+              <w:top w:w="60" w:type="dxa"/>
+              <w:left w:w="100" w:type="dxa"/>
+              <w:bottom w:w="60" w:type="dxa"/>
+              <w:right w:w="100" w:type="dxa"/>
+            </w:tcMar>
+          </w:tcPr>
+          <w:p>
+            <w:pPr>
+              <w:rPr>
+                <w:color w:val="000000" w:themeColor="text1"/>
+              </w:rPr>
+            </w:pPr>
+            <w:r>
+              <w:rPr>
+                <w:color w:val="000000" w:themeColor="text1"/>
+              </w:rPr>
+              <w:t>water</w:t>
+            </w:r>
+          </w:p>
+        </w:tc>
+        <w:tc>
+          <w:tcPr>
+            <w:tcW w:w="1516" w:type="dxa"/>
+            <w:tcBorders>
+              <w:top w:val="single" w:sz="4" w:space="0" w:color="999999"/>
+              <w:left w:val="single" w:sz="4" w:space="0" w:color="999999"/>
+              <w:bottom w:val="single" w:sz="4" w:space="0" w:color="999999"/>
+              <w:right w:val="single" w:sz="4" w:space="0" w:color="999999"/>
+            </w:tcBorders>
+            <w:tcMar>
+              <w:top w:w="60" w:type="dxa"/>
+              <w:left w:w="100" w:type="dxa"/>
+              <w:bottom w:w="60" w:type="dxa"/>
+              <w:right w:w="100" w:type="dxa"/>
+            </w:tcMar>
+          </w:tcPr>
+          <w:p>
+            <w:pPr>
+              <w:rPr>
+                <w:color w:val="000000" w:themeColor="text1"/>
+              </w:rPr>
+            </w:pPr>
+            <w:proofErr w:type="spellStart"/>
+            <w:r>
+              <w:rPr>
+                <w:color w:val="000000" w:themeColor="text1"/>
+              </w:rPr>
+              <w:t>sime</w:t>
+            </w:r>
+            <w:proofErr w:type="spellEnd"/>
+          </w:p>
+        </w:tc>
+        <w:tc>
+          <w:tcPr>
+            <w:tcW w:w="762" w:type="dxa"/>
+            <w:tcBorders>
+              <w:top w:val="single" w:sz="4" w:space="0" w:color="999999"/>
+              <w:left w:val="single" w:sz="4" w:space="0" w:color="999999"/>
+              <w:bottom w:val="single" w:sz="4" w:space="0" w:color="999999"/>
+              <w:right w:val="single" w:sz="4" w:space="0" w:color="999999"/>
+            </w:tcBorders>
+            <w:tcMar>
+              <w:top w:w="60" w:type="dxa"/>
+              <w:left w:w="100" w:type="dxa"/>
+              <w:bottom w:w="60" w:type="dxa"/>
+              <w:right w:w="100" w:type="dxa"/>
+            </w:tcMar>
+          </w:tcPr>
+          <w:p>
+            <w:pPr>
+              <w:rPr>
+                <w:color w:val="000000" w:themeColor="text1"/>
+              </w:rPr>
+            </w:pPr>
+            <w:proofErr w:type="spellStart"/>
+            <w:r>
+              <w:rPr>
+                <w:color w:val="000000" w:themeColor="text1"/>
+                <w:sz w:val="20"/>
+                <w:szCs w:val="20"/>
+              </w:rPr>
+              <w:t>sime</w:t>
+            </w:r>
+            <w:proofErr w:type="spellEnd"/>
+          </w:p>
+        </w:tc>
+        <w:tc>
+          <w:tcPr>
+            <w:tcW w:w="883" w:type="dxa"/>
+            <w:tcBorders>
+              <w:top w:val="single" w:sz="4" w:space="0" w:color="999999"/>
+              <w:left w:val="single" w:sz="4" w:space="0" w:color="999999"/>
+              <w:bottom w:val="single" w:sz="4" w:space="0" w:color="999999"/>
+              <w:right w:val="single" w:sz="4" w:space="0" w:color="999999"/>
+            </w:tcBorders>
+            <w:tcMar>
+              <w:top w:w="60" w:type="dxa"/>
+              <w:left w:w="100" w:type="dxa"/>
+              <w:bottom w:w="60" w:type="dxa"/>
+              <w:right w:w="100" w:type="dxa"/>
+            </w:tcMar>
+          </w:tcPr>
+          <w:p>
+            <w:pPr>
+              <w:rPr>
+                <w:color w:val="000000" w:themeColor="text1"/>
+              </w:rPr>
+            </w:pPr>
+            <w:proofErr w:type="spellStart"/>
+            <w:r>
+              <w:rPr>
+                <w:color w:val="000000" w:themeColor="text1"/>
+                <w:sz w:val="20"/>
+                <w:szCs w:val="20"/>
+              </w:rPr>
+              <w:t>sime</w:t>
+            </w:r>
+            <w:proofErr w:type="spellEnd"/>
+          </w:p>
+        </w:tc>
+        <w:tc>
+          <w:tcPr>
+            <w:tcW w:w="1075" w:type="dxa"/>
+            <w:tcBorders>
+              <w:top w:val="single" w:sz="4" w:space="0" w:color="999999"/>
+              <w:left w:val="single" w:sz="4" w:space="0" w:color="999999"/>
+              <w:bottom w:val="single" w:sz="4" w:space="0" w:color="999999"/>
+              <w:right w:val="single" w:sz="4" w:space="0" w:color="999999"/>
+            </w:tcBorders>
+          </w:tcPr>
+          <w:p>
+            <w:pPr>
+              <w:rPr>
+                <w:color w:val="000000" w:themeColor="text1"/>
+                <w:sz w:val="20"/>
+                <w:szCs w:val="20"/>
+              </w:rPr>
+            </w:pPr>
+            <w:proofErr w:type="spellStart"/>
+            <w:r>
+              <w:rPr>
+                <w:color w:val="000000" w:themeColor="text1"/>
+                <w:sz w:val="20"/>
+                <w:szCs w:val="20"/>
+              </w:rPr>
+              <w:t>hime</w:t>
+            </w:r>
+            <w:proofErr w:type="spellEnd"/>
+          </w:p>
+        </w:tc>
+        <w:tc>
+          <w:tcPr>
+            <w:tcW w:w="1092" w:type="dxa"/>
+            <w:tcBorders>
+              <w:top w:val="single" w:sz="4" w:space="0" w:color="999999"/>
+              <w:left w:val="single" w:sz="4" w:space="0" w:color="999999"/>
+              <w:bottom w:val="single" w:sz="4" w:space="0" w:color="999999"/>
+              <w:right w:val="single" w:sz="4" w:space="0" w:color="999999"/>
+            </w:tcBorders>
+          </w:tcPr>
+          <w:p>
+            <w:pPr>
+              <w:rPr>
+                <w:color w:val="000000" w:themeColor="text1"/>
+                <w:sz w:val="20"/>
+                <w:szCs w:val="20"/>
+              </w:rPr>
+            </w:pPr>
+            <w:proofErr w:type="spellStart"/>
+            <w:r>
+              <w:rPr>
+                <w:color w:val="000000" w:themeColor="text1"/>
+                <w:sz w:val="20"/>
+                <w:szCs w:val="20"/>
+              </w:rPr>
+              <w:t>hime</w:t>
+            </w:r>
+            <w:proofErr w:type="spellEnd"/>
+          </w:p>
+        </w:tc>
+        <w:tc>
+          <w:tcPr>
+            <w:tcW w:w="1068" w:type="dxa"/>
+            <w:tcBorders>
+              <w:top w:val="single" w:sz="4" w:space="0" w:color="999999"/>
+              <w:left w:val="single" w:sz="4" w:space="0" w:color="999999"/>
+              <w:bottom w:val="single" w:sz="4" w:space="0" w:color="999999"/>
+              <w:right w:val="single" w:sz="4" w:space="0" w:color="999999"/>
+            </w:tcBorders>
+            <w:tcMar>
+              <w:top w:w="60" w:type="dxa"/>
+              <w:left w:w="100" w:type="dxa"/>
+              <w:bottom w:w="60" w:type="dxa"/>
+              <w:right w:w="100" w:type="dxa"/>
+            </w:tcMar>
+          </w:tcPr>
+          <w:p>
+            <w:pPr>
+              <w:rPr>
+                <w:color w:val="000000" w:themeColor="text1"/>
+              </w:rPr>
+            </w:pPr>
+            <w:proofErr w:type="spellStart"/>
+            <w:r>
+              <w:rPr>
+                <w:color w:val="000000" w:themeColor="text1"/>
+              </w:rPr>
+              <w:t>sime</w:t>
+            </w:r>
+            <w:proofErr w:type="spellEnd"/>
+          </w:p>
+        </w:tc>
+      </w:tr>
+      <w:tr>
+        <w:trPr>
+          <w:trHeight w:val="267"/>
+        </w:trPr>
+        <w:tc>
+          <w:tcPr>
+            <w:tcW w:w="1249" w:type="dxa"/>
+            <w:tcBorders>
+              <w:top w:val="single" w:sz="4" w:space="0" w:color="999999"/>
+              <w:left w:val="single" w:sz="4" w:space="0" w:color="999999"/>
+              <w:bottom w:val="single" w:sz="4" w:space="0" w:color="999999"/>
+              <w:right w:val="single" w:sz="4" w:space="0" w:color="999999"/>
+            </w:tcBorders>
+            <w:tcMar>
+              <w:top w:w="60" w:type="dxa"/>
+              <w:left w:w="100" w:type="dxa"/>
+              <w:bottom w:w="60" w:type="dxa"/>
+              <w:right w:w="100" w:type="dxa"/>
+            </w:tcMar>
+          </w:tcPr>
+          <w:p>
+            <w:pPr>
+              <w:rPr>
+                <w:color w:val="000000" w:themeColor="text1"/>
+              </w:rPr>
+            </w:pPr>
+            <w:r>
+              <w:rPr>
+                <w:color w:val="000000" w:themeColor="text1"/>
+              </w:rPr>
+              <w:t>tree</w:t>
+            </w:r>
+          </w:p>
+        </w:tc>
+        <w:tc>
+          <w:tcPr>
+            <w:tcW w:w="1516" w:type="dxa"/>
+            <w:tcBorders>
+              <w:top w:val="single" w:sz="4" w:space="0" w:color="999999"/>
+              <w:left w:val="single" w:sz="4" w:space="0" w:color="999999"/>
+              <w:bottom w:val="single" w:sz="4" w:space="0" w:color="999999"/>
+              <w:right w:val="single" w:sz="4" w:space="0" w:color="999999"/>
+            </w:tcBorders>
+            <w:tcMar>
+              <w:top w:w="60" w:type="dxa"/>
+              <w:left w:w="100" w:type="dxa"/>
+              <w:bottom w:w="60" w:type="dxa"/>
+              <w:right w:w="100" w:type="dxa"/>
+            </w:tcMar>
+          </w:tcPr>
+          <w:p>
+            <w:pPr>
+              <w:rPr>
+                <w:color w:val="000000" w:themeColor="text1"/>
+              </w:rPr>
+            </w:pPr>
+            <w:proofErr w:type="spellStart"/>
+            <w:r>
+              <w:rPr>
+                <w:color w:val="000000" w:themeColor="text1"/>
+              </w:rPr>
+              <w:t>gito</w:t>
+            </w:r>
+            <w:proofErr w:type="spellEnd"/>
+          </w:p>
+        </w:tc>
+        <w:tc>
+          <w:tcPr>
+            <w:tcW w:w="762" w:type="dxa"/>
+            <w:tcBorders>
+              <w:top w:val="single" w:sz="4" w:space="0" w:color="999999"/>
+              <w:left w:val="single" w:sz="4" w:space="0" w:color="999999"/>
+              <w:bottom w:val="single" w:sz="4" w:space="0" w:color="999999"/>
+              <w:right w:val="single" w:sz="4" w:space="0" w:color="999999"/>
+            </w:tcBorders>
+            <w:tcMar>
+              <w:top w:w="60" w:type="dxa"/>
+              <w:left w:w="100" w:type="dxa"/>
+              <w:bottom w:w="60" w:type="dxa"/>
+              <w:right w:w="100" w:type="dxa"/>
+            </w:tcMar>
+          </w:tcPr>
+          <w:p>
+            <w:pPr>
+              <w:rPr>
+                <w:color w:val="000000" w:themeColor="text1"/>
+              </w:rPr>
+            </w:pPr>
+            <w:proofErr w:type="spellStart"/>
+            <w:r>
+              <w:rPr>
+                <w:color w:val="000000" w:themeColor="text1"/>
+                <w:sz w:val="20"/>
+                <w:szCs w:val="20"/>
+              </w:rPr>
+              <w:t>gito</w:t>
+            </w:r>
+            <w:proofErr w:type="spellEnd"/>
+          </w:p>
+        </w:tc>
+        <w:tc>
+          <w:tcPr>
+            <w:tcW w:w="883" w:type="dxa"/>
+            <w:tcBorders>
+              <w:top w:val="single" w:sz="4" w:space="0" w:color="999999"/>
+              <w:left w:val="single" w:sz="4" w:space="0" w:color="999999"/>
+              <w:bottom w:val="single" w:sz="4" w:space="0" w:color="999999"/>
+              <w:right w:val="single" w:sz="4" w:space="0" w:color="999999"/>
+            </w:tcBorders>
+            <w:tcMar>
+              <w:top w:w="60" w:type="dxa"/>
+              <w:left w:w="100" w:type="dxa"/>
+              <w:bottom w:w="60" w:type="dxa"/>
+              <w:right w:w="100" w:type="dxa"/>
+            </w:tcMar>
+          </w:tcPr>
+          <w:p>
+            <w:pPr>
+              <w:rPr>
+                <w:color w:val="000000" w:themeColor="text1"/>
+              </w:rPr>
+            </w:pPr>
+            <w:proofErr w:type="spellStart"/>
+            <w:r>
+              <w:rPr>
+                <w:color w:val="000000" w:themeColor="text1"/>
+                <w:sz w:val="20"/>
+                <w:szCs w:val="20"/>
+              </w:rPr>
+              <w:t>gito</w:t>
+            </w:r>
+            <w:proofErr w:type="spellEnd"/>
+          </w:p>
+        </w:tc>
+        <w:tc>
+          <w:tcPr>
+            <w:tcW w:w="1075" w:type="dxa"/>
+            <w:tcBorders>
+              <w:top w:val="single" w:sz="4" w:space="0" w:color="999999"/>
+              <w:left w:val="single" w:sz="4" w:space="0" w:color="999999"/>
+              <w:bottom w:val="single" w:sz="4" w:space="0" w:color="999999"/>
+              <w:right w:val="single" w:sz="4" w:space="0" w:color="999999"/>
+            </w:tcBorders>
+          </w:tcPr>
+          <w:p>
+            <w:pPr>
+              <w:rPr>
+                <w:color w:val="000000" w:themeColor="text1"/>
+                <w:sz w:val="20"/>
+                <w:szCs w:val="20"/>
+              </w:rPr>
+            </w:pPr>
+            <w:proofErr w:type="spellStart"/>
+            <w:r>
+              <w:rPr>
+                <w:color w:val="000000" w:themeColor="text1"/>
+                <w:sz w:val="20"/>
+                <w:szCs w:val="20"/>
+              </w:rPr>
+              <w:t>kito</w:t>
+            </w:r>
+            <w:proofErr w:type="spellEnd"/>
+          </w:p>
+        </w:tc>
+        <w:tc>
+          <w:tcPr>
+            <w:tcW w:w="1092" w:type="dxa"/>
+            <w:tcBorders>
+              <w:top w:val="single" w:sz="4" w:space="0" w:color="999999"/>
+              <w:left w:val="single" w:sz="4" w:space="0" w:color="999999"/>
+              <w:bottom w:val="single" w:sz="4" w:space="0" w:color="999999"/>
+              <w:right w:val="single" w:sz="4" w:space="0" w:color="999999"/>
+            </w:tcBorders>
+          </w:tcPr>
+          <w:p>
+            <w:pPr>
+              <w:rPr>
+                <w:color w:val="000000" w:themeColor="text1"/>
+                <w:sz w:val="20"/>
+                <w:szCs w:val="20"/>
+              </w:rPr>
+            </w:pPr>
+            <w:proofErr w:type="spellStart"/>
+            <w:r>
+              <w:rPr>
+                <w:color w:val="000000" w:themeColor="text1"/>
+                <w:sz w:val="20"/>
+                <w:szCs w:val="20"/>
+              </w:rPr>
+              <w:t>kito</w:t>
+            </w:r>
+            <w:proofErr w:type="spellEnd"/>
+          </w:p>
+        </w:tc>
+        <w:tc>
+          <w:tcPr>
+            <w:tcW w:w="1068" w:type="dxa"/>
+            <w:tcBorders>
+              <w:top w:val="single" w:sz="4" w:space="0" w:color="999999"/>
+              <w:left w:val="single" w:sz="4" w:space="0" w:color="999999"/>
+              <w:bottom w:val="single" w:sz="4" w:space="0" w:color="999999"/>
+              <w:right w:val="single" w:sz="4" w:space="0" w:color="999999"/>
+            </w:tcBorders>
+            <w:tcMar>
+              <w:top w:w="60" w:type="dxa"/>
+              <w:left w:w="100" w:type="dxa"/>
+              <w:bottom w:w="60" w:type="dxa"/>
+              <w:right w:w="100" w:type="dxa"/>
+            </w:tcMar>
+          </w:tcPr>
+          <w:p>
+            <w:pPr>
+              <w:rPr>
+                <w:color w:val="000000" w:themeColor="text1"/>
+              </w:rPr>
+            </w:pPr>
+            <w:proofErr w:type="spellStart"/>
+            <w:r>
+              <w:rPr>
+                <w:color w:val="000000" w:themeColor="text1"/>
+              </w:rPr>
+              <w:t>gito</w:t>
+            </w:r>
+            <w:proofErr w:type="spellEnd"/>
+          </w:p>
+        </w:tc>
+      </w:tr>
+      <w:tr>
+        <w:trPr>
+          <w:trHeight w:val="267"/>
+        </w:trPr>
+        <w:tc>
+          <w:tcPr>
+            <w:tcW w:w="1249" w:type="dxa"/>
+            <w:tcBorders>
+              <w:top w:val="single" w:sz="4" w:space="0" w:color="999999"/>
+              <w:left w:val="single" w:sz="4" w:space="0" w:color="999999"/>
+              <w:bottom w:val="single" w:sz="4" w:space="0" w:color="999999"/>
+              <w:right w:val="single" w:sz="4" w:space="0" w:color="999999"/>
+            </w:tcBorders>
+            <w:tcMar>
+              <w:top w:w="60" w:type="dxa"/>
+              <w:left w:w="100" w:type="dxa"/>
+              <w:bottom w:w="60" w:type="dxa"/>
+              <w:right w:w="100" w:type="dxa"/>
+            </w:tcMar>
+          </w:tcPr>
+          <w:p>
+            <w:pPr>
+              <w:rPr>
+                <w:color w:val="000000" w:themeColor="text1"/>
+              </w:rPr>
+            </w:pPr>
+            <w:r>
+              <w:rPr>
+                <w:color w:val="000000" w:themeColor="text1"/>
+              </w:rPr>
+              <w:t>bird</w:t>
+            </w:r>
+          </w:p>
+        </w:tc>
+        <w:tc>
+          <w:tcPr>
+            <w:tcW w:w="1516" w:type="dxa"/>
+            <w:tcBorders>
+              <w:top w:val="single" w:sz="4" w:space="0" w:color="999999"/>
+              <w:left w:val="single" w:sz="4" w:space="0" w:color="999999"/>
+              <w:bottom w:val="single" w:sz="4" w:space="0" w:color="999999"/>
+              <w:right w:val="single" w:sz="4" w:space="0" w:color="999999"/>
+            </w:tcBorders>
+            <w:tcMar>
+              <w:top w:w="60" w:type="dxa"/>
+              <w:left w:w="100" w:type="dxa"/>
+              <w:bottom w:w="60" w:type="dxa"/>
+              <w:right w:w="100" w:type="dxa"/>
+            </w:tcMar>
+          </w:tcPr>
+          <w:p>
+            <w:pPr>
+              <w:rPr>
+                <w:color w:val="000000" w:themeColor="text1"/>
+                <w:sz w:val="20"/>
+                <w:szCs w:val="20"/>
+              </w:rPr>
+            </w:pPr>
+            <w:proofErr w:type="spellStart"/>
+            <w:r>
+              <w:rPr>
+                <w:color w:val="000000" w:themeColor="text1"/>
+                <w:sz w:val="20"/>
+                <w:szCs w:val="20"/>
+              </w:rPr>
+              <w:t>dalu</w:t>
+            </w:r>
+            <w:proofErr w:type="spellEnd"/>
+          </w:p>
+        </w:tc>
+        <w:tc>
+          <w:tcPr>
+            <w:tcW w:w="762" w:type="dxa"/>
+            <w:tcBorders>
+              <w:top w:val="single" w:sz="4" w:space="0" w:color="999999"/>
+              <w:left w:val="single" w:sz="4" w:space="0" w:color="999999"/>
+              <w:bottom w:val="single" w:sz="4" w:space="0" w:color="999999"/>
+              <w:right w:val="single" w:sz="4" w:space="0" w:color="999999"/>
+            </w:tcBorders>
+            <w:tcMar>
+              <w:top w:w="60" w:type="dxa"/>
+              <w:left w:w="100" w:type="dxa"/>
+              <w:bottom w:w="60" w:type="dxa"/>
+              <w:right w:w="100" w:type="dxa"/>
+            </w:tcMar>
+          </w:tcPr>
+          <w:p>
+            <w:pPr>
+              <w:rPr>
+                <w:color w:val="000000" w:themeColor="text1"/>
+                <w:sz w:val="20"/>
+                <w:szCs w:val="20"/>
+              </w:rPr>
+            </w:pPr>
+            <w:proofErr w:type="spellStart"/>
+            <w:r>
+              <w:rPr>
+                <w:color w:val="000000" w:themeColor="text1"/>
+                <w:sz w:val="20"/>
+                <w:szCs w:val="20"/>
+              </w:rPr>
+              <w:t>dalu</w:t>
+            </w:r>
+            <w:proofErr w:type="spellEnd"/>
+          </w:p>
+        </w:tc>
+        <w:tc>
+          <w:tcPr>
+            <w:tcW w:w="883" w:type="dxa"/>
+            <w:tcBorders>
+              <w:top w:val="single" w:sz="4" w:space="0" w:color="999999"/>
+              <w:left w:val="single" w:sz="4" w:space="0" w:color="999999"/>
+              <w:bottom w:val="single" w:sz="4" w:space="0" w:color="999999"/>
+              <w:right w:val="single" w:sz="4" w:space="0" w:color="999999"/>
+            </w:tcBorders>
+            <w:tcMar>
+              <w:top w:w="60" w:type="dxa"/>
+              <w:left w:w="100" w:type="dxa"/>
+              <w:bottom w:w="60" w:type="dxa"/>
+              <w:right w:w="100" w:type="dxa"/>
+            </w:tcMar>
+          </w:tcPr>
+          <w:p>
+            <w:pPr>
+              <w:rPr>
+                <w:color w:val="000000" w:themeColor="text1"/>
+                <w:sz w:val="20"/>
+                <w:szCs w:val="20"/>
+              </w:rPr>
+            </w:pPr>
+            <w:proofErr w:type="spellStart"/>
+            <w:r>
+              <w:rPr>
+                <w:color w:val="000000" w:themeColor="text1"/>
+                <w:sz w:val="20"/>
+                <w:szCs w:val="20"/>
+              </w:rPr>
+              <w:t>dalu</w:t>
+            </w:r>
+            <w:proofErr w:type="spellEnd"/>
+          </w:p>
+        </w:tc>
+        <w:tc>
+          <w:tcPr>
+            <w:tcW w:w="1075" w:type="dxa"/>
+            <w:tcBorders>
+              <w:top w:val="single" w:sz="4" w:space="0" w:color="999999"/>
+              <w:left w:val="single" w:sz="4" w:space="0" w:color="999999"/>
+              <w:bottom w:val="single" w:sz="4" w:space="0" w:color="999999"/>
+              <w:right w:val="single" w:sz="4" w:space="0" w:color="999999"/>
+            </w:tcBorders>
+          </w:tcPr>
+          <w:p>
+            <w:pPr>
+              <w:rPr>
+                <w:color w:val="000000" w:themeColor="text1"/>
+                <w:sz w:val="20"/>
+                <w:szCs w:val="20"/>
+              </w:rPr>
+            </w:pPr>
+            <w:proofErr w:type="spellStart"/>
+            <w:r>
+              <w:rPr>
+                <w:color w:val="000000" w:themeColor="text1"/>
+                <w:sz w:val="20"/>
+                <w:szCs w:val="20"/>
+              </w:rPr>
+              <w:t>dalu</w:t>
+            </w:r>
+            <w:proofErr w:type="spellEnd"/>
+          </w:p>
+        </w:tc>
+        <w:tc>
+          <w:tcPr>
+            <w:tcW w:w="1092" w:type="dxa"/>
+            <w:tcBorders>
+              <w:top w:val="single" w:sz="4" w:space="0" w:color="999999"/>
+              <w:left w:val="single" w:sz="4" w:space="0" w:color="999999"/>
+              <w:bottom w:val="single" w:sz="4" w:space="0" w:color="999999"/>
+              <w:right w:val="single" w:sz="4" w:space="0" w:color="999999"/>
+            </w:tcBorders>
+          </w:tcPr>
+          <w:p>
+            <w:pPr>
+              <w:rPr>
+                <w:color w:val="000000" w:themeColor="text1"/>
+                <w:sz w:val="20"/>
+                <w:szCs w:val="20"/>
+              </w:rPr>
+            </w:pPr>
+            <w:proofErr w:type="spellStart"/>
+            <w:r>
+              <w:rPr>
+                <w:color w:val="000000" w:themeColor="text1"/>
+                <w:sz w:val="20"/>
+                <w:szCs w:val="20"/>
+              </w:rPr>
+              <w:t>dalu</w:t>
+            </w:r>
+            <w:proofErr w:type="spellEnd"/>
+          </w:p>
+        </w:tc>
+        <w:tc>
+          <w:tcPr>
+            <w:tcW w:w="1068" w:type="dxa"/>
+            <w:tcBorders>
+              <w:top w:val="single" w:sz="4" w:space="0" w:color="999999"/>
+              <w:left w:val="single" w:sz="4" w:space="0" w:color="999999"/>
+              <w:bottom w:val="single" w:sz="4" w:space="0" w:color="999999"/>
+              <w:right w:val="single" w:sz="4" w:space="0" w:color="999999"/>
+            </w:tcBorders>
+            <w:tcMar>
+              <w:top w:w="60" w:type="dxa"/>
+              <w:left w:w="100" w:type="dxa"/>
+              <w:bottom w:w="60" w:type="dxa"/>
+              <w:right w:w="100" w:type="dxa"/>
+            </w:tcMar>
+          </w:tcPr>
+          <w:p>
+            <w:pPr>
+              <w:rPr>
+                <w:color w:val="000000" w:themeColor="text1"/>
+                <w:sz w:val="20"/>
+                <w:szCs w:val="20"/>
+              </w:rPr>
+            </w:pPr>
+            <w:proofErr w:type="spellStart"/>
+            <w:r>
+              <w:rPr>
+                <w:color w:val="000000" w:themeColor="text1"/>
+                <w:sz w:val="20"/>
+                <w:szCs w:val="20"/>
+              </w:rPr>
+              <w:t>dalu</w:t>
+            </w:r>
+            <w:proofErr w:type="spellEnd"/>
+          </w:p>
+        </w:tc>
+      </w:tr>
+    </w:tbl>
+    <w:p>
+      <w:pPr>
+        <w:keepNext/>
+        <w:spacing w:after="60"/>
+        <w:rPr>
+          <w:color w:val="000000" w:themeColor="text1"/>
+        </w:rPr>
+      </w:pPr>
+    </w:p>
+    <w:p>
+      <w:pPr>
+        <w:keepNext/>
+        <w:spacing w:before="80" w:after="100"/>
+        <w:rPr>
+          <w:color w:val="000000" w:themeColor="text1"/>
+        </w:rPr>
+      </w:pPr>
+      <w:r>
+        <w:rPr>
+          <w:color w:val="000000" w:themeColor="text1"/>
+        </w:rPr>
+        <w:t xml:space="preserve">(a) </w:t>
+      </w:r>
+      <w:r>
+        <w:rPr>
+          <w:color w:val="000000" w:themeColor="text1"/>
+        </w:rPr>
+        <w:t>Which languages most likely form a subgroup? Name the sound change or changes that show it. Which two languages are most closely related within that subgroup? [3]</w:t>
+      </w:r>
+    </w:p>
+    <w:p>
+      <w:pPr>
+        <w:spacing w:after="120"/>
+        <w:rPr>
+          <w:color w:val="000000" w:themeColor="text1"/>
+        </w:rPr>
+      </w:pPr>
+    </w:p>
+    <w:p>
+      <w:pPr>
+        <w:spacing w:after="120"/>
+        <w:rPr>
+          <w:color w:val="000000" w:themeColor="text1"/>
+        </w:rPr>
+      </w:pPr>
+    </w:p>
+    <w:p>
+      <w:pPr>
+        <w:keepNext/>
+        <w:spacing w:before="80" w:after="100"/>
+        <w:rPr>
+          <w:color w:val="000000" w:themeColor="text1"/>
+        </w:rPr>
+      </w:pPr>
+      <w:r>
+        <w:rPr>
+          <w:color w:val="000000" w:themeColor="text1"/>
+        </w:rPr>
+        <w:t xml:space="preserve">(b) </w:t>
+      </w:r>
+      <w:r>
+        <w:rPr>
+          <w:color w:val="000000" w:themeColor="text1"/>
+        </w:rPr>
+        <w:t>A and E keep all the ancestor’s sounds. A student says, “A and E must be especially closely related because they match so well.” Is this good evidence? Explain. [3]</w:t>
+      </w:r>
+    </w:p>
+    <w:p>
+      <w:pPr>
+        <w:spacing w:after="120"/>
+        <w:rPr>
+          <w:color w:val="000000" w:themeColor="text1"/>
+        </w:rPr>
+      </w:pPr>
+    </w:p>
+    <w:p>
+      <w:pPr>
+        <w:spacing w:after="120"/>
+        <w:rPr>
+          <w:color w:val="000000" w:themeColor="text1"/>
+        </w:rPr>
+      </w:pPr>
+      <w:r>
+        <w:rPr>
+          <w:color w:val="000000" w:themeColor="text1"/>
+        </w:rPr>
+        <w:tab/>
+      </w:r>
+    </w:p>
+    <w:p>
+      <w:pPr>
+        <w:keepNext/>
+        <w:spacing w:before="80" w:after="100"/>
+        <w:rPr>
+          <w:color w:val="000000" w:themeColor="text1"/>
+        </w:rPr>
+      </w:pPr>
+      <w:r>
+        <w:rPr>
+          <w:color w:val="000000" w:themeColor="text1"/>
+        </w:rPr>
+        <w:t xml:space="preserve">(c) </w:t>
+      </w:r>
+      <w:r>
+        <w:rPr>
+          <w:color w:val="000000" w:themeColor="text1"/>
+        </w:rPr>
+        <w:t xml:space="preserve">The ancestor word </w:t>
+      </w:r>
+      <w:proofErr w:type="spellStart"/>
+      <w:r>
+        <w:rPr>
+          <w:color w:val="000000" w:themeColor="text1"/>
+        </w:rPr>
+        <w:t>bagi</w:t>
+      </w:r>
+      <w:proofErr w:type="spellEnd"/>
+      <w:r>
+        <w:rPr>
+          <w:color w:val="000000" w:themeColor="text1"/>
+        </w:rPr>
+        <w:t xml:space="preserve"> ‘tooth’ is </w:t>
+      </w:r>
+      <w:proofErr w:type="spellStart"/>
+      <w:r>
+        <w:rPr>
+          <w:color w:val="000000" w:themeColor="text1"/>
+        </w:rPr>
+        <w:t>bagi</w:t>
+      </w:r>
+      <w:proofErr w:type="spellEnd"/>
+      <w:r>
+        <w:rPr>
+          <w:color w:val="000000" w:themeColor="text1"/>
+        </w:rPr>
+        <w:t xml:space="preserve"> in language A. Predict the word in language </w:t>
+      </w:r>
+      <w:proofErr w:type="gramStart"/>
+      <w:r>
+        <w:rPr>
+          <w:color w:val="000000" w:themeColor="text1"/>
+        </w:rPr>
+        <w:t>C, and</w:t>
+      </w:r>
+      <w:proofErr w:type="gramEnd"/>
+      <w:r>
+        <w:rPr>
+          <w:color w:val="000000" w:themeColor="text1"/>
+        </w:rPr>
+        <w:t xml:space="preserve"> explain your reasoning. [2]</w:t>
+      </w:r>
+    </w:p>
+    <w:p>
+      <w:pPr>
+        <w:spacing w:after="120"/>
+        <w:rPr>
+          <w:color w:val="000000" w:themeColor="text1"/>
+        </w:rPr>
+      </w:pPr>
+    </w:p>
+    <w:p>
+      <w:pPr>
+        <w:spacing w:after="120"/>
+        <w:rPr>
+          <w:color w:val="000000" w:themeColor="text1"/>
+        </w:rPr>
+      </w:pPr>
+    </w:p>
+    <w:p>
+      <w:pPr>
+        <w:pStyle w:val="Heading1"/>
+        <w:spacing w:before="240" w:after="120"/>
+        <w:rPr>
+          <w:color w:val="000000" w:themeColor="text1"/>
+        </w:rPr>
+      </w:pPr>
+      <w:r>
+        <w:rPr>
+          <w:b/>
+          <w:bCs/>
+          <w:color w:val="000000" w:themeColor="text1"/>
+          <w:sz w:val="30"/>
+          <w:szCs w:val="30"/>
+        </w:rPr>
+        <w:t>Part D. Essay (20 points)</w:t>
+      </w:r>
+    </w:p>
+    <w:p>
+      <w:pPr>
+        <w:spacing w:after="100"/>
+        <w:rPr>
+          <w:color w:val="000000" w:themeColor="text1"/>
+        </w:rPr>
+      </w:pPr>
+      <w:r>
+        <w:rPr>
+          <w:b/>
+          <w:bCs/>
+          <w:color w:val="000000" w:themeColor="text1"/>
+        </w:rPr>
+        <w:t xml:space="preserve">Choose ONE of the following (27). </w:t>
+      </w:r>
+      <w:r>
+        <w:rPr>
+          <w:color w:val="000000" w:themeColor="text1"/>
+        </w:rPr>
+        <w:t>Write a focused essay of about two to three paragraphs. Use specific evidence and examples from readings and lectures. Indicate your choice at the top.</w:t>
+      </w:r>
+      <w:r>
+        <w:rPr>
+          <w:color w:val="000000" w:themeColor="text1"/>
+        </w:rPr>
+        <w:t xml:space="preserve"> Write in your blue book.</w:t>
+      </w:r>
+    </w:p>
+    <w:p>
+      <w:pPr>
+        <w:spacing w:after="140"/>
+        <w:ind w:left="360"/>
+        <w:rPr>
+          <w:color w:val="000000" w:themeColor="text1"/>
+        </w:rPr>
+      </w:pPr>
+      <w:r>
+        <w:rPr>
+          <w:b/>
+          <w:bCs/>
+          <w:color w:val="000000" w:themeColor="text1"/>
+        </w:rPr>
+        <w:t xml:space="preserve">Option 1. </w:t>
+      </w:r>
+      <w:r>
+        <w:rPr>
+          <w:color w:val="000000" w:themeColor="text1"/>
+        </w:rPr>
+        <w:t>Why are Melanesian languages so diverse while Polynesian languages are so similar? Use the three factors (time, separation, social structure) and at least two specific examples from the course (e.g., Vanuatu, Samoa, Fiji, Polynesian family tree, Vanuatu's northern and southern language split).</w:t>
+      </w:r>
+    </w:p>
+    <w:p>
+      <w:pPr>
+        <w:spacing w:after="140"/>
+        <w:ind w:left="360"/>
+        <w:rPr>
+          <w:color w:val="000000" w:themeColor="text1"/>
+        </w:rPr>
+      </w:pPr>
+      <w:r>
+        <w:rPr>
+          <w:b/>
+          <w:bCs/>
+          <w:color w:val="000000" w:themeColor="text1"/>
+        </w:rPr>
+        <w:t xml:space="preserve">Option 2. </w:t>
+      </w:r>
+      <w:r>
+        <w:rPr>
+          <w:color w:val="000000" w:themeColor="text1"/>
+        </w:rPr>
+        <w:t>"Pidgin is just broken English." Respond to this claim using evidence from: Meyerhoff (Ch. 13) and Sakoda &amp; Siegel (Hawaiʻi). Explain what the claim gets wrong, why people believe it, and what is at stake for speakers.</w:t>
+      </w:r>
+    </w:p>
+    <w:p>
+      <w:pPr>
+        <w:spacing w:after="140"/>
+        <w:ind w:left="360"/>
+        <w:rPr>
+          <w:color w:val="000000" w:themeColor="text1"/>
+        </w:rPr>
+      </w:pPr>
+      <w:r>
+        <w:rPr>
+          <w:b/>
+          <w:bCs/>
+          <w:color w:val="000000" w:themeColor="text1"/>
+        </w:rPr>
+        <w:t xml:space="preserve">Option 3. </w:t>
+      </w:r>
+      <w:r>
+        <w:rPr>
+          <w:color w:val="000000" w:themeColor="text1"/>
+        </w:rPr>
+        <w:t>Compare how a pidgin became a creole in Vanuatu (Bislama) and in Hawaiʻi. Discuss who the speakers were, which languages were involved (lexifier and substrate), when children began acquiring it, and what the creole added.</w:t>
+      </w:r>
+    </w:p>
+    <w:p>
+      <w:pPr>
+        <w:spacing w:after="120"/>
+        <w:rPr>
+          <w:color w:val="000000" w:themeColor="text1"/>
+        </w:rPr>
+      </w:pPr>
+    </w:p>
+    <w:p>
+      <w:pPr>
+        <w:spacing w:after="120"/>
+        <w:rPr>
+          <w:color w:val="000000" w:themeColor="text1"/>
+        </w:rPr>
+      </w:pPr>
+    </w:p>
+    <w:p>
+      <w:pPr>
+        <w:spacing w:after="100"/>
+        <w:jc w:val="center"/>
+        <w:rPr>
+          <w:color w:val="000000" w:themeColor="text1"/>
+        </w:rPr>
       </w:pPr>
       <w:r>
         <w:rPr>
           <w:i/>
           <w:iCs/>
-        </w:rPr>
-        <w:t>Atikol ya hem i ripot blong wan stadi we i lukluk hao nao oli putum tugeta venakula edukesen polisi blong Vanuatu long ol selected skul long West blong Ambae.</w:t>
-      </w:r>
-    </w:p>
-    <w:p>
-      <w:pPr>
-        <w:keepNext/>
-        <w:spacing w:before="80" w:after="100"/>
-      </w:pPr>
-      <w:r>
-        <w:t>(a) Identify three words clearly derived from English.  [2]</w:t>
-      </w:r>
-    </w:p>
-    <w:p>
-      <w:pPr>
-        <w:spacing w:after="120"/>
-      </w:pPr>
-    </w:p>
-    <w:p>
-      <w:pPr>
-        <w:spacing w:after="120"/>
-      </w:pPr>
-    </w:p>
-    <w:p>
-      <w:pPr>
-        <w:keepNext/>
-        <w:spacing w:before="80" w:after="100"/>
-      </w:pPr>
-      <w:r>
-        <w:t>(b) Identify two features of Bislama grammar or word-building that are NOT like English, and explain each briefly.  [3]</w:t>
-      </w:r>
-    </w:p>
-    <w:p>
-      <w:pPr>
-        <w:spacing w:after="120"/>
-      </w:pPr>
-    </w:p>
-    <w:p>
-      <w:pPr>
-        <w:spacing w:after="120"/>
-      </w:pPr>
-    </w:p>
-    <w:p>
-      <w:pPr>
-        <w:keepNext/>
-        <w:spacing w:before="80" w:after="100"/>
-      </w:pPr>
-      <w:r>
-        <w:lastRenderedPageBreak/>
-        <w:t>(c) Someone says "Bislama is just broken English." Respond in two sentences.  [3]</w:t>
-      </w:r>
-    </w:p>
-    <w:p>
-      <w:pPr>
-        <w:spacing w:after="120"/>
-      </w:pPr>
-    </w:p>
-    <w:p>
-      <w:pPr>
-        <w:spacing w:after="120"/>
-      </w:pPr>
-    </w:p>
-    <w:p>
-      <w:pPr>
-        <w:keepNext/>
-        <w:spacing w:before="140" w:after="100"/>
-      </w:pPr>
-      <w:r>
-        <w:rPr>
-          <w:b/>
-          <w:bCs/>
-        </w:rPr>
-        <w:t>26. From pidgin to creole in Hawaiʻi</w:t>
-      </w:r>
-      <w:r>
-        <w:rPr>
-          <w:i/>
-          <w:iCs/>
-          <w:color w:val="666666"/>
-        </w:rPr>
-        <w:t xml:space="preserve">  (8 points)</w:t>
-      </w:r>
-    </w:p>
-    <w:p>
-      <w:pPr>
-        <w:keepNext/>
-        <w:spacing w:after="100"/>
-      </w:pPr>
-      <w:r>
-        <w:t xml:space="preserve">Use this timeline (adapted from Sakoda &amp; Siegel and the Oct 15 lecture):</w:t>
-      </w:r>
-    </w:p>
-    <w:tbl>
-      <w:tblPr>
-        <w:tblW w:w="9360" w:type="dxa"/>
-        <w:tblBorders>
-          <w:top w:val="single" w:sz="4" w:space="0" w:color="999999"/>
-          <w:left w:val="single" w:sz="4" w:space="0" w:color="999999"/>
-          <w:bottom w:val="single" w:sz="4" w:space="0" w:color="999999"/>
-          <w:right w:val="single" w:sz="4" w:space="0" w:color="999999"/>
-          <w:insideH w:val="single" w:sz="4" w:space="0" w:color="999999"/>
-          <w:insideV w:val="single" w:sz="4" w:space="0" w:color="999999"/>
-        </w:tblBorders>
-        <w:tblLayout w:type="fixed"/>
-        <w:tblCellMar>
-          <w:left w:w="100" w:type="dxa"/>
-          <w:right w:w="100" w:type="dxa"/>
-        </w:tblCellMar>
-      </w:tblPr>
-      <w:tblGrid>
-        <w:gridCol w:w="1500"/>
-        <w:gridCol w:w="7860"/>
-      </w:tblGrid>
-      <w:tr>
-        <w:tc>
-          <w:tcPr>
-            <w:tcW w:w="1500" w:type="dxa"/>
-            <w:shd w:val="clear" w:color="auto" w:fill="E8EFEA"/>
-          </w:tcPr>
-          <w:p>
-            <w:pPr>
-              <w:spacing w:after="40"/>
-            </w:pPr>
-            <w:r>
-              <w:rPr>
-                <w:b/>
-                <w:bCs/>
-              </w:rPr>
-              <w:t xml:space="preserve">Date</w:t>
-            </w:r>
-          </w:p>
-        </w:tc>
-        <w:tc>
-          <w:tcPr>
-            <w:tcW w:w="7860" w:type="dxa"/>
-            <w:shd w:val="clear" w:color="auto" w:fill="E8EFEA"/>
-          </w:tcPr>
-          <w:p>
-            <w:pPr>
-              <w:spacing w:after="40"/>
-            </w:pPr>
-            <w:r>
-              <w:rPr>
-                <w:b/>
-                <w:bCs/>
-              </w:rPr>
-              <w:t xml:space="preserve">Event</w:t>
-            </w:r>
-          </w:p>
-        </w:tc>
-      </w:tr>
-      <w:tr>
-        <w:tc>
-          <w:tcPr>
-            <w:tcW w:w="1500" w:type="dxa"/>
-          </w:tcPr>
-          <w:p>
-            <w:pPr>
-              <w:spacing w:after="40"/>
-            </w:pPr>
-            <w:r>
-              <w:t xml:space="preserve">1835</w:t>
-            </w:r>
-          </w:p>
-        </w:tc>
-        <w:tc>
-          <w:tcPr>
-            <w:tcW w:w="7860" w:type="dxa"/>
-          </w:tcPr>
-          <w:p>
-            <w:pPr>
-              <w:spacing w:after="40"/>
-            </w:pPr>
-            <w:r>
-              <w:t xml:space="preserve">First sugar plantation opens. Hawaiians still rule the islands; Hawaiian is the language of government and of schooling for non-European children.</w:t>
-            </w:r>
-          </w:p>
-        </w:tc>
-      </w:tr>
-      <w:tr>
-        <w:tc>
-          <w:tcPr>
-            <w:tcW w:w="1500" w:type="dxa"/>
-          </w:tcPr>
-          <w:p>
-            <w:pPr>
-              <w:spacing w:after="40"/>
-            </w:pPr>
-            <w:r>
-              <w:t xml:space="preserve">1852-76</w:t>
-            </w:r>
-          </w:p>
-        </w:tc>
-        <w:tc>
-          <w:tcPr>
-            <w:tcW w:w="7860" w:type="dxa"/>
-          </w:tcPr>
-          <w:p>
-            <w:pPr>
-              <w:spacing w:after="40"/>
-            </w:pPr>
-            <w:r>
-              <w:t xml:space="preserve">About 2,000 laborers from China arrive (mostly Cantonese speakers).</w:t>
-            </w:r>
-          </w:p>
-        </w:tc>
-      </w:tr>
-      <w:tr>
-        <w:tc>
-          <w:tcPr>
-            <w:tcW w:w="1500" w:type="dxa"/>
-          </w:tcPr>
-          <w:p>
-            <w:pPr>
-              <w:spacing w:after="40"/>
-            </w:pPr>
-            <w:r>
-              <w:t xml:space="preserve">1878-87</w:t>
-            </w:r>
-          </w:p>
-        </w:tc>
-        <w:tc>
-          <w:tcPr>
-            <w:tcW w:w="7860" w:type="dxa"/>
-          </w:tcPr>
-          <w:p>
-            <w:pPr>
-              <w:spacing w:after="40"/>
-            </w:pPr>
-            <w:r>
-              <w:t xml:space="preserve">More than 10,000 laborers from Portugal arrive.</w:t>
-            </w:r>
-          </w:p>
-        </w:tc>
-      </w:tr>
-      <w:tr>
-        <w:tc>
-          <w:tcPr>
-            <w:tcW w:w="1500" w:type="dxa"/>
-          </w:tcPr>
-          <w:p>
-            <w:pPr>
-              <w:spacing w:after="40"/>
-            </w:pPr>
-            <w:r>
-              <w:t xml:space="preserve">1884-1924</w:t>
-            </w:r>
-          </w:p>
-        </w:tc>
-        <w:tc>
-          <w:tcPr>
-            <w:tcW w:w="7860" w:type="dxa"/>
-          </w:tcPr>
-          <w:p>
-            <w:pPr>
-              <w:spacing w:after="40"/>
-            </w:pPr>
-            <w:r>
-              <w:t xml:space="preserve">Over 200,000 laborers from Japan arrive.</w:t>
-            </w:r>
-          </w:p>
-        </w:tc>
-      </w:tr>
-      <w:tr>
-        <w:tc>
-          <w:tcPr>
-            <w:tcW w:w="1500" w:type="dxa"/>
-          </w:tcPr>
-          <w:p>
-            <w:pPr>
-              <w:spacing w:after="40"/>
-            </w:pPr>
-            <w:r>
-              <w:t xml:space="preserve">About 1900</w:t>
-            </w:r>
-          </w:p>
-        </w:tc>
-        <w:tc>
-          <w:tcPr>
-            <w:tcW w:w="7860" w:type="dxa"/>
-          </w:tcPr>
-          <w:p>
-            <w:pPr>
-              <w:spacing w:after="40"/>
-            </w:pPr>
-            <w:r>
-              <w:t xml:space="preserve">The first locally born Chinese and Portuguese children appear. Many are spoken to in Pidgin English as newborns.</w:t>
-            </w:r>
-          </w:p>
-        </w:tc>
-      </w:tr>
-      <w:tr>
-        <w:tc>
-          <w:tcPr>
-            <w:tcW w:w="1500" w:type="dxa"/>
-          </w:tcPr>
-          <w:p>
-            <w:pPr>
-              <w:spacing w:after="40"/>
-            </w:pPr>
-            <w:r>
-              <w:t xml:space="preserve">1920-30</w:t>
-            </w:r>
-          </w:p>
-        </w:tc>
-        <w:tc>
-          <w:tcPr>
-            <w:tcW w:w="7860" w:type="dxa"/>
-          </w:tcPr>
-          <w:p>
-            <w:pPr>
-              <w:spacing w:after="40"/>
-            </w:pPr>
-            <w:r>
-              <w:t xml:space="preserve">Locally born children of immigrants equal, then outnumber, the foreign born.</w:t>
-            </w:r>
-          </w:p>
-        </w:tc>
-      </w:tr>
-    </w:tbl>
-    <w:p>
-      <w:pPr>
-        <w:keepNext/>
-        <w:spacing w:after="60"/>
-      </w:pPr>
-      <w:r>
-        <w:t xml:space="preserve"/>
-      </w:r>
-    </w:p>
-    <w:p>
-      <w:pPr>
-        <w:keepNext/>
-        <w:spacing w:before="80" w:after="100"/>
-      </w:pPr>
-      <w:r>
-        <w:t xml:space="preserve">(a) The first plantation pidgin in Hawaiʻi was based mostly on which language? What does the timeline show that explains why?  [2]</w:t>
-      </w:r>
-    </w:p>
-    <w:p>
-      <w:pPr>
-        <w:spacing w:after="120"/>
-      </w:pPr>
-    </w:p>
-    <w:p>
-      <w:pPr>
-        <w:spacing w:after="120"/>
-      </w:pPr>
-    </w:p>
-    <w:p>
-      <w:pPr>
-        <w:keepNext/>
-        <w:spacing w:before="80" w:after="100"/>
-      </w:pPr>
-      <w:r>
-        <w:t xml:space="preserve">(b) Give one piece of evidence from the timeline that a creole had developed by about 1920. What makes it a creole and not a pidgin?  [3]</w:t>
-      </w:r>
-    </w:p>
-    <w:p>
-      <w:pPr>
-        <w:spacing w:after="120"/>
-      </w:pPr>
-    </w:p>
-    <w:p>
-      <w:pPr>
-        <w:spacing w:after="120"/>
-      </w:pPr>
-    </w:p>
-    <w:p>
-      <w:pPr>
-        <w:keepNext/>
-        <w:spacing w:before="80" w:after="100"/>
-      </w:pPr>
-      <w:r>
-        <w:t xml:space="preserve">(c) A friend says, "Pidgin never changed. It's just plantation English." Use the timeline to respond in two sentences.  [3]</w:t>
-      </w:r>
-    </w:p>
-    <w:p>
-      <w:pPr>
-        <w:spacing w:after="120"/>
-      </w:pPr>
-    </w:p>
-    <w:p>
-      <w:pPr>
-        <w:spacing w:after="120"/>
-      </w:pPr>
-    </w:p>
-    <w:p>
-      <w:pPr>
-        <w:pStyle w:val="Heading1"/>
-        <w:spacing w:before="240" w:after="120"/>
-      </w:pPr>
-      <w:r>
-        <w:rPr>
-          <w:b/>
-          <w:bCs/>
-          <w:color w:val="1F4E3D"/>
-          <w:sz w:val="30"/>
-          <w:szCs w:val="30"/>
-        </w:rPr>
-        <w:t>Part D. Essay (20 points)</w:t>
-      </w:r>
-    </w:p>
-    <w:p>
-      <w:pPr>
-        <w:spacing w:after="100"/>
-      </w:pPr>
-      <w:r>
-        <w:rPr>
-          <w:b/>
-          <w:bCs/>
-        </w:rPr>
-        <w:t xml:space="preserve">Choose ONE of the following (27). </w:t>
-      </w:r>
-      <w:r>
-        <w:t>Write a focused essay of about two to three paragraphs. Use specific evidence and examples from readings and lectures. Indicate your choice at the top.</w:t>
-      </w:r>
-    </w:p>
-    <w:p>
-      <w:pPr>
-        <w:spacing w:after="140"/>
-        <w:ind w:left="360"/>
-      </w:pPr>
-      <w:r>
-        <w:rPr>
-          <w:b/>
-          <w:bCs/>
-        </w:rPr>
-        <w:t xml:space="preserve">Option 1. </w:t>
-      </w:r>
-      <w:r>
-        <w:t>Why are Melanesian languages so diverse while Polynesian languages are so similar? Use the three factors (time, separation, social structure) and at least two specific examples from the course (e.g., Vanuatu, Samoa, Fiji, Polynesian family tree, Vanuatu's northern and southern language split).</w:t>
-      </w:r>
-    </w:p>
-    <w:p>
-      <w:pPr>
-        <w:spacing w:after="140"/>
-        <w:ind w:left="360"/>
-      </w:pPr>
-      <w:r>
-        <w:rPr>
-          <w:b/>
-          <w:bCs/>
-        </w:rPr>
-        <w:t xml:space="preserve">Option 2. </w:t>
-      </w:r>
-      <w:r>
-        <w:t xml:space="preserve">"Pidgin is just broken English." Respond to this claim using evidence from: Meyerhoff (Ch. 13) and Sakoda &amp; Siegel (Hawaiʻi). Explain what the claim gets wrong, why people believe it, and what is at stake for speakers.</w:t>
-      </w:r>
-    </w:p>
-    <w:p>
-      <w:pPr>
-        <w:spacing w:after="140"/>
-        <w:ind w:left="360"/>
-      </w:pPr>
-      <w:r>
-        <w:rPr>
-          <w:b/>
-          <w:bCs/>
-        </w:rPr>
-        <w:t xml:space="preserve">Option 3. </w:t>
-      </w:r>
-      <w:r>
-        <w:t>Compare how a pidgin became a creole in Vanuatu (Bislama) and in Hawaiʻi. Discuss who the speakers were, which languages were involved (lexifier and substrate), when children began acquiring it, and what the creole added.</w:t>
-      </w:r>
-    </w:p>
-    <w:p>
-      <w:pPr>
-        <w:spacing w:after="120"/>
-      </w:pPr>
-    </w:p>
-    <w:p>
-      <w:pPr>
-        <w:spacing w:after="120"/>
-      </w:pPr>
-    </w:p>
-    <w:p>
-      <w:pPr>
-        <w:spacing w:after="120"/>
-      </w:pPr>
-    </w:p>
-    <w:p>
-      <w:pPr>
-        <w:spacing w:after="120"/>
-      </w:pPr>
-    </w:p>
-    <w:p>
-      <w:pPr>
-        <w:spacing w:after="120"/>
-      </w:pPr>
-    </w:p>
-    <w:p>
-      <w:pPr>
-        <w:spacing w:after="120"/>
-      </w:pPr>
-    </w:p>
-    <w:p>
-      <w:pPr>
-        <w:spacing w:after="120"/>
-      </w:pPr>
-    </w:p>
-    <w:p>
-      <w:pPr>
-        <w:spacing w:after="120"/>
-      </w:pPr>
-    </w:p>
-    <w:p>
-      <w:pPr>
-        <w:spacing w:after="120"/>
-      </w:pPr>
-    </w:p>
-    <w:p>
-      <w:pPr>
-        <w:spacing w:after="120"/>
-      </w:pPr>
-    </w:p>
-    <w:p>
-      <w:pPr>
-        <w:spacing w:after="120"/>
-      </w:pPr>
-    </w:p>
-    <w:p>
-      <w:pPr>
-        <w:spacing w:after="120"/>
-      </w:pPr>
-    </w:p>
-    <w:p>
-      <w:pPr>
-        <w:spacing w:after="100"/>
-        <w:jc w:val="center"/>
-      </w:pPr>
-      <w:r>
-        <w:rPr>
-          <w:i/>
-          <w:iCs/>
+          <w:color w:val="000000" w:themeColor="text1"/>
         </w:rPr>
         <w:t>End of exam. Please check your name is on the first page.</w:t>
       </w:r>
@@ -2338,46 +4662,6 @@
     </w:sectPr>
   </w:body>
 </w:document>
-</file>
-
-<file path=word/comments.xml><?xml version="1.0" encoding="utf-8"?>
-<w:comments xmlns:wpc="http://schemas.microsoft.com/office/word/2010/wordprocessingCanvas" xmlns:cx="http://schemas.microsoft.com/office/drawing/2014/chartex" xmlns:cx1="http://schemas.microsoft.com/office/drawing/2015/9/8/chartex" xmlns:cx2="http://schemas.microsoft.com/office/drawing/2015/10/21/chartex" xmlns:cx3="http://schemas.microsoft.com/office/drawing/2016/5/9/chartex" xmlns:cx4="http://schemas.microsoft.com/office/drawing/2016/5/10/chartex" xmlns:cx5="http://schemas.microsoft.com/office/drawing/2016/5/11/chartex" xmlns:cx6="http://schemas.microsoft.com/office/drawing/2016/5/12/chartex" xmlns:cx7="http://schemas.microsoft.com/office/drawing/2016/5/13/chartex" xmlns:cx8="http://schemas.microsoft.com/office/drawing/2016/5/14/chartex" xmlns:mc="http://schemas.openxmlformats.org/markup-compatibility/2006" xmlns:m="http://schemas.openxmlformats.org/officeDocument/2006/math" xmlns:aink="http://schemas.microsoft.com/office/drawing/2016/ink" xmlns:am3d="http://schemas.microsoft.com/office/drawing/2017/model3d" xmlns:oel="http://schemas.microsoft.com/office/2019/extlst" xmlns:r="http://schemas.openxmlformats.org/officeDocument/2006/relationships" xmlns:wp14="http://schemas.microsoft.com/office/word/2010/wordprocessingDrawing" xmlns:wp="http://schemas.openxmlformats.org/drawingml/2006/wordprocessingDrawing" xmlns:wpg="http://schemas.microsoft.com/office/word/2010/wordprocessingGroup" xmlns:wpi="http://schemas.microsoft.com/office/word/2010/wordprocessingInk" xmlns:wps="http://schemas.microsoft.com/office/word/2010/wordprocessingShape" xmlns:o="urn:schemas-microsoft-com:office:office" xmlns:v="urn:schemas-microsoft-com:vml" xmlns:w10="urn:schemas-microsoft-com:office:word" xmlns:w="http://schemas.openxmlformats.org/wordprocessingml/2006/main" xmlns:w14="http://schemas.microsoft.com/office/word/2010/wordml" xmlns:w15="http://schemas.microsoft.com/office/word/2012/wordml" xmlns:w16cex="http://schemas.microsoft.com/office/word/2018/wordml/cex" xmlns:w16cid="http://schemas.microsoft.com/office/word/2016/wordml/cid" xmlns:w16="http://schemas.microsoft.com/office/word/2018/wordml" xmlns:w16sdtdh="http://schemas.microsoft.com/office/word/2020/wordml/sdtdatahash" xmlns:w16sdtfl="http://schemas.microsoft.com/office/word/2024/wordml/sdtformatlock" xmlns:w16se="http://schemas.microsoft.com/office/word/2015/wordml/symex" xmlns:w16du="http://schemas.microsoft.com/office/word/2023/wordml/word16du" xmlns:wne="http://schemas.microsoft.com/office/word/2006/wordml" mc:Ignorable="w14 w15 w16se w16cid w16 w16cex w16sdtdh w16sdtfl w16du wp14">
-  <w:comment w:id="0" w:author="Andrew Kline" w:date="2026-10-22T09:50:00Z" w:initials="AK">
-    <w:p>
-      <w:r>
-        <w:rPr>
-          <w:rStyle w:val="CommentReference"/>
-        </w:rPr>
-        <w:annotationRef/>
-      </w:r>
-      <w:r>
-        <w:rPr>
-          <w:sz w:val="20"/>
-          <w:szCs w:val="20"/>
-        </w:rPr>
-        <w:t>replace</w:t>
-      </w:r>
-    </w:p>
-  </w:comment>
-</w:comments>
-</file>
-
-<file path=word/commentsExtended.xml><?xml version="1.0" encoding="utf-8"?>
-<w15:commentsEx xmlns:wpc="http://schemas.microsoft.com/office/word/2010/wordprocessingCanvas" xmlns:cx="http://schemas.microsoft.com/office/drawing/2014/chartex" xmlns:cx1="http://schemas.microsoft.com/office/drawing/2015/9/8/chartex" xmlns:cx2="http://schemas.microsoft.com/office/drawing/2015/10/21/chartex" xmlns:cx3="http://schemas.microsoft.com/office/drawing/2016/5/9/chartex" xmlns:cx4="http://schemas.microsoft.com/office/drawing/2016/5/10/chartex" xmlns:cx5="http://schemas.microsoft.com/office/drawing/2016/5/11/chartex" xmlns:cx6="http://schemas.microsoft.com/office/drawing/2016/5/12/chartex" xmlns:cx7="http://schemas.microsoft.com/office/drawing/2016/5/13/chartex" xmlns:cx8="http://schemas.microsoft.com/office/drawing/2016/5/14/chartex" xmlns:mc="http://schemas.openxmlformats.org/markup-compatibility/2006" xmlns:m="http://schemas.openxmlformats.org/officeDocument/2006/math" xmlns:aink="http://schemas.microsoft.com/office/drawing/2016/ink" xmlns:am3d="http://schemas.microsoft.com/office/drawing/2017/model3d" xmlns:oel="http://schemas.microsoft.com/office/2019/extlst" xmlns:r="http://schemas.openxmlformats.org/officeDocument/2006/relationships" xmlns:wp14="http://schemas.microsoft.com/office/word/2010/wordprocessingDrawing" xmlns:wp="http://schemas.openxmlformats.org/drawingml/2006/wordprocessingDrawing" xmlns:wpg="http://schemas.microsoft.com/office/word/2010/wordprocessingGroup" xmlns:wpi="http://schemas.microsoft.com/office/word/2010/wordprocessingInk" xmlns:wps="http://schemas.microsoft.com/office/word/2010/wordprocessingShape" xmlns:o="urn:schemas-microsoft-com:office:office" xmlns:v="urn:schemas-microsoft-com:vml" xmlns:w10="urn:schemas-microsoft-com:office:word" xmlns:w="http://schemas.openxmlformats.org/wordprocessingml/2006/main" xmlns:w14="http://schemas.microsoft.com/office/word/2010/wordml" xmlns:w15="http://schemas.microsoft.com/office/word/2012/wordml" xmlns:w16cex="http://schemas.microsoft.com/office/word/2018/wordml/cex" xmlns:w16cid="http://schemas.microsoft.com/office/word/2016/wordml/cid" xmlns:w16="http://schemas.microsoft.com/office/word/2018/wordml" xmlns:w16sdtdh="http://schemas.microsoft.com/office/word/2020/wordml/sdtdatahash" xmlns:w16sdtfl="http://schemas.microsoft.com/office/word/2024/wordml/sdtformatlock" xmlns:w16se="http://schemas.microsoft.com/office/word/2015/wordml/symex" xmlns:w16du="http://schemas.microsoft.com/office/word/2023/wordml/word16du" xmlns:wne="http://schemas.microsoft.com/office/word/2006/wordml" mc:Ignorable="w14 w15 w16se w16cid w16 w16cex w16sdtdh w16sdtfl w16du wp14">
-  <w15:commentEx w15:paraId="53D8E783" w15:done="0"/>
-</w15:commentsEx>
-</file>
-
-<file path=word/commentsExtensible.xml><?xml version="1.0" encoding="utf-8"?>
-<w16cex:commentsExtensible xmlns:wpc="http://schemas.microsoft.com/office/word/2010/wordprocessingCanvas" xmlns:cx="http://schemas.microsoft.com/office/drawing/2014/chartex" xmlns:cx1="http://schemas.microsoft.com/office/drawing/2015/9/8/chartex" xmlns:cx2="http://schemas.microsoft.com/office/drawing/2015/10/21/chartex" xmlns:cx3="http://schemas.microsoft.com/office/drawing/2016/5/9/chartex" xmlns:cx4="http://schemas.microsoft.com/office/drawing/2016/5/10/chartex" xmlns:cx5="http://schemas.microsoft.com/office/drawing/2016/5/11/chartex" xmlns:cx6="http://schemas.microsoft.com/office/drawing/2016/5/12/chartex" xmlns:cx7="http://schemas.microsoft.com/office/drawing/2016/5/13/chartex" xmlns:cx8="http://schemas.microsoft.com/office/drawing/2016/5/14/chartex" xmlns:cr="http://schemas.microsoft.com/office/comments/2020/reactions" xmlns:mc="http://schemas.openxmlformats.org/markup-compatibility/2006" xmlns:m="http://schemas.openxmlformats.org/officeDocument/2006/math" xmlns:aink="http://schemas.microsoft.com/office/drawing/2016/ink" xmlns:am3d="http://schemas.microsoft.com/office/drawing/2017/model3d" xmlns:oel="http://schemas.microsoft.com/office/2019/extlst" xmlns:r="http://schemas.openxmlformats.org/officeDocument/2006/relationships" xmlns:wp14="http://schemas.microsoft.com/office/word/2010/wordprocessingDrawing" xmlns:wp="http://schemas.openxmlformats.org/drawingml/2006/wordprocessingDrawing" xmlns:wpg="http://schemas.microsoft.com/office/word/2010/wordprocessingGroup" xmlns:wpi="http://schemas.microsoft.com/office/word/2010/wordprocessingInk" xmlns:wps="http://schemas.microsoft.com/office/word/2010/wordprocessingShape" xmlns:o="urn:schemas-microsoft-com:office:office" xmlns:v="urn:schemas-microsoft-com:vml" xmlns:w10="urn:schemas-microsoft-com:office:word" xmlns:w="http://schemas.openxmlformats.org/wordprocessingml/2006/main" xmlns:w14="http://schemas.microsoft.com/office/word/2010/wordml" xmlns:w15="http://schemas.microsoft.com/office/word/2012/wordml" xmlns:w16cex="http://schemas.microsoft.com/office/word/2018/wordml/cex" xmlns:w16cid="http://schemas.microsoft.com/office/word/2016/wordml/cid" xmlns:w16="http://schemas.microsoft.com/office/word/2018/wordml" xmlns:w16sdtdh="http://schemas.microsoft.com/office/word/2020/wordml/sdtdatahash" xmlns:w16sdtfl="http://schemas.microsoft.com/office/word/2024/wordml/sdtformatlock" xmlns:w16se="http://schemas.microsoft.com/office/word/2015/wordml/symex" xmlns:w16du="http://schemas.microsoft.com/office/word/2023/wordml/word16du" xmlns:wne="http://schemas.microsoft.com/office/word/2006/wordml" mc:Ignorable="w14 w15 w16se w16cid w16 w16cex w16sdtdh w16sdtfl cr w16du wp14">
-  <w16cex:commentExtensible w16cex:durableId="524AB0B8" w16cex:dateUtc="2026-10-22T19:50:00Z"/>
-</w16cex:commentsExtensible>
-</file>
-
-<file path=word/commentsIds.xml><?xml version="1.0" encoding="utf-8"?>
-<w16cid:commentsIds xmlns:wpc="http://schemas.microsoft.com/office/word/2010/wordprocessingCanvas" xmlns:cx="http://schemas.microsoft.com/office/drawing/2014/chartex" xmlns:cx1="http://schemas.microsoft.com/office/drawing/2015/9/8/chartex" xmlns:cx2="http://schemas.microsoft.com/office/drawing/2015/10/21/chartex" xmlns:cx3="http://schemas.microsoft.com/office/drawing/2016/5/9/chartex" xmlns:cx4="http://schemas.microsoft.com/office/drawing/2016/5/10/chartex" xmlns:cx5="http://schemas.microsoft.com/office/drawing/2016/5/11/chartex" xmlns:cx6="http://schemas.microsoft.com/office/drawing/2016/5/12/chartex" xmlns:cx7="http://schemas.microsoft.com/office/drawing/2016/5/13/chartex" xmlns:cx8="http://schemas.microsoft.com/office/drawing/2016/5/14/chartex" xmlns:mc="http://schemas.openxmlformats.org/markup-compatibility/2006" xmlns:m="http://schemas.openxmlformats.org/officeDocument/2006/math" xmlns:aink="http://schemas.microsoft.com/office/drawing/2016/ink" xmlns:am3d="http://schemas.microsoft.com/office/drawing/2017/model3d" xmlns:oel="http://schemas.microsoft.com/office/2019/extlst" xmlns:r="http://schemas.openxmlformats.org/officeDocument/2006/relationships" xmlns:wp14="http://schemas.microsoft.com/office/word/2010/wordprocessingDrawing" xmlns:wp="http://schemas.openxmlformats.org/drawingml/2006/wordprocessingDrawing" xmlns:wpg="http://schemas.microsoft.com/office/word/2010/wordprocessingGroup" xmlns:wpi="http://schemas.microsoft.com/office/word/2010/wordprocessingInk" xmlns:wps="http://schemas.microsoft.com/office/word/2010/wordprocessingShape" xmlns:o="urn:schemas-microsoft-com:office:office" xmlns:v="urn:schemas-microsoft-com:vml" xmlns:w10="urn:schemas-microsoft-com:office:word" xmlns:w="http://schemas.openxmlformats.org/wordprocessingml/2006/main" xmlns:w14="http://schemas.microsoft.com/office/word/2010/wordml" xmlns:w15="http://schemas.microsoft.com/office/word/2012/wordml" xmlns:w16cex="http://schemas.microsoft.com/office/word/2018/wordml/cex" xmlns:w16cid="http://schemas.microsoft.com/office/word/2016/wordml/cid" xmlns:w16="http://schemas.microsoft.com/office/word/2018/wordml" xmlns:w16sdtdh="http://schemas.microsoft.com/office/word/2020/wordml/sdtdatahash" xmlns:w16sdtfl="http://schemas.microsoft.com/office/word/2024/wordml/sdtformatlock" xmlns:w16se="http://schemas.microsoft.com/office/word/2015/wordml/symex" xmlns:w16du="http://schemas.microsoft.com/office/word/2023/wordml/word16du" xmlns:wne="http://schemas.microsoft.com/office/word/2006/wordml" mc:Ignorable="w14 w15 w16se w16cid w16 w16cex w16sdtdh w16sdtfl w16du wp14">
-  <w16cid:commentId w16cid:paraId="53D8E783" w16cid:durableId="524AB0B8"/>
-</w16cid:commentsIds>
 </file>
 
 <file path=word/numbering.xml><?xml version="1.0" encoding="utf-8"?>
@@ -2533,14 +4817,6 @@
     </w:lvlOverride>
   </w:num>
 </w:numbering>
-</file>
-
-<file path=word/people.xml><?xml version="1.0" encoding="utf-8"?>
-<w15:people xmlns:wpc="http://schemas.microsoft.com/office/word/2010/wordprocessingCanvas" xmlns:cx="http://schemas.microsoft.com/office/drawing/2014/chartex" xmlns:cx1="http://schemas.microsoft.com/office/drawing/2015/9/8/chartex" xmlns:cx2="http://schemas.microsoft.com/office/drawing/2015/10/21/chartex" xmlns:cx3="http://schemas.microsoft.com/office/drawing/2016/5/9/chartex" xmlns:cx4="http://schemas.microsoft.com/office/drawing/2016/5/10/chartex" xmlns:cx5="http://schemas.microsoft.com/office/drawing/2016/5/11/chartex" xmlns:cx6="http://schemas.microsoft.com/office/drawing/2016/5/12/chartex" xmlns:cx7="http://schemas.microsoft.com/office/drawing/2016/5/13/chartex" xmlns:cx8="http://schemas.microsoft.com/office/drawing/2016/5/14/chartex" xmlns:mc="http://schemas.openxmlformats.org/markup-compatibility/2006" xmlns:m="http://schemas.openxmlformats.org/officeDocument/2006/math" xmlns:aink="http://schemas.microsoft.com/office/drawing/2016/ink" xmlns:am3d="http://schemas.microsoft.com/office/drawing/2017/model3d" xmlns:oel="http://schemas.microsoft.com/office/2019/extlst" xmlns:r="http://schemas.openxmlformats.org/officeDocument/2006/relationships" xmlns:wp14="http://schemas.microsoft.com/office/word/2010/wordprocessingDrawing" xmlns:wp="http://schemas.openxmlformats.org/drawingml/2006/wordprocessingDrawing" xmlns:wpg="http://schemas.microsoft.com/office/word/2010/wordprocessingGroup" xmlns:wpi="http://schemas.microsoft.com/office/word/2010/wordprocessingInk" xmlns:wps="http://schemas.microsoft.com/office/word/2010/wordprocessingShape" xmlns:o="urn:schemas-microsoft-com:office:office" xmlns:v="urn:schemas-microsoft-com:vml" xmlns:w10="urn:schemas-microsoft-com:office:word" xmlns:w="http://schemas.openxmlformats.org/wordprocessingml/2006/main" xmlns:w14="http://schemas.microsoft.com/office/word/2010/wordml" xmlns:w15="http://schemas.microsoft.com/office/word/2012/wordml" xmlns:w16cex="http://schemas.microsoft.com/office/word/2018/wordml/cex" xmlns:w16cid="http://schemas.microsoft.com/office/word/2016/wordml/cid" xmlns:w16="http://schemas.microsoft.com/office/word/2018/wordml" xmlns:w16sdtdh="http://schemas.microsoft.com/office/word/2020/wordml/sdtdatahash" xmlns:w16sdtfl="http://schemas.microsoft.com/office/word/2024/wordml/sdtformatlock" xmlns:w16se="http://schemas.microsoft.com/office/word/2015/wordml/symex" xmlns:w16du="http://schemas.microsoft.com/office/word/2023/wordml/word16du" xmlns:wne="http://schemas.microsoft.com/office/word/2006/wordml" mc:Ignorable="w14 w15 w16se w16cid w16 w16cex w16sdtdh w16sdtfl w16du wp14">
-  <w15:person w15:author="Andrew Kline">
-    <w15:presenceInfo w15:providerId="Windows Live" w15:userId="fe80bcab0e82d3e1"/>
-  </w15:person>
-</w15:people>
 </file>
 
 <file path=word/styles.xml><?xml version="1.0" encoding="utf-8"?>
@@ -2937,6 +5213,7 @@
   <w:style w:type="paragraph" w:default="1" w:styleId="Normal">
     <w:name w:val="Normal"/>
     <w:qFormat/>
+    <w:rsid w:val="00BD311F"/>
   </w:style>
   <w:style w:type="paragraph" w:styleId="Heading1">
     <w:name w:val="heading 1"/>
